--- a/report.docx
+++ b/report.docx
@@ -1721,11 +1721,20 @@
             </w:pPr>
             <w:r>
               <w:rPr>
-                <w:rFonts w:ascii="Arial" w:hAnsi="Arial" w:eastAsia="Arial" w:cs="Arial"/>
-                <w:sz w:val="22"/>
-                <w:szCs w:val="22"/>
-              </w:rPr>
-              <w:t>5e-05  (low)</w:t>
+                <w:rFonts w:hint="default" w:cs="Arial"/>
+                <w:sz w:val="22"/>
+                <w:szCs w:val="22"/>
+                <w:lang w:val="en-IN"/>
+              </w:rPr>
+              <w:t>1</w:t>
+            </w:r>
+            <w:r>
+              <w:rPr>
+                <w:rFonts w:ascii="Arial" w:hAnsi="Arial" w:eastAsia="Arial" w:cs="Arial"/>
+                <w:sz w:val="22"/>
+                <w:szCs w:val="22"/>
+              </w:rPr>
+              <w:t>e-05  (low)</w:t>
             </w:r>
           </w:p>
         </w:tc>
@@ -1756,7 +1765,24 @@
                 <w:sz w:val="22"/>
                 <w:szCs w:val="22"/>
               </w:rPr>
-              <w:t>82.66%</w:t>
+              <w:t>82.</w:t>
+            </w:r>
+            <w:r>
+              <w:rPr>
+                <w:rFonts w:hint="default" w:cs="Arial"/>
+                <w:sz w:val="22"/>
+                <w:szCs w:val="22"/>
+                <w:lang w:val="en-IN"/>
+              </w:rPr>
+              <w:t>89</w:t>
+            </w:r>
+            <w:r>
+              <w:rPr>
+                <w:rFonts w:ascii="Arial" w:hAnsi="Arial" w:eastAsia="Arial" w:cs="Arial"/>
+                <w:sz w:val="22"/>
+                <w:szCs w:val="22"/>
+              </w:rPr>
+              <w:t>%</w:t>
             </w:r>
           </w:p>
         </w:tc>
@@ -1783,11 +1809,20 @@
             </w:pPr>
             <w:r>
               <w:rPr>
-                <w:rFonts w:ascii="Arial" w:hAnsi="Arial" w:eastAsia="Arial" w:cs="Arial"/>
-                <w:sz w:val="22"/>
-                <w:szCs w:val="22"/>
-              </w:rPr>
-              <w:t>35.16%</w:t>
+                <w:rFonts w:hint="default" w:cs="Arial"/>
+                <w:sz w:val="22"/>
+                <w:szCs w:val="22"/>
+                <w:lang w:val="en-IN"/>
+              </w:rPr>
+              <w:t>6.15</w:t>
+            </w:r>
+            <w:r>
+              <w:rPr>
+                <w:rFonts w:ascii="Arial" w:hAnsi="Arial" w:eastAsia="Arial" w:cs="Arial"/>
+                <w:sz w:val="22"/>
+                <w:szCs w:val="22"/>
+              </w:rPr>
+              <w:t>%</w:t>
             </w:r>
           </w:p>
         </w:tc>
@@ -1811,14 +1846,17 @@
           <w:p>
             <w:pPr>
               <w:jc w:val="center"/>
-            </w:pPr>
-            <w:r>
-              <w:rPr>
-                <w:rFonts w:ascii="Arial" w:hAnsi="Arial" w:eastAsia="Arial" w:cs="Arial"/>
-                <w:sz w:val="22"/>
-                <w:szCs w:val="22"/>
-              </w:rPr>
-              <w:t>415,619 / 1,182,208</w:t>
+              <w:rPr>
+                <w:rFonts w:hint="default"/>
+                <w:lang w:val="en-IN"/>
+              </w:rPr>
+            </w:pPr>
+            <w:r>
+              <w:rPr>
+                <w:rFonts w:hint="default"/>
+                <w:lang w:val="en-IN"/>
+              </w:rPr>
+              <w:t>72,760/1,182,208</w:t>
             </w:r>
           </w:p>
         </w:tc>
@@ -1863,11 +1901,20 @@
             </w:pPr>
             <w:r>
               <w:rPr>
-                <w:rFonts w:ascii="Arial" w:hAnsi="Arial" w:eastAsia="Arial" w:cs="Arial"/>
-                <w:sz w:val="22"/>
-                <w:szCs w:val="22"/>
-              </w:rPr>
-              <w:t>0.0002  (medium)</w:t>
+                <w:rFonts w:hint="default" w:cs="Arial"/>
+                <w:sz w:val="22"/>
+                <w:szCs w:val="22"/>
+                <w:lang w:val="en-IN"/>
+              </w:rPr>
+              <w:t>5e-05</w:t>
+            </w:r>
+            <w:r>
+              <w:rPr>
+                <w:rFonts w:ascii="Arial" w:hAnsi="Arial" w:eastAsia="Arial" w:cs="Arial"/>
+                <w:sz w:val="22"/>
+                <w:szCs w:val="22"/>
+              </w:rPr>
+              <w:t xml:space="preserve">  (medium)</w:t>
             </w:r>
           </w:p>
         </w:tc>
@@ -1898,7 +1945,41 @@
                 <w:sz w:val="22"/>
                 <w:szCs w:val="22"/>
               </w:rPr>
-              <w:t>83.46%</w:t>
+              <w:t>8</w:t>
+            </w:r>
+            <w:r>
+              <w:rPr>
+                <w:rFonts w:hint="default" w:cs="Arial"/>
+                <w:sz w:val="22"/>
+                <w:szCs w:val="22"/>
+                <w:lang w:val="en-IN"/>
+              </w:rPr>
+              <w:t>2</w:t>
+            </w:r>
+            <w:r>
+              <w:rPr>
+                <w:rFonts w:ascii="Arial" w:hAnsi="Arial" w:eastAsia="Arial" w:cs="Arial"/>
+                <w:sz w:val="22"/>
+                <w:szCs w:val="22"/>
+              </w:rPr>
+              <w:t>.</w:t>
+            </w:r>
+            <w:r>
+              <w:rPr>
+                <w:rFonts w:hint="default" w:cs="Arial"/>
+                <w:sz w:val="22"/>
+                <w:szCs w:val="22"/>
+                <w:lang w:val="en-IN"/>
+              </w:rPr>
+              <w:t>87</w:t>
+            </w:r>
+            <w:r>
+              <w:rPr>
+                <w:rFonts w:ascii="Arial" w:hAnsi="Arial" w:eastAsia="Arial" w:cs="Arial"/>
+                <w:sz w:val="22"/>
+                <w:szCs w:val="22"/>
+              </w:rPr>
+              <w:t>%</w:t>
             </w:r>
           </w:p>
         </w:tc>
@@ -1925,11 +2006,20 @@
             </w:pPr>
             <w:r>
               <w:rPr>
-                <w:rFonts w:ascii="Arial" w:hAnsi="Arial" w:eastAsia="Arial" w:cs="Arial"/>
-                <w:sz w:val="22"/>
-                <w:szCs w:val="22"/>
-              </w:rPr>
-              <w:t>72.16%</w:t>
+                <w:rFonts w:hint="default" w:cs="Arial"/>
+                <w:sz w:val="22"/>
+                <w:szCs w:val="22"/>
+                <w:lang w:val="en-IN"/>
+              </w:rPr>
+              <w:t>37.23</w:t>
+            </w:r>
+            <w:r>
+              <w:rPr>
+                <w:rFonts w:ascii="Arial" w:hAnsi="Arial" w:eastAsia="Arial" w:cs="Arial"/>
+                <w:sz w:val="22"/>
+                <w:szCs w:val="22"/>
+              </w:rPr>
+              <w:t>%</w:t>
             </w:r>
           </w:p>
         </w:tc>
@@ -1956,11 +2046,20 @@
             </w:pPr>
             <w:r>
               <w:rPr>
-                <w:rFonts w:ascii="Arial" w:hAnsi="Arial" w:eastAsia="Arial" w:cs="Arial"/>
-                <w:sz w:val="22"/>
-                <w:szCs w:val="22"/>
-              </w:rPr>
-              <w:t>853,083 / 1,182,208</w:t>
+                <w:rFonts w:hint="default" w:cs="Arial"/>
+                <w:sz w:val="22"/>
+                <w:szCs w:val="22"/>
+                <w:lang w:val="en-IN"/>
+              </w:rPr>
+              <w:t>440,157</w:t>
+            </w:r>
+            <w:r>
+              <w:rPr>
+                <w:rFonts w:ascii="Arial" w:hAnsi="Arial" w:eastAsia="Arial" w:cs="Arial"/>
+                <w:sz w:val="22"/>
+                <w:szCs w:val="22"/>
+              </w:rPr>
+              <w:t xml:space="preserve"> / 1,182,208</w:t>
             </w:r>
           </w:p>
         </w:tc>
@@ -2009,7 +2108,24 @@
                 <w:sz w:val="22"/>
                 <w:szCs w:val="22"/>
               </w:rPr>
-              <w:t>0.0006  (high)</w:t>
+              <w:t>0.000</w:t>
+            </w:r>
+            <w:r>
+              <w:rPr>
+                <w:rFonts w:hint="default" w:cs="Arial"/>
+                <w:sz w:val="22"/>
+                <w:szCs w:val="22"/>
+                <w:lang w:val="en-IN"/>
+              </w:rPr>
+              <w:t>1</w:t>
+            </w:r>
+            <w:r>
+              <w:rPr>
+                <w:rFonts w:ascii="Arial" w:hAnsi="Arial" w:eastAsia="Arial" w:cs="Arial"/>
+                <w:sz w:val="22"/>
+                <w:szCs w:val="22"/>
+              </w:rPr>
+              <w:t xml:space="preserve">  (high)</w:t>
             </w:r>
           </w:p>
         </w:tc>
@@ -2040,7 +2156,41 @@
                 <w:sz w:val="22"/>
                 <w:szCs w:val="22"/>
               </w:rPr>
-              <w:t>83.27%</w:t>
+              <w:t>8</w:t>
+            </w:r>
+            <w:r>
+              <w:rPr>
+                <w:rFonts w:hint="default" w:cs="Arial"/>
+                <w:sz w:val="22"/>
+                <w:szCs w:val="22"/>
+                <w:lang w:val="en-IN"/>
+              </w:rPr>
+              <w:t>2</w:t>
+            </w:r>
+            <w:r>
+              <w:rPr>
+                <w:rFonts w:ascii="Arial" w:hAnsi="Arial" w:eastAsia="Arial" w:cs="Arial"/>
+                <w:sz w:val="22"/>
+                <w:szCs w:val="22"/>
+              </w:rPr>
+              <w:t>.</w:t>
+            </w:r>
+            <w:r>
+              <w:rPr>
+                <w:rFonts w:hint="default" w:cs="Arial"/>
+                <w:sz w:val="22"/>
+                <w:szCs w:val="22"/>
+                <w:lang w:val="en-IN"/>
+              </w:rPr>
+              <w:t>80</w:t>
+            </w:r>
+            <w:r>
+              <w:rPr>
+                <w:rFonts w:ascii="Arial" w:hAnsi="Arial" w:eastAsia="Arial" w:cs="Arial"/>
+                <w:sz w:val="22"/>
+                <w:szCs w:val="22"/>
+              </w:rPr>
+              <w:t>%</w:t>
             </w:r>
           </w:p>
         </w:tc>
@@ -2067,11 +2217,20 @@
             </w:pPr>
             <w:r>
               <w:rPr>
-                <w:rFonts w:ascii="Arial" w:hAnsi="Arial" w:eastAsia="Arial" w:cs="Arial"/>
-                <w:sz w:val="22"/>
-                <w:szCs w:val="22"/>
-              </w:rPr>
-              <w:t>92.22%</w:t>
+                <w:rFonts w:hint="default" w:cs="Arial"/>
+                <w:sz w:val="22"/>
+                <w:szCs w:val="22"/>
+                <w:lang w:val="en-IN"/>
+              </w:rPr>
+              <w:t>53.07</w:t>
+            </w:r>
+            <w:r>
+              <w:rPr>
+                <w:rFonts w:ascii="Arial" w:hAnsi="Arial" w:eastAsia="Arial" w:cs="Arial"/>
+                <w:sz w:val="22"/>
+                <w:szCs w:val="22"/>
+              </w:rPr>
+              <w:t>%</w:t>
             </w:r>
           </w:p>
         </w:tc>
@@ -2098,11 +2257,20 @@
             </w:pPr>
             <w:r>
               <w:rPr>
-                <w:rFonts w:ascii="Arial" w:hAnsi="Arial" w:eastAsia="Arial" w:cs="Arial"/>
-                <w:sz w:val="22"/>
-                <w:szCs w:val="22"/>
-              </w:rPr>
-              <w:t>1,090,211 / 1,182,208</w:t>
+                <w:rFonts w:hint="default" w:cs="Arial"/>
+                <w:sz w:val="22"/>
+                <w:szCs w:val="22"/>
+                <w:lang w:val="en-IN"/>
+              </w:rPr>
+              <w:t>627,402</w:t>
+            </w:r>
+            <w:r>
+              <w:rPr>
+                <w:rFonts w:ascii="Arial" w:hAnsi="Arial" w:eastAsia="Arial" w:cs="Arial"/>
+                <w:sz w:val="22"/>
+                <w:szCs w:val="22"/>
+              </w:rPr>
+              <w:t xml:space="preserve"> / 1,182,208</w:t>
             </w:r>
           </w:p>
         </w:tc>
@@ -2147,7 +2315,2017 @@
           <w:sz w:val="22"/>
           <w:szCs w:val="22"/>
         </w:rPr>
-        <w:t>Lambda = 5e-05 (Low sparsity pressure)</w:t>
+        <w:t xml:space="preserve">Lambda = </w:t>
+      </w:r>
+      <w:r>
+        <w:rPr>
+          <w:rFonts w:hint="default" w:cs="Arial"/>
+          <w:b/>
+          <w:bCs/>
+          <w:sz w:val="22"/>
+          <w:szCs w:val="22"/>
+          <w:lang w:val="en-IN"/>
+        </w:rPr>
+        <w:t>1</w:t>
+      </w:r>
+      <w:r>
+        <w:rPr>
+          <w:rFonts w:ascii="Arial" w:hAnsi="Arial" w:eastAsia="Arial" w:cs="Arial"/>
+          <w:b/>
+          <w:bCs/>
+          <w:sz w:val="22"/>
+          <w:szCs w:val="22"/>
+        </w:rPr>
+        <w:t>e-05 (Low sparsity pressure)</w:t>
+      </w:r>
+    </w:p>
+    <w:tbl>
+      <w:tblPr>
+        <w:tblStyle w:val="9"/>
+        <w:tblW w:w="7360" w:type="dxa"/>
+        <w:tblInd w:w="0" w:type="dxa"/>
+        <w:tblBorders>
+          <w:top w:val="single" w:color="auto" w:sz="4" w:space="0"/>
+          <w:left w:val="single" w:color="auto" w:sz="4" w:space="0"/>
+          <w:bottom w:val="single" w:color="auto" w:sz="4" w:space="0"/>
+          <w:right w:val="single" w:color="auto" w:sz="4" w:space="0"/>
+          <w:insideH w:val="single" w:color="auto" w:sz="4" w:space="0"/>
+          <w:insideV w:val="single" w:color="auto" w:sz="4" w:space="0"/>
+        </w:tblBorders>
+        <w:tblLayout w:type="autofit"/>
+        <w:tblCellMar>
+          <w:top w:w="0" w:type="dxa"/>
+          <w:left w:w="10" w:type="dxa"/>
+          <w:bottom w:w="0" w:type="dxa"/>
+          <w:right w:w="10" w:type="dxa"/>
+        </w:tblCellMar>
+      </w:tblPr>
+      <w:tblGrid>
+        <w:gridCol w:w="1300"/>
+        <w:gridCol w:w="1600"/>
+        <w:gridCol w:w="1600"/>
+        <w:gridCol w:w="1600"/>
+        <w:gridCol w:w="1260"/>
+      </w:tblGrid>
+      <w:tr>
+        <w:tblPrEx>
+          <w:tblBorders>
+            <w:top w:val="single" w:color="auto" w:sz="4" w:space="0"/>
+            <w:left w:val="single" w:color="auto" w:sz="4" w:space="0"/>
+            <w:bottom w:val="single" w:color="auto" w:sz="4" w:space="0"/>
+            <w:right w:val="single" w:color="auto" w:sz="4" w:space="0"/>
+            <w:insideH w:val="single" w:color="auto" w:sz="4" w:space="0"/>
+            <w:insideV w:val="single" w:color="auto" w:sz="4" w:space="0"/>
+          </w:tblBorders>
+        </w:tblPrEx>
+        <w:trPr>
+          <w:tblHeader/>
+        </w:trPr>
+        <w:tc>
+          <w:tcPr>
+            <w:tcW w:w="1300" w:type="dxa"/>
+            <w:tcBorders>
+              <w:top w:val="single" w:color="2E75B6" w:sz="0" w:space="0"/>
+              <w:left w:val="single" w:color="2E75B6" w:sz="0" w:space="0"/>
+              <w:bottom w:val="single" w:color="2E75B6" w:sz="0" w:space="0"/>
+              <w:right w:val="single" w:color="2E75B6" w:sz="0" w:space="0"/>
+            </w:tcBorders>
+            <w:shd w:val="clear" w:color="auto" w:fill="1F3864"/>
+            <w:tcMar>
+              <w:top w:w="100" w:type="dxa"/>
+              <w:left w:w="150" w:type="dxa"/>
+              <w:bottom w:w="100" w:type="dxa"/>
+              <w:right w:w="150" w:type="dxa"/>
+            </w:tcMar>
+          </w:tcPr>
+          <w:p>
+            <w:pPr>
+              <w:jc w:val="center"/>
+            </w:pPr>
+            <w:r>
+              <w:rPr>
+                <w:rFonts w:ascii="Arial" w:hAnsi="Arial" w:eastAsia="Arial" w:cs="Arial"/>
+                <w:b/>
+                <w:bCs/>
+                <w:color w:val="FFFFFF"/>
+                <w:sz w:val="22"/>
+                <w:szCs w:val="22"/>
+              </w:rPr>
+              <w:t>Epoch</w:t>
+            </w:r>
+          </w:p>
+        </w:tc>
+        <w:tc>
+          <w:tcPr>
+            <w:tcW w:w="1600" w:type="dxa"/>
+            <w:tcBorders>
+              <w:top w:val="single" w:color="2E75B6" w:sz="0" w:space="0"/>
+              <w:left w:val="single" w:color="2E75B6" w:sz="0" w:space="0"/>
+              <w:bottom w:val="single" w:color="2E75B6" w:sz="0" w:space="0"/>
+              <w:right w:val="single" w:color="2E75B6" w:sz="0" w:space="0"/>
+            </w:tcBorders>
+            <w:shd w:val="clear" w:color="auto" w:fill="1F3864"/>
+            <w:tcMar>
+              <w:top w:w="100" w:type="dxa"/>
+              <w:left w:w="150" w:type="dxa"/>
+              <w:bottom w:w="100" w:type="dxa"/>
+              <w:right w:w="150" w:type="dxa"/>
+            </w:tcMar>
+          </w:tcPr>
+          <w:p>
+            <w:pPr>
+              <w:jc w:val="center"/>
+            </w:pPr>
+            <w:r>
+              <w:rPr>
+                <w:rFonts w:ascii="Arial" w:hAnsi="Arial" w:eastAsia="Arial" w:cs="Arial"/>
+                <w:b/>
+                <w:bCs/>
+                <w:color w:val="FFFFFF"/>
+                <w:sz w:val="22"/>
+                <w:szCs w:val="22"/>
+              </w:rPr>
+              <w:t>Loss</w:t>
+            </w:r>
+          </w:p>
+        </w:tc>
+        <w:tc>
+          <w:tcPr>
+            <w:tcW w:w="1600" w:type="dxa"/>
+            <w:tcBorders>
+              <w:top w:val="single" w:color="2E75B6" w:sz="0" w:space="0"/>
+              <w:left w:val="single" w:color="2E75B6" w:sz="0" w:space="0"/>
+              <w:bottom w:val="single" w:color="2E75B6" w:sz="0" w:space="0"/>
+              <w:right w:val="single" w:color="2E75B6" w:sz="0" w:space="0"/>
+            </w:tcBorders>
+            <w:shd w:val="clear" w:color="auto" w:fill="1F3864"/>
+            <w:tcMar>
+              <w:top w:w="100" w:type="dxa"/>
+              <w:left w:w="150" w:type="dxa"/>
+              <w:bottom w:w="100" w:type="dxa"/>
+              <w:right w:w="150" w:type="dxa"/>
+            </w:tcMar>
+          </w:tcPr>
+          <w:p>
+            <w:pPr>
+              <w:jc w:val="center"/>
+            </w:pPr>
+            <w:r>
+              <w:rPr>
+                <w:rFonts w:ascii="Arial" w:hAnsi="Arial" w:eastAsia="Arial" w:cs="Arial"/>
+                <w:b/>
+                <w:bCs/>
+                <w:color w:val="FFFFFF"/>
+                <w:sz w:val="22"/>
+                <w:szCs w:val="22"/>
+              </w:rPr>
+              <w:t>Train Acc</w:t>
+            </w:r>
+          </w:p>
+        </w:tc>
+        <w:tc>
+          <w:tcPr>
+            <w:tcW w:w="1600" w:type="dxa"/>
+            <w:tcBorders>
+              <w:top w:val="single" w:color="2E75B6" w:sz="0" w:space="0"/>
+              <w:left w:val="single" w:color="2E75B6" w:sz="0" w:space="0"/>
+              <w:bottom w:val="single" w:color="2E75B6" w:sz="0" w:space="0"/>
+              <w:right w:val="single" w:color="2E75B6" w:sz="0" w:space="0"/>
+            </w:tcBorders>
+            <w:shd w:val="clear" w:color="auto" w:fill="1F3864"/>
+            <w:tcMar>
+              <w:top w:w="100" w:type="dxa"/>
+              <w:left w:w="150" w:type="dxa"/>
+              <w:bottom w:w="100" w:type="dxa"/>
+              <w:right w:w="150" w:type="dxa"/>
+            </w:tcMar>
+          </w:tcPr>
+          <w:p>
+            <w:pPr>
+              <w:jc w:val="center"/>
+            </w:pPr>
+            <w:r>
+              <w:rPr>
+                <w:rFonts w:ascii="Arial" w:hAnsi="Arial" w:eastAsia="Arial" w:cs="Arial"/>
+                <w:b/>
+                <w:bCs/>
+                <w:color w:val="FFFFFF"/>
+                <w:sz w:val="22"/>
+                <w:szCs w:val="22"/>
+              </w:rPr>
+              <w:t>Test Acc</w:t>
+            </w:r>
+          </w:p>
+        </w:tc>
+        <w:tc>
+          <w:tcPr>
+            <w:tcW w:w="1260" w:type="dxa"/>
+            <w:tcBorders>
+              <w:top w:val="single" w:color="2E75B6" w:sz="0" w:space="0"/>
+              <w:left w:val="single" w:color="2E75B6" w:sz="0" w:space="0"/>
+              <w:bottom w:val="single" w:color="2E75B6" w:sz="0" w:space="0"/>
+              <w:right w:val="single" w:color="2E75B6" w:sz="0" w:space="0"/>
+            </w:tcBorders>
+            <w:shd w:val="clear" w:color="auto" w:fill="1F3864"/>
+            <w:tcMar>
+              <w:top w:w="100" w:type="dxa"/>
+              <w:left w:w="150" w:type="dxa"/>
+              <w:bottom w:w="100" w:type="dxa"/>
+              <w:right w:w="150" w:type="dxa"/>
+            </w:tcMar>
+          </w:tcPr>
+          <w:p>
+            <w:pPr>
+              <w:jc w:val="center"/>
+            </w:pPr>
+            <w:r>
+              <w:rPr>
+                <w:rFonts w:ascii="Arial" w:hAnsi="Arial" w:eastAsia="Arial" w:cs="Arial"/>
+                <w:b/>
+                <w:bCs/>
+                <w:color w:val="FFFFFF"/>
+                <w:sz w:val="22"/>
+                <w:szCs w:val="22"/>
+              </w:rPr>
+              <w:t>Sparsity</w:t>
+            </w:r>
+          </w:p>
+        </w:tc>
+      </w:tr>
+      <w:tr>
+        <w:tblPrEx>
+          <w:tblBorders>
+            <w:top w:val="single" w:color="auto" w:sz="4" w:space="0"/>
+            <w:left w:val="single" w:color="auto" w:sz="4" w:space="0"/>
+            <w:bottom w:val="single" w:color="auto" w:sz="4" w:space="0"/>
+            <w:right w:val="single" w:color="auto" w:sz="4" w:space="0"/>
+            <w:insideH w:val="single" w:color="auto" w:sz="4" w:space="0"/>
+            <w:insideV w:val="single" w:color="auto" w:sz="4" w:space="0"/>
+          </w:tblBorders>
+          <w:tblCellMar>
+            <w:top w:w="0" w:type="dxa"/>
+            <w:left w:w="10" w:type="dxa"/>
+            <w:bottom w:w="0" w:type="dxa"/>
+            <w:right w:w="10" w:type="dxa"/>
+          </w:tblCellMar>
+        </w:tblPrEx>
+        <w:tc>
+          <w:tcPr>
+            <w:tcW w:w="1300" w:type="dxa"/>
+            <w:tcBorders>
+              <w:top w:val="single" w:color="CCCCCC" w:sz="0" w:space="0"/>
+              <w:left w:val="single" w:color="CCCCCC" w:sz="0" w:space="0"/>
+              <w:bottom w:val="single" w:color="CCCCCC" w:sz="0" w:space="0"/>
+              <w:right w:val="single" w:color="CCCCCC" w:sz="0" w:space="0"/>
+            </w:tcBorders>
+            <w:shd w:val="clear" w:color="auto" w:fill="EBF3FB"/>
+            <w:tcMar>
+              <w:top w:w="80" w:type="dxa"/>
+              <w:left w:w="150" w:type="dxa"/>
+              <w:bottom w:w="80" w:type="dxa"/>
+              <w:right w:w="150" w:type="dxa"/>
+            </w:tcMar>
+          </w:tcPr>
+          <w:p>
+            <w:pPr>
+              <w:jc w:val="center"/>
+            </w:pPr>
+            <w:r>
+              <w:rPr>
+                <w:rFonts w:ascii="Arial" w:hAnsi="Arial" w:eastAsia="Arial" w:cs="Arial"/>
+                <w:sz w:val="22"/>
+                <w:szCs w:val="22"/>
+              </w:rPr>
+              <w:t>1</w:t>
+            </w:r>
+          </w:p>
+        </w:tc>
+        <w:tc>
+          <w:tcPr>
+            <w:tcW w:w="1600" w:type="dxa"/>
+            <w:tcBorders>
+              <w:top w:val="single" w:color="CCCCCC" w:sz="0" w:space="0"/>
+              <w:left w:val="single" w:color="CCCCCC" w:sz="0" w:space="0"/>
+              <w:bottom w:val="single" w:color="CCCCCC" w:sz="0" w:space="0"/>
+              <w:right w:val="single" w:color="CCCCCC" w:sz="0" w:space="0"/>
+            </w:tcBorders>
+            <w:shd w:val="clear" w:color="auto" w:fill="EBF3FB"/>
+            <w:tcMar>
+              <w:top w:w="80" w:type="dxa"/>
+              <w:left w:w="150" w:type="dxa"/>
+              <w:bottom w:w="80" w:type="dxa"/>
+              <w:right w:w="150" w:type="dxa"/>
+            </w:tcMar>
+          </w:tcPr>
+          <w:p>
+            <w:pPr>
+              <w:jc w:val="center"/>
+              <w:rPr>
+                <w:rFonts w:hint="default"/>
+                <w:lang w:val="en-IN"/>
+              </w:rPr>
+            </w:pPr>
+            <w:r>
+              <w:rPr>
+                <w:rFonts w:hint="default"/>
+                <w:lang w:val="en-IN"/>
+              </w:rPr>
+              <w:t>6.2543</w:t>
+            </w:r>
+          </w:p>
+        </w:tc>
+        <w:tc>
+          <w:tcPr>
+            <w:tcW w:w="1600" w:type="dxa"/>
+            <w:tcBorders>
+              <w:top w:val="single" w:color="CCCCCC" w:sz="0" w:space="0"/>
+              <w:left w:val="single" w:color="CCCCCC" w:sz="0" w:space="0"/>
+              <w:bottom w:val="single" w:color="CCCCCC" w:sz="0" w:space="0"/>
+              <w:right w:val="single" w:color="CCCCCC" w:sz="0" w:space="0"/>
+            </w:tcBorders>
+            <w:shd w:val="clear" w:color="auto" w:fill="EBF3FB"/>
+            <w:tcMar>
+              <w:top w:w="80" w:type="dxa"/>
+              <w:left w:w="150" w:type="dxa"/>
+              <w:bottom w:w="80" w:type="dxa"/>
+              <w:right w:w="150" w:type="dxa"/>
+            </w:tcMar>
+          </w:tcPr>
+          <w:p>
+            <w:pPr>
+              <w:jc w:val="center"/>
+            </w:pPr>
+            <w:r>
+              <w:rPr>
+                <w:rFonts w:ascii="Arial" w:hAnsi="Arial" w:eastAsia="Arial" w:cs="Arial"/>
+                <w:sz w:val="22"/>
+                <w:szCs w:val="22"/>
+              </w:rPr>
+              <w:t>5</w:t>
+            </w:r>
+            <w:r>
+              <w:rPr>
+                <w:rFonts w:hint="default" w:cs="Arial"/>
+                <w:sz w:val="22"/>
+                <w:szCs w:val="22"/>
+                <w:lang w:val="en-IN"/>
+              </w:rPr>
+              <w:t>7</w:t>
+            </w:r>
+            <w:r>
+              <w:rPr>
+                <w:rFonts w:ascii="Arial" w:hAnsi="Arial" w:eastAsia="Arial" w:cs="Arial"/>
+                <w:sz w:val="22"/>
+                <w:szCs w:val="22"/>
+              </w:rPr>
+              <w:t>.3%</w:t>
+            </w:r>
+          </w:p>
+        </w:tc>
+        <w:tc>
+          <w:tcPr>
+            <w:tcW w:w="1600" w:type="dxa"/>
+            <w:tcBorders>
+              <w:top w:val="single" w:color="CCCCCC" w:sz="0" w:space="0"/>
+              <w:left w:val="single" w:color="CCCCCC" w:sz="0" w:space="0"/>
+              <w:bottom w:val="single" w:color="CCCCCC" w:sz="0" w:space="0"/>
+              <w:right w:val="single" w:color="CCCCCC" w:sz="0" w:space="0"/>
+            </w:tcBorders>
+            <w:shd w:val="clear" w:color="auto" w:fill="EBF3FB"/>
+            <w:tcMar>
+              <w:top w:w="80" w:type="dxa"/>
+              <w:left w:w="150" w:type="dxa"/>
+              <w:bottom w:w="80" w:type="dxa"/>
+              <w:right w:w="150" w:type="dxa"/>
+            </w:tcMar>
+          </w:tcPr>
+          <w:p>
+            <w:pPr>
+              <w:jc w:val="center"/>
+            </w:pPr>
+            <w:r>
+              <w:rPr>
+                <w:rFonts w:ascii="Arial" w:hAnsi="Arial" w:eastAsia="Arial" w:cs="Arial"/>
+                <w:sz w:val="22"/>
+                <w:szCs w:val="22"/>
+              </w:rPr>
+              <w:t>6</w:t>
+            </w:r>
+            <w:r>
+              <w:rPr>
+                <w:rFonts w:hint="default" w:cs="Arial"/>
+                <w:sz w:val="22"/>
+                <w:szCs w:val="22"/>
+                <w:lang w:val="en-IN"/>
+              </w:rPr>
+              <w:t>6</w:t>
+            </w:r>
+            <w:r>
+              <w:rPr>
+                <w:rFonts w:ascii="Arial" w:hAnsi="Arial" w:eastAsia="Arial" w:cs="Arial"/>
+                <w:sz w:val="22"/>
+                <w:szCs w:val="22"/>
+              </w:rPr>
+              <w:t>.6%</w:t>
+            </w:r>
+          </w:p>
+        </w:tc>
+        <w:tc>
+          <w:tcPr>
+            <w:tcW w:w="1260" w:type="dxa"/>
+            <w:tcBorders>
+              <w:top w:val="single" w:color="CCCCCC" w:sz="0" w:space="0"/>
+              <w:left w:val="single" w:color="CCCCCC" w:sz="0" w:space="0"/>
+              <w:bottom w:val="single" w:color="CCCCCC" w:sz="0" w:space="0"/>
+              <w:right w:val="single" w:color="CCCCCC" w:sz="0" w:space="0"/>
+            </w:tcBorders>
+            <w:shd w:val="clear" w:color="auto" w:fill="EBF3FB"/>
+            <w:tcMar>
+              <w:top w:w="80" w:type="dxa"/>
+              <w:left w:w="150" w:type="dxa"/>
+              <w:bottom w:w="80" w:type="dxa"/>
+              <w:right w:w="150" w:type="dxa"/>
+            </w:tcMar>
+          </w:tcPr>
+          <w:p>
+            <w:pPr>
+              <w:jc w:val="center"/>
+            </w:pPr>
+            <w:r>
+              <w:rPr>
+                <w:rFonts w:ascii="Arial" w:hAnsi="Arial" w:eastAsia="Arial" w:cs="Arial"/>
+                <w:sz w:val="22"/>
+                <w:szCs w:val="22"/>
+              </w:rPr>
+              <w:t>0.0%</w:t>
+            </w:r>
+          </w:p>
+        </w:tc>
+      </w:tr>
+      <w:tr>
+        <w:tblPrEx>
+          <w:tblBorders>
+            <w:top w:val="single" w:color="auto" w:sz="4" w:space="0"/>
+            <w:left w:val="single" w:color="auto" w:sz="4" w:space="0"/>
+            <w:bottom w:val="single" w:color="auto" w:sz="4" w:space="0"/>
+            <w:right w:val="single" w:color="auto" w:sz="4" w:space="0"/>
+            <w:insideH w:val="single" w:color="auto" w:sz="4" w:space="0"/>
+            <w:insideV w:val="single" w:color="auto" w:sz="4" w:space="0"/>
+          </w:tblBorders>
+          <w:tblCellMar>
+            <w:top w:w="0" w:type="dxa"/>
+            <w:left w:w="10" w:type="dxa"/>
+            <w:bottom w:w="0" w:type="dxa"/>
+            <w:right w:w="10" w:type="dxa"/>
+          </w:tblCellMar>
+        </w:tblPrEx>
+        <w:tc>
+          <w:tcPr>
+            <w:tcW w:w="1300" w:type="dxa"/>
+            <w:tcBorders>
+              <w:top w:val="single" w:color="CCCCCC" w:sz="0" w:space="0"/>
+              <w:left w:val="single" w:color="CCCCCC" w:sz="0" w:space="0"/>
+              <w:bottom w:val="single" w:color="CCCCCC" w:sz="0" w:space="0"/>
+              <w:right w:val="single" w:color="CCCCCC" w:sz="0" w:space="0"/>
+            </w:tcBorders>
+            <w:shd w:val="clear" w:color="auto" w:fill="FFFFFF"/>
+            <w:tcMar>
+              <w:top w:w="80" w:type="dxa"/>
+              <w:left w:w="150" w:type="dxa"/>
+              <w:bottom w:w="80" w:type="dxa"/>
+              <w:right w:w="150" w:type="dxa"/>
+            </w:tcMar>
+          </w:tcPr>
+          <w:p>
+            <w:pPr>
+              <w:jc w:val="center"/>
+            </w:pPr>
+            <w:r>
+              <w:rPr>
+                <w:rFonts w:ascii="Arial" w:hAnsi="Arial" w:eastAsia="Arial" w:cs="Arial"/>
+                <w:sz w:val="22"/>
+                <w:szCs w:val="22"/>
+              </w:rPr>
+              <w:t>2</w:t>
+            </w:r>
+          </w:p>
+        </w:tc>
+        <w:tc>
+          <w:tcPr>
+            <w:tcW w:w="1600" w:type="dxa"/>
+            <w:tcBorders>
+              <w:top w:val="single" w:color="CCCCCC" w:sz="0" w:space="0"/>
+              <w:left w:val="single" w:color="CCCCCC" w:sz="0" w:space="0"/>
+              <w:bottom w:val="single" w:color="CCCCCC" w:sz="0" w:space="0"/>
+              <w:right w:val="single" w:color="CCCCCC" w:sz="0" w:space="0"/>
+            </w:tcBorders>
+            <w:shd w:val="clear" w:color="auto" w:fill="FFFFFF"/>
+            <w:tcMar>
+              <w:top w:w="80" w:type="dxa"/>
+              <w:left w:w="150" w:type="dxa"/>
+              <w:bottom w:w="80" w:type="dxa"/>
+              <w:right w:w="150" w:type="dxa"/>
+            </w:tcMar>
+          </w:tcPr>
+          <w:p>
+            <w:pPr>
+              <w:jc w:val="center"/>
+              <w:rPr>
+                <w:rFonts w:hint="default"/>
+                <w:lang w:val="en-IN"/>
+              </w:rPr>
+            </w:pPr>
+            <w:r>
+              <w:rPr>
+                <w:rFonts w:hint="default"/>
+                <w:lang w:val="en-IN"/>
+              </w:rPr>
+              <w:t>3.2956</w:t>
+            </w:r>
+          </w:p>
+        </w:tc>
+        <w:tc>
+          <w:tcPr>
+            <w:tcW w:w="1600" w:type="dxa"/>
+            <w:tcBorders>
+              <w:top w:val="single" w:color="CCCCCC" w:sz="0" w:space="0"/>
+              <w:left w:val="single" w:color="CCCCCC" w:sz="0" w:space="0"/>
+              <w:bottom w:val="single" w:color="CCCCCC" w:sz="0" w:space="0"/>
+              <w:right w:val="single" w:color="CCCCCC" w:sz="0" w:space="0"/>
+            </w:tcBorders>
+            <w:shd w:val="clear" w:color="auto" w:fill="FFFFFF"/>
+            <w:tcMar>
+              <w:top w:w="80" w:type="dxa"/>
+              <w:left w:w="150" w:type="dxa"/>
+              <w:bottom w:w="80" w:type="dxa"/>
+              <w:right w:w="150" w:type="dxa"/>
+            </w:tcMar>
+          </w:tcPr>
+          <w:p>
+            <w:pPr>
+              <w:jc w:val="center"/>
+            </w:pPr>
+            <w:r>
+              <w:rPr>
+                <w:rFonts w:hint="default" w:cs="Arial"/>
+                <w:sz w:val="22"/>
+                <w:szCs w:val="22"/>
+                <w:lang w:val="en-IN"/>
+              </w:rPr>
+              <w:t>69</w:t>
+            </w:r>
+            <w:r>
+              <w:rPr>
+                <w:rFonts w:ascii="Arial" w:hAnsi="Arial" w:eastAsia="Arial" w:cs="Arial"/>
+                <w:sz w:val="22"/>
+                <w:szCs w:val="22"/>
+              </w:rPr>
+              <w:t>.</w:t>
+            </w:r>
+            <w:r>
+              <w:rPr>
+                <w:rFonts w:hint="default" w:cs="Arial"/>
+                <w:sz w:val="22"/>
+                <w:szCs w:val="22"/>
+                <w:lang w:val="en-IN"/>
+              </w:rPr>
+              <w:t>9</w:t>
+            </w:r>
+            <w:r>
+              <w:rPr>
+                <w:rFonts w:ascii="Arial" w:hAnsi="Arial" w:eastAsia="Arial" w:cs="Arial"/>
+                <w:sz w:val="22"/>
+                <w:szCs w:val="22"/>
+              </w:rPr>
+              <w:t>%</w:t>
+            </w:r>
+          </w:p>
+        </w:tc>
+        <w:tc>
+          <w:tcPr>
+            <w:tcW w:w="1600" w:type="dxa"/>
+            <w:tcBorders>
+              <w:top w:val="single" w:color="CCCCCC" w:sz="0" w:space="0"/>
+              <w:left w:val="single" w:color="CCCCCC" w:sz="0" w:space="0"/>
+              <w:bottom w:val="single" w:color="CCCCCC" w:sz="0" w:space="0"/>
+              <w:right w:val="single" w:color="CCCCCC" w:sz="0" w:space="0"/>
+            </w:tcBorders>
+            <w:shd w:val="clear" w:color="auto" w:fill="FFFFFF"/>
+            <w:tcMar>
+              <w:top w:w="80" w:type="dxa"/>
+              <w:left w:w="150" w:type="dxa"/>
+              <w:bottom w:w="80" w:type="dxa"/>
+              <w:right w:w="150" w:type="dxa"/>
+            </w:tcMar>
+          </w:tcPr>
+          <w:p>
+            <w:pPr>
+              <w:jc w:val="center"/>
+            </w:pPr>
+            <w:r>
+              <w:rPr>
+                <w:rFonts w:ascii="Arial" w:hAnsi="Arial" w:eastAsia="Arial" w:cs="Arial"/>
+                <w:sz w:val="22"/>
+                <w:szCs w:val="22"/>
+              </w:rPr>
+              <w:t>7</w:t>
+            </w:r>
+            <w:r>
+              <w:rPr>
+                <w:rFonts w:hint="default" w:cs="Arial"/>
+                <w:sz w:val="22"/>
+                <w:szCs w:val="22"/>
+                <w:lang w:val="en-IN"/>
+              </w:rPr>
+              <w:t>1</w:t>
+            </w:r>
+            <w:r>
+              <w:rPr>
+                <w:rFonts w:ascii="Arial" w:hAnsi="Arial" w:eastAsia="Arial" w:cs="Arial"/>
+                <w:sz w:val="22"/>
+                <w:szCs w:val="22"/>
+              </w:rPr>
+              <w:t>.</w:t>
+            </w:r>
+            <w:r>
+              <w:rPr>
+                <w:rFonts w:hint="default" w:cs="Arial"/>
+                <w:sz w:val="22"/>
+                <w:szCs w:val="22"/>
+                <w:lang w:val="en-IN"/>
+              </w:rPr>
+              <w:t>3</w:t>
+            </w:r>
+            <w:r>
+              <w:rPr>
+                <w:rFonts w:ascii="Arial" w:hAnsi="Arial" w:eastAsia="Arial" w:cs="Arial"/>
+                <w:sz w:val="22"/>
+                <w:szCs w:val="22"/>
+              </w:rPr>
+              <w:t>%</w:t>
+            </w:r>
+          </w:p>
+        </w:tc>
+        <w:tc>
+          <w:tcPr>
+            <w:tcW w:w="1260" w:type="dxa"/>
+            <w:tcBorders>
+              <w:top w:val="single" w:color="CCCCCC" w:sz="0" w:space="0"/>
+              <w:left w:val="single" w:color="CCCCCC" w:sz="0" w:space="0"/>
+              <w:bottom w:val="single" w:color="CCCCCC" w:sz="0" w:space="0"/>
+              <w:right w:val="single" w:color="CCCCCC" w:sz="0" w:space="0"/>
+            </w:tcBorders>
+            <w:shd w:val="clear" w:color="auto" w:fill="FFFFFF"/>
+            <w:tcMar>
+              <w:top w:w="80" w:type="dxa"/>
+              <w:left w:w="150" w:type="dxa"/>
+              <w:bottom w:w="80" w:type="dxa"/>
+              <w:right w:w="150" w:type="dxa"/>
+            </w:tcMar>
+          </w:tcPr>
+          <w:p>
+            <w:pPr>
+              <w:jc w:val="center"/>
+            </w:pPr>
+            <w:r>
+              <w:rPr>
+                <w:rFonts w:ascii="Arial" w:hAnsi="Arial" w:eastAsia="Arial" w:cs="Arial"/>
+                <w:sz w:val="22"/>
+                <w:szCs w:val="22"/>
+              </w:rPr>
+              <w:t>0.0%</w:t>
+            </w:r>
+          </w:p>
+        </w:tc>
+      </w:tr>
+      <w:tr>
+        <w:tblPrEx>
+          <w:tblBorders>
+            <w:top w:val="single" w:color="auto" w:sz="4" w:space="0"/>
+            <w:left w:val="single" w:color="auto" w:sz="4" w:space="0"/>
+            <w:bottom w:val="single" w:color="auto" w:sz="4" w:space="0"/>
+            <w:right w:val="single" w:color="auto" w:sz="4" w:space="0"/>
+            <w:insideH w:val="single" w:color="auto" w:sz="4" w:space="0"/>
+            <w:insideV w:val="single" w:color="auto" w:sz="4" w:space="0"/>
+          </w:tblBorders>
+          <w:tblCellMar>
+            <w:top w:w="0" w:type="dxa"/>
+            <w:left w:w="10" w:type="dxa"/>
+            <w:bottom w:w="0" w:type="dxa"/>
+            <w:right w:w="10" w:type="dxa"/>
+          </w:tblCellMar>
+        </w:tblPrEx>
+        <w:tc>
+          <w:tcPr>
+            <w:tcW w:w="1300" w:type="dxa"/>
+            <w:tcBorders>
+              <w:top w:val="single" w:color="CCCCCC" w:sz="0" w:space="0"/>
+              <w:left w:val="single" w:color="CCCCCC" w:sz="0" w:space="0"/>
+              <w:bottom w:val="single" w:color="CCCCCC" w:sz="0" w:space="0"/>
+              <w:right w:val="single" w:color="CCCCCC" w:sz="0" w:space="0"/>
+            </w:tcBorders>
+            <w:shd w:val="clear" w:color="auto" w:fill="EBF3FB"/>
+            <w:tcMar>
+              <w:top w:w="80" w:type="dxa"/>
+              <w:left w:w="150" w:type="dxa"/>
+              <w:bottom w:w="80" w:type="dxa"/>
+              <w:right w:w="150" w:type="dxa"/>
+            </w:tcMar>
+          </w:tcPr>
+          <w:p>
+            <w:pPr>
+              <w:jc w:val="center"/>
+            </w:pPr>
+            <w:r>
+              <w:rPr>
+                <w:rFonts w:ascii="Arial" w:hAnsi="Arial" w:eastAsia="Arial" w:cs="Arial"/>
+                <w:sz w:val="22"/>
+                <w:szCs w:val="22"/>
+              </w:rPr>
+              <w:t>3</w:t>
+            </w:r>
+          </w:p>
+        </w:tc>
+        <w:tc>
+          <w:tcPr>
+            <w:tcW w:w="1600" w:type="dxa"/>
+            <w:tcBorders>
+              <w:top w:val="single" w:color="CCCCCC" w:sz="0" w:space="0"/>
+              <w:left w:val="single" w:color="CCCCCC" w:sz="0" w:space="0"/>
+              <w:bottom w:val="single" w:color="CCCCCC" w:sz="0" w:space="0"/>
+              <w:right w:val="single" w:color="CCCCCC" w:sz="0" w:space="0"/>
+            </w:tcBorders>
+            <w:shd w:val="clear" w:color="auto" w:fill="EBF3FB"/>
+            <w:tcMar>
+              <w:top w:w="80" w:type="dxa"/>
+              <w:left w:w="150" w:type="dxa"/>
+              <w:bottom w:w="80" w:type="dxa"/>
+              <w:right w:w="150" w:type="dxa"/>
+            </w:tcMar>
+          </w:tcPr>
+          <w:p>
+            <w:pPr>
+              <w:jc w:val="center"/>
+              <w:rPr>
+                <w:rFonts w:hint="default"/>
+                <w:lang w:val="en-IN"/>
+              </w:rPr>
+            </w:pPr>
+            <w:r>
+              <w:rPr>
+                <w:rFonts w:hint="default"/>
+                <w:lang w:val="en-IN"/>
+              </w:rPr>
+              <w:t>2.3249</w:t>
+            </w:r>
+          </w:p>
+        </w:tc>
+        <w:tc>
+          <w:tcPr>
+            <w:tcW w:w="1600" w:type="dxa"/>
+            <w:tcBorders>
+              <w:top w:val="single" w:color="CCCCCC" w:sz="0" w:space="0"/>
+              <w:left w:val="single" w:color="CCCCCC" w:sz="0" w:space="0"/>
+              <w:bottom w:val="single" w:color="CCCCCC" w:sz="0" w:space="0"/>
+              <w:right w:val="single" w:color="CCCCCC" w:sz="0" w:space="0"/>
+            </w:tcBorders>
+            <w:shd w:val="clear" w:color="auto" w:fill="EBF3FB"/>
+            <w:tcMar>
+              <w:top w:w="80" w:type="dxa"/>
+              <w:left w:w="150" w:type="dxa"/>
+              <w:bottom w:w="80" w:type="dxa"/>
+              <w:right w:w="150" w:type="dxa"/>
+            </w:tcMar>
+          </w:tcPr>
+          <w:p>
+            <w:pPr>
+              <w:jc w:val="center"/>
+            </w:pPr>
+            <w:r>
+              <w:rPr>
+                <w:rFonts w:ascii="Arial" w:hAnsi="Arial" w:eastAsia="Arial" w:cs="Arial"/>
+                <w:sz w:val="22"/>
+                <w:szCs w:val="22"/>
+              </w:rPr>
+              <w:t>74.6%</w:t>
+            </w:r>
+          </w:p>
+        </w:tc>
+        <w:tc>
+          <w:tcPr>
+            <w:tcW w:w="1600" w:type="dxa"/>
+            <w:tcBorders>
+              <w:top w:val="single" w:color="CCCCCC" w:sz="0" w:space="0"/>
+              <w:left w:val="single" w:color="CCCCCC" w:sz="0" w:space="0"/>
+              <w:bottom w:val="single" w:color="CCCCCC" w:sz="0" w:space="0"/>
+              <w:right w:val="single" w:color="CCCCCC" w:sz="0" w:space="0"/>
+            </w:tcBorders>
+            <w:shd w:val="clear" w:color="auto" w:fill="EBF3FB"/>
+            <w:tcMar>
+              <w:top w:w="80" w:type="dxa"/>
+              <w:left w:w="150" w:type="dxa"/>
+              <w:bottom w:w="80" w:type="dxa"/>
+              <w:right w:w="150" w:type="dxa"/>
+            </w:tcMar>
+          </w:tcPr>
+          <w:p>
+            <w:pPr>
+              <w:jc w:val="center"/>
+            </w:pPr>
+            <w:r>
+              <w:rPr>
+                <w:rFonts w:ascii="Arial" w:hAnsi="Arial" w:eastAsia="Arial" w:cs="Arial"/>
+                <w:sz w:val="22"/>
+                <w:szCs w:val="22"/>
+              </w:rPr>
+              <w:t>7</w:t>
+            </w:r>
+            <w:r>
+              <w:rPr>
+                <w:rFonts w:hint="default" w:cs="Arial"/>
+                <w:sz w:val="22"/>
+                <w:szCs w:val="22"/>
+                <w:lang w:val="en-IN"/>
+              </w:rPr>
+              <w:t>1</w:t>
+            </w:r>
+            <w:r>
+              <w:rPr>
+                <w:rFonts w:ascii="Arial" w:hAnsi="Arial" w:eastAsia="Arial" w:cs="Arial"/>
+                <w:sz w:val="22"/>
+                <w:szCs w:val="22"/>
+              </w:rPr>
+              <w:t>.</w:t>
+            </w:r>
+            <w:r>
+              <w:rPr>
+                <w:rFonts w:hint="default" w:cs="Arial"/>
+                <w:sz w:val="22"/>
+                <w:szCs w:val="22"/>
+                <w:lang w:val="en-IN"/>
+              </w:rPr>
+              <w:t>7</w:t>
+            </w:r>
+            <w:r>
+              <w:rPr>
+                <w:rFonts w:ascii="Arial" w:hAnsi="Arial" w:eastAsia="Arial" w:cs="Arial"/>
+                <w:sz w:val="22"/>
+                <w:szCs w:val="22"/>
+              </w:rPr>
+              <w:t>%</w:t>
+            </w:r>
+          </w:p>
+        </w:tc>
+        <w:tc>
+          <w:tcPr>
+            <w:tcW w:w="1260" w:type="dxa"/>
+            <w:tcBorders>
+              <w:top w:val="single" w:color="CCCCCC" w:sz="0" w:space="0"/>
+              <w:left w:val="single" w:color="CCCCCC" w:sz="0" w:space="0"/>
+              <w:bottom w:val="single" w:color="CCCCCC" w:sz="0" w:space="0"/>
+              <w:right w:val="single" w:color="CCCCCC" w:sz="0" w:space="0"/>
+            </w:tcBorders>
+            <w:shd w:val="clear" w:color="auto" w:fill="EBF3FB"/>
+            <w:tcMar>
+              <w:top w:w="80" w:type="dxa"/>
+              <w:left w:w="150" w:type="dxa"/>
+              <w:bottom w:w="80" w:type="dxa"/>
+              <w:right w:w="150" w:type="dxa"/>
+            </w:tcMar>
+          </w:tcPr>
+          <w:p>
+            <w:pPr>
+              <w:jc w:val="center"/>
+            </w:pPr>
+            <w:r>
+              <w:rPr>
+                <w:rFonts w:ascii="Arial" w:hAnsi="Arial" w:eastAsia="Arial" w:cs="Arial"/>
+                <w:sz w:val="22"/>
+                <w:szCs w:val="22"/>
+              </w:rPr>
+              <w:t>0.0%</w:t>
+            </w:r>
+          </w:p>
+        </w:tc>
+      </w:tr>
+      <w:tr>
+        <w:tblPrEx>
+          <w:tblBorders>
+            <w:top w:val="single" w:color="auto" w:sz="4" w:space="0"/>
+            <w:left w:val="single" w:color="auto" w:sz="4" w:space="0"/>
+            <w:bottom w:val="single" w:color="auto" w:sz="4" w:space="0"/>
+            <w:right w:val="single" w:color="auto" w:sz="4" w:space="0"/>
+            <w:insideH w:val="single" w:color="auto" w:sz="4" w:space="0"/>
+            <w:insideV w:val="single" w:color="auto" w:sz="4" w:space="0"/>
+          </w:tblBorders>
+          <w:tblCellMar>
+            <w:top w:w="0" w:type="dxa"/>
+            <w:left w:w="10" w:type="dxa"/>
+            <w:bottom w:w="0" w:type="dxa"/>
+            <w:right w:w="10" w:type="dxa"/>
+          </w:tblCellMar>
+        </w:tblPrEx>
+        <w:tc>
+          <w:tcPr>
+            <w:tcW w:w="1300" w:type="dxa"/>
+            <w:tcBorders>
+              <w:top w:val="single" w:color="CCCCCC" w:sz="0" w:space="0"/>
+              <w:left w:val="single" w:color="CCCCCC" w:sz="0" w:space="0"/>
+              <w:bottom w:val="single" w:color="CCCCCC" w:sz="0" w:space="0"/>
+              <w:right w:val="single" w:color="CCCCCC" w:sz="0" w:space="0"/>
+            </w:tcBorders>
+            <w:shd w:val="clear" w:color="auto" w:fill="FFFFFF"/>
+            <w:tcMar>
+              <w:top w:w="80" w:type="dxa"/>
+              <w:left w:w="150" w:type="dxa"/>
+              <w:bottom w:w="80" w:type="dxa"/>
+              <w:right w:w="150" w:type="dxa"/>
+            </w:tcMar>
+          </w:tcPr>
+          <w:p>
+            <w:pPr>
+              <w:jc w:val="center"/>
+            </w:pPr>
+            <w:r>
+              <w:rPr>
+                <w:rFonts w:ascii="Arial" w:hAnsi="Arial" w:eastAsia="Arial" w:cs="Arial"/>
+                <w:sz w:val="22"/>
+                <w:szCs w:val="22"/>
+              </w:rPr>
+              <w:t>4</w:t>
+            </w:r>
+          </w:p>
+        </w:tc>
+        <w:tc>
+          <w:tcPr>
+            <w:tcW w:w="1600" w:type="dxa"/>
+            <w:tcBorders>
+              <w:top w:val="single" w:color="CCCCCC" w:sz="0" w:space="0"/>
+              <w:left w:val="single" w:color="CCCCCC" w:sz="0" w:space="0"/>
+              <w:bottom w:val="single" w:color="CCCCCC" w:sz="0" w:space="0"/>
+              <w:right w:val="single" w:color="CCCCCC" w:sz="0" w:space="0"/>
+            </w:tcBorders>
+            <w:shd w:val="clear" w:color="auto" w:fill="FFFFFF"/>
+            <w:tcMar>
+              <w:top w:w="80" w:type="dxa"/>
+              <w:left w:w="150" w:type="dxa"/>
+              <w:bottom w:w="80" w:type="dxa"/>
+              <w:right w:w="150" w:type="dxa"/>
+            </w:tcMar>
+          </w:tcPr>
+          <w:p>
+            <w:pPr>
+              <w:jc w:val="center"/>
+              <w:rPr>
+                <w:rFonts w:hint="default"/>
+                <w:lang w:val="en-IN"/>
+              </w:rPr>
+            </w:pPr>
+            <w:r>
+              <w:rPr>
+                <w:rFonts w:hint="default"/>
+                <w:lang w:val="en-IN"/>
+              </w:rPr>
+              <w:t>1.8613</w:t>
+            </w:r>
+          </w:p>
+        </w:tc>
+        <w:tc>
+          <w:tcPr>
+            <w:tcW w:w="1600" w:type="dxa"/>
+            <w:tcBorders>
+              <w:top w:val="single" w:color="CCCCCC" w:sz="0" w:space="0"/>
+              <w:left w:val="single" w:color="CCCCCC" w:sz="0" w:space="0"/>
+              <w:bottom w:val="single" w:color="CCCCCC" w:sz="0" w:space="0"/>
+              <w:right w:val="single" w:color="CCCCCC" w:sz="0" w:space="0"/>
+            </w:tcBorders>
+            <w:shd w:val="clear" w:color="auto" w:fill="FFFFFF"/>
+            <w:tcMar>
+              <w:top w:w="80" w:type="dxa"/>
+              <w:left w:w="150" w:type="dxa"/>
+              <w:bottom w:w="80" w:type="dxa"/>
+              <w:right w:w="150" w:type="dxa"/>
+            </w:tcMar>
+          </w:tcPr>
+          <w:p>
+            <w:pPr>
+              <w:jc w:val="center"/>
+            </w:pPr>
+            <w:r>
+              <w:rPr>
+                <w:rFonts w:ascii="Arial" w:hAnsi="Arial" w:eastAsia="Arial" w:cs="Arial"/>
+                <w:sz w:val="22"/>
+                <w:szCs w:val="22"/>
+              </w:rPr>
+              <w:t>78.</w:t>
+            </w:r>
+            <w:r>
+              <w:rPr>
+                <w:rFonts w:hint="default" w:cs="Arial"/>
+                <w:sz w:val="22"/>
+                <w:szCs w:val="22"/>
+                <w:lang w:val="en-IN"/>
+              </w:rPr>
+              <w:t>6</w:t>
+            </w:r>
+            <w:r>
+              <w:rPr>
+                <w:rFonts w:ascii="Arial" w:hAnsi="Arial" w:eastAsia="Arial" w:cs="Arial"/>
+                <w:sz w:val="22"/>
+                <w:szCs w:val="22"/>
+              </w:rPr>
+              <w:t>%</w:t>
+            </w:r>
+          </w:p>
+        </w:tc>
+        <w:tc>
+          <w:tcPr>
+            <w:tcW w:w="1600" w:type="dxa"/>
+            <w:tcBorders>
+              <w:top w:val="single" w:color="CCCCCC" w:sz="0" w:space="0"/>
+              <w:left w:val="single" w:color="CCCCCC" w:sz="0" w:space="0"/>
+              <w:bottom w:val="single" w:color="CCCCCC" w:sz="0" w:space="0"/>
+              <w:right w:val="single" w:color="CCCCCC" w:sz="0" w:space="0"/>
+            </w:tcBorders>
+            <w:shd w:val="clear" w:color="auto" w:fill="FFFFFF"/>
+            <w:tcMar>
+              <w:top w:w="80" w:type="dxa"/>
+              <w:left w:w="150" w:type="dxa"/>
+              <w:bottom w:w="80" w:type="dxa"/>
+              <w:right w:w="150" w:type="dxa"/>
+            </w:tcMar>
+          </w:tcPr>
+          <w:p>
+            <w:pPr>
+              <w:jc w:val="center"/>
+            </w:pPr>
+            <w:r>
+              <w:rPr>
+                <w:rFonts w:ascii="Arial" w:hAnsi="Arial" w:eastAsia="Arial" w:cs="Arial"/>
+                <w:sz w:val="22"/>
+                <w:szCs w:val="22"/>
+              </w:rPr>
+              <w:t>7</w:t>
+            </w:r>
+            <w:r>
+              <w:rPr>
+                <w:rFonts w:hint="default" w:cs="Arial"/>
+                <w:sz w:val="22"/>
+                <w:szCs w:val="22"/>
+                <w:lang w:val="en-IN"/>
+              </w:rPr>
+              <w:t>6</w:t>
+            </w:r>
+            <w:r>
+              <w:rPr>
+                <w:rFonts w:ascii="Arial" w:hAnsi="Arial" w:eastAsia="Arial" w:cs="Arial"/>
+                <w:sz w:val="22"/>
+                <w:szCs w:val="22"/>
+              </w:rPr>
+              <w:t>.</w:t>
+            </w:r>
+            <w:r>
+              <w:rPr>
+                <w:rFonts w:hint="default" w:cs="Arial"/>
+                <w:sz w:val="22"/>
+                <w:szCs w:val="22"/>
+                <w:lang w:val="en-IN"/>
+              </w:rPr>
+              <w:t>5</w:t>
+            </w:r>
+            <w:r>
+              <w:rPr>
+                <w:rFonts w:ascii="Arial" w:hAnsi="Arial" w:eastAsia="Arial" w:cs="Arial"/>
+                <w:sz w:val="22"/>
+                <w:szCs w:val="22"/>
+              </w:rPr>
+              <w:t>%</w:t>
+            </w:r>
+          </w:p>
+        </w:tc>
+        <w:tc>
+          <w:tcPr>
+            <w:tcW w:w="1260" w:type="dxa"/>
+            <w:tcBorders>
+              <w:top w:val="single" w:color="CCCCCC" w:sz="0" w:space="0"/>
+              <w:left w:val="single" w:color="CCCCCC" w:sz="0" w:space="0"/>
+              <w:bottom w:val="single" w:color="CCCCCC" w:sz="0" w:space="0"/>
+              <w:right w:val="single" w:color="CCCCCC" w:sz="0" w:space="0"/>
+            </w:tcBorders>
+            <w:shd w:val="clear" w:color="auto" w:fill="FFFFFF"/>
+            <w:tcMar>
+              <w:top w:w="80" w:type="dxa"/>
+              <w:left w:w="150" w:type="dxa"/>
+              <w:bottom w:w="80" w:type="dxa"/>
+              <w:right w:w="150" w:type="dxa"/>
+            </w:tcMar>
+          </w:tcPr>
+          <w:p>
+            <w:pPr>
+              <w:jc w:val="center"/>
+            </w:pPr>
+            <w:r>
+              <w:rPr>
+                <w:rFonts w:ascii="Arial" w:hAnsi="Arial" w:eastAsia="Arial" w:cs="Arial"/>
+                <w:sz w:val="22"/>
+                <w:szCs w:val="22"/>
+              </w:rPr>
+              <w:t>0.0%</w:t>
+            </w:r>
+          </w:p>
+        </w:tc>
+      </w:tr>
+      <w:tr>
+        <w:tblPrEx>
+          <w:tblBorders>
+            <w:top w:val="single" w:color="auto" w:sz="4" w:space="0"/>
+            <w:left w:val="single" w:color="auto" w:sz="4" w:space="0"/>
+            <w:bottom w:val="single" w:color="auto" w:sz="4" w:space="0"/>
+            <w:right w:val="single" w:color="auto" w:sz="4" w:space="0"/>
+            <w:insideH w:val="single" w:color="auto" w:sz="4" w:space="0"/>
+            <w:insideV w:val="single" w:color="auto" w:sz="4" w:space="0"/>
+          </w:tblBorders>
+          <w:tblCellMar>
+            <w:top w:w="0" w:type="dxa"/>
+            <w:left w:w="10" w:type="dxa"/>
+            <w:bottom w:w="0" w:type="dxa"/>
+            <w:right w:w="10" w:type="dxa"/>
+          </w:tblCellMar>
+        </w:tblPrEx>
+        <w:tc>
+          <w:tcPr>
+            <w:tcW w:w="1300" w:type="dxa"/>
+            <w:tcBorders>
+              <w:top w:val="single" w:color="CCCCCC" w:sz="0" w:space="0"/>
+              <w:left w:val="single" w:color="CCCCCC" w:sz="0" w:space="0"/>
+              <w:bottom w:val="single" w:color="CCCCCC" w:sz="0" w:space="0"/>
+              <w:right w:val="single" w:color="CCCCCC" w:sz="0" w:space="0"/>
+            </w:tcBorders>
+            <w:shd w:val="clear" w:color="auto" w:fill="EBF3FB"/>
+            <w:tcMar>
+              <w:top w:w="80" w:type="dxa"/>
+              <w:left w:w="150" w:type="dxa"/>
+              <w:bottom w:w="80" w:type="dxa"/>
+              <w:right w:w="150" w:type="dxa"/>
+            </w:tcMar>
+          </w:tcPr>
+          <w:p>
+            <w:pPr>
+              <w:jc w:val="center"/>
+            </w:pPr>
+            <w:r>
+              <w:rPr>
+                <w:rFonts w:ascii="Arial" w:hAnsi="Arial" w:eastAsia="Arial" w:cs="Arial"/>
+                <w:sz w:val="22"/>
+                <w:szCs w:val="22"/>
+              </w:rPr>
+              <w:t>5</w:t>
+            </w:r>
+          </w:p>
+        </w:tc>
+        <w:tc>
+          <w:tcPr>
+            <w:tcW w:w="1600" w:type="dxa"/>
+            <w:tcBorders>
+              <w:top w:val="single" w:color="CCCCCC" w:sz="0" w:space="0"/>
+              <w:left w:val="single" w:color="CCCCCC" w:sz="0" w:space="0"/>
+              <w:bottom w:val="single" w:color="CCCCCC" w:sz="0" w:space="0"/>
+              <w:right w:val="single" w:color="CCCCCC" w:sz="0" w:space="0"/>
+            </w:tcBorders>
+            <w:shd w:val="clear" w:color="auto" w:fill="EBF3FB"/>
+            <w:tcMar>
+              <w:top w:w="80" w:type="dxa"/>
+              <w:left w:w="150" w:type="dxa"/>
+              <w:bottom w:w="80" w:type="dxa"/>
+              <w:right w:w="150" w:type="dxa"/>
+            </w:tcMar>
+          </w:tcPr>
+          <w:p>
+            <w:pPr>
+              <w:jc w:val="center"/>
+            </w:pPr>
+            <w:r>
+              <w:t>1.5871</w:t>
+            </w:r>
+          </w:p>
+        </w:tc>
+        <w:tc>
+          <w:tcPr>
+            <w:tcW w:w="1600" w:type="dxa"/>
+            <w:tcBorders>
+              <w:top w:val="single" w:color="CCCCCC" w:sz="0" w:space="0"/>
+              <w:left w:val="single" w:color="CCCCCC" w:sz="0" w:space="0"/>
+              <w:bottom w:val="single" w:color="CCCCCC" w:sz="0" w:space="0"/>
+              <w:right w:val="single" w:color="CCCCCC" w:sz="0" w:space="0"/>
+            </w:tcBorders>
+            <w:shd w:val="clear" w:color="auto" w:fill="EBF3FB"/>
+            <w:tcMar>
+              <w:top w:w="80" w:type="dxa"/>
+              <w:left w:w="150" w:type="dxa"/>
+              <w:bottom w:w="80" w:type="dxa"/>
+              <w:right w:w="150" w:type="dxa"/>
+            </w:tcMar>
+          </w:tcPr>
+          <w:p>
+            <w:pPr>
+              <w:jc w:val="center"/>
+            </w:pPr>
+            <w:r>
+              <w:rPr>
+                <w:rFonts w:ascii="Arial" w:hAnsi="Arial" w:eastAsia="Arial" w:cs="Arial"/>
+                <w:sz w:val="22"/>
+                <w:szCs w:val="22"/>
+              </w:rPr>
+              <w:t>8</w:t>
+            </w:r>
+            <w:r>
+              <w:rPr>
+                <w:rFonts w:hint="default" w:cs="Arial"/>
+                <w:sz w:val="22"/>
+                <w:szCs w:val="22"/>
+                <w:lang w:val="en-IN"/>
+              </w:rPr>
+              <w:t>1</w:t>
+            </w:r>
+            <w:r>
+              <w:rPr>
+                <w:rFonts w:ascii="Arial" w:hAnsi="Arial" w:eastAsia="Arial" w:cs="Arial"/>
+                <w:sz w:val="22"/>
+                <w:szCs w:val="22"/>
+              </w:rPr>
+              <w:t>.</w:t>
+            </w:r>
+            <w:r>
+              <w:rPr>
+                <w:rFonts w:hint="default" w:cs="Arial"/>
+                <w:sz w:val="22"/>
+                <w:szCs w:val="22"/>
+                <w:lang w:val="en-IN"/>
+              </w:rPr>
+              <w:t>9</w:t>
+            </w:r>
+            <w:r>
+              <w:rPr>
+                <w:rFonts w:ascii="Arial" w:hAnsi="Arial" w:eastAsia="Arial" w:cs="Arial"/>
+                <w:sz w:val="22"/>
+                <w:szCs w:val="22"/>
+              </w:rPr>
+              <w:t>%</w:t>
+            </w:r>
+          </w:p>
+        </w:tc>
+        <w:tc>
+          <w:tcPr>
+            <w:tcW w:w="1600" w:type="dxa"/>
+            <w:tcBorders>
+              <w:top w:val="single" w:color="CCCCCC" w:sz="0" w:space="0"/>
+              <w:left w:val="single" w:color="CCCCCC" w:sz="0" w:space="0"/>
+              <w:bottom w:val="single" w:color="CCCCCC" w:sz="0" w:space="0"/>
+              <w:right w:val="single" w:color="CCCCCC" w:sz="0" w:space="0"/>
+            </w:tcBorders>
+            <w:shd w:val="clear" w:color="auto" w:fill="EBF3FB"/>
+            <w:tcMar>
+              <w:top w:w="80" w:type="dxa"/>
+              <w:left w:w="150" w:type="dxa"/>
+              <w:bottom w:w="80" w:type="dxa"/>
+              <w:right w:w="150" w:type="dxa"/>
+            </w:tcMar>
+          </w:tcPr>
+          <w:p>
+            <w:pPr>
+              <w:jc w:val="center"/>
+            </w:pPr>
+            <w:r>
+              <w:rPr>
+                <w:rFonts w:ascii="Arial" w:hAnsi="Arial" w:eastAsia="Arial" w:cs="Arial"/>
+                <w:sz w:val="22"/>
+                <w:szCs w:val="22"/>
+              </w:rPr>
+              <w:t>7</w:t>
+            </w:r>
+            <w:r>
+              <w:rPr>
+                <w:rFonts w:hint="default" w:cs="Arial"/>
+                <w:sz w:val="22"/>
+                <w:szCs w:val="22"/>
+                <w:lang w:val="en-IN"/>
+              </w:rPr>
+              <w:t>8</w:t>
+            </w:r>
+            <w:r>
+              <w:rPr>
+                <w:rFonts w:ascii="Arial" w:hAnsi="Arial" w:eastAsia="Arial" w:cs="Arial"/>
+                <w:sz w:val="22"/>
+                <w:szCs w:val="22"/>
+              </w:rPr>
+              <w:t>.</w:t>
+            </w:r>
+            <w:r>
+              <w:rPr>
+                <w:rFonts w:hint="default" w:cs="Arial"/>
+                <w:sz w:val="22"/>
+                <w:szCs w:val="22"/>
+                <w:lang w:val="en-IN"/>
+              </w:rPr>
+              <w:t>9</w:t>
+            </w:r>
+            <w:r>
+              <w:rPr>
+                <w:rFonts w:ascii="Arial" w:hAnsi="Arial" w:eastAsia="Arial" w:cs="Arial"/>
+                <w:sz w:val="22"/>
+                <w:szCs w:val="22"/>
+              </w:rPr>
+              <w:t>%</w:t>
+            </w:r>
+          </w:p>
+        </w:tc>
+        <w:tc>
+          <w:tcPr>
+            <w:tcW w:w="1260" w:type="dxa"/>
+            <w:tcBorders>
+              <w:top w:val="single" w:color="CCCCCC" w:sz="0" w:space="0"/>
+              <w:left w:val="single" w:color="CCCCCC" w:sz="0" w:space="0"/>
+              <w:bottom w:val="single" w:color="CCCCCC" w:sz="0" w:space="0"/>
+              <w:right w:val="single" w:color="CCCCCC" w:sz="0" w:space="0"/>
+            </w:tcBorders>
+            <w:shd w:val="clear" w:color="auto" w:fill="EBF3FB"/>
+            <w:tcMar>
+              <w:top w:w="80" w:type="dxa"/>
+              <w:left w:w="150" w:type="dxa"/>
+              <w:bottom w:w="80" w:type="dxa"/>
+              <w:right w:w="150" w:type="dxa"/>
+            </w:tcMar>
+          </w:tcPr>
+          <w:p>
+            <w:pPr>
+              <w:jc w:val="center"/>
+            </w:pPr>
+            <w:r>
+              <w:rPr>
+                <w:rFonts w:hint="default" w:cs="Arial"/>
+                <w:sz w:val="22"/>
+                <w:szCs w:val="22"/>
+                <w:lang w:val="en-IN"/>
+              </w:rPr>
+              <w:t>0.0</w:t>
+            </w:r>
+            <w:r>
+              <w:rPr>
+                <w:rFonts w:ascii="Arial" w:hAnsi="Arial" w:eastAsia="Arial" w:cs="Arial"/>
+                <w:sz w:val="22"/>
+                <w:szCs w:val="22"/>
+              </w:rPr>
+              <w:t>%</w:t>
+            </w:r>
+          </w:p>
+        </w:tc>
+      </w:tr>
+      <w:tr>
+        <w:tblPrEx>
+          <w:tblBorders>
+            <w:top w:val="single" w:color="auto" w:sz="4" w:space="0"/>
+            <w:left w:val="single" w:color="auto" w:sz="4" w:space="0"/>
+            <w:bottom w:val="single" w:color="auto" w:sz="4" w:space="0"/>
+            <w:right w:val="single" w:color="auto" w:sz="4" w:space="0"/>
+            <w:insideH w:val="single" w:color="auto" w:sz="4" w:space="0"/>
+            <w:insideV w:val="single" w:color="auto" w:sz="4" w:space="0"/>
+          </w:tblBorders>
+          <w:tblCellMar>
+            <w:top w:w="0" w:type="dxa"/>
+            <w:left w:w="10" w:type="dxa"/>
+            <w:bottom w:w="0" w:type="dxa"/>
+            <w:right w:w="10" w:type="dxa"/>
+          </w:tblCellMar>
+        </w:tblPrEx>
+        <w:tc>
+          <w:tcPr>
+            <w:tcW w:w="1300" w:type="dxa"/>
+            <w:tcBorders>
+              <w:top w:val="single" w:color="CCCCCC" w:sz="0" w:space="0"/>
+              <w:left w:val="single" w:color="CCCCCC" w:sz="0" w:space="0"/>
+              <w:bottom w:val="single" w:color="CCCCCC" w:sz="0" w:space="0"/>
+              <w:right w:val="single" w:color="CCCCCC" w:sz="0" w:space="0"/>
+            </w:tcBorders>
+            <w:shd w:val="clear" w:color="auto" w:fill="FFFFFF"/>
+            <w:tcMar>
+              <w:top w:w="80" w:type="dxa"/>
+              <w:left w:w="150" w:type="dxa"/>
+              <w:bottom w:w="80" w:type="dxa"/>
+              <w:right w:w="150" w:type="dxa"/>
+            </w:tcMar>
+          </w:tcPr>
+          <w:p>
+            <w:pPr>
+              <w:jc w:val="center"/>
+            </w:pPr>
+            <w:r>
+              <w:rPr>
+                <w:rFonts w:ascii="Arial" w:hAnsi="Arial" w:eastAsia="Arial" w:cs="Arial"/>
+                <w:sz w:val="22"/>
+                <w:szCs w:val="22"/>
+              </w:rPr>
+              <w:t>6</w:t>
+            </w:r>
+          </w:p>
+        </w:tc>
+        <w:tc>
+          <w:tcPr>
+            <w:tcW w:w="1600" w:type="dxa"/>
+            <w:tcBorders>
+              <w:top w:val="single" w:color="CCCCCC" w:sz="0" w:space="0"/>
+              <w:left w:val="single" w:color="CCCCCC" w:sz="0" w:space="0"/>
+              <w:bottom w:val="single" w:color="CCCCCC" w:sz="0" w:space="0"/>
+              <w:right w:val="single" w:color="CCCCCC" w:sz="0" w:space="0"/>
+            </w:tcBorders>
+            <w:shd w:val="clear" w:color="auto" w:fill="FFFFFF"/>
+            <w:tcMar>
+              <w:top w:w="80" w:type="dxa"/>
+              <w:left w:w="150" w:type="dxa"/>
+              <w:bottom w:w="80" w:type="dxa"/>
+              <w:right w:w="150" w:type="dxa"/>
+            </w:tcMar>
+          </w:tcPr>
+          <w:p>
+            <w:pPr>
+              <w:jc w:val="center"/>
+            </w:pPr>
+            <w:r>
+              <w:t>1.3854</w:t>
+            </w:r>
+          </w:p>
+        </w:tc>
+        <w:tc>
+          <w:tcPr>
+            <w:tcW w:w="1600" w:type="dxa"/>
+            <w:tcBorders>
+              <w:top w:val="single" w:color="CCCCCC" w:sz="0" w:space="0"/>
+              <w:left w:val="single" w:color="CCCCCC" w:sz="0" w:space="0"/>
+              <w:bottom w:val="single" w:color="CCCCCC" w:sz="0" w:space="0"/>
+              <w:right w:val="single" w:color="CCCCCC" w:sz="0" w:space="0"/>
+            </w:tcBorders>
+            <w:shd w:val="clear" w:color="auto" w:fill="FFFFFF"/>
+            <w:tcMar>
+              <w:top w:w="80" w:type="dxa"/>
+              <w:left w:w="150" w:type="dxa"/>
+              <w:bottom w:w="80" w:type="dxa"/>
+              <w:right w:w="150" w:type="dxa"/>
+            </w:tcMar>
+          </w:tcPr>
+          <w:p>
+            <w:pPr>
+              <w:jc w:val="center"/>
+            </w:pPr>
+            <w:r>
+              <w:t>85.6%</w:t>
+            </w:r>
+          </w:p>
+        </w:tc>
+        <w:tc>
+          <w:tcPr>
+            <w:tcW w:w="1600" w:type="dxa"/>
+            <w:tcBorders>
+              <w:top w:val="single" w:color="CCCCCC" w:sz="0" w:space="0"/>
+              <w:left w:val="single" w:color="CCCCCC" w:sz="0" w:space="0"/>
+              <w:bottom w:val="single" w:color="CCCCCC" w:sz="0" w:space="0"/>
+              <w:right w:val="single" w:color="CCCCCC" w:sz="0" w:space="0"/>
+            </w:tcBorders>
+            <w:shd w:val="clear" w:color="auto" w:fill="FFFFFF"/>
+            <w:tcMar>
+              <w:top w:w="80" w:type="dxa"/>
+              <w:left w:w="150" w:type="dxa"/>
+              <w:bottom w:w="80" w:type="dxa"/>
+              <w:right w:w="150" w:type="dxa"/>
+            </w:tcMar>
+          </w:tcPr>
+          <w:p>
+            <w:pPr>
+              <w:jc w:val="center"/>
+            </w:pPr>
+            <w:r>
+              <w:rPr>
+                <w:rFonts w:hint="default" w:cs="Arial"/>
+                <w:sz w:val="22"/>
+                <w:szCs w:val="22"/>
+                <w:lang w:val="en-IN"/>
+              </w:rPr>
+              <w:t>79</w:t>
+            </w:r>
+            <w:r>
+              <w:rPr>
+                <w:rFonts w:ascii="Arial" w:hAnsi="Arial" w:eastAsia="Arial" w:cs="Arial"/>
+                <w:sz w:val="22"/>
+                <w:szCs w:val="22"/>
+              </w:rPr>
+              <w:t>.</w:t>
+            </w:r>
+            <w:r>
+              <w:rPr>
+                <w:rFonts w:hint="default" w:cs="Arial"/>
+                <w:sz w:val="22"/>
+                <w:szCs w:val="22"/>
+                <w:lang w:val="en-IN"/>
+              </w:rPr>
+              <w:t>4</w:t>
+            </w:r>
+            <w:r>
+              <w:rPr>
+                <w:rFonts w:ascii="Arial" w:hAnsi="Arial" w:eastAsia="Arial" w:cs="Arial"/>
+                <w:sz w:val="22"/>
+                <w:szCs w:val="22"/>
+              </w:rPr>
+              <w:t>%</w:t>
+            </w:r>
+          </w:p>
+        </w:tc>
+        <w:tc>
+          <w:tcPr>
+            <w:tcW w:w="1260" w:type="dxa"/>
+            <w:tcBorders>
+              <w:top w:val="single" w:color="CCCCCC" w:sz="0" w:space="0"/>
+              <w:left w:val="single" w:color="CCCCCC" w:sz="0" w:space="0"/>
+              <w:bottom w:val="single" w:color="CCCCCC" w:sz="0" w:space="0"/>
+              <w:right w:val="single" w:color="CCCCCC" w:sz="0" w:space="0"/>
+            </w:tcBorders>
+            <w:shd w:val="clear" w:color="auto" w:fill="FFFFFF"/>
+            <w:tcMar>
+              <w:top w:w="80" w:type="dxa"/>
+              <w:left w:w="150" w:type="dxa"/>
+              <w:bottom w:w="80" w:type="dxa"/>
+              <w:right w:w="150" w:type="dxa"/>
+            </w:tcMar>
+          </w:tcPr>
+          <w:p>
+            <w:pPr>
+              <w:jc w:val="center"/>
+            </w:pPr>
+            <w:r>
+              <w:rPr>
+                <w:rFonts w:ascii="Arial" w:hAnsi="Arial" w:eastAsia="Arial" w:cs="Arial"/>
+                <w:sz w:val="22"/>
+                <w:szCs w:val="22"/>
+              </w:rPr>
+              <w:t>2.</w:t>
+            </w:r>
+            <w:r>
+              <w:rPr>
+                <w:rFonts w:hint="default" w:cs="Arial"/>
+                <w:sz w:val="22"/>
+                <w:szCs w:val="22"/>
+                <w:lang w:val="en-IN"/>
+              </w:rPr>
+              <w:t>4</w:t>
+            </w:r>
+            <w:r>
+              <w:rPr>
+                <w:rFonts w:ascii="Arial" w:hAnsi="Arial" w:eastAsia="Arial" w:cs="Arial"/>
+                <w:sz w:val="22"/>
+                <w:szCs w:val="22"/>
+              </w:rPr>
+              <w:t>%</w:t>
+            </w:r>
+          </w:p>
+        </w:tc>
+      </w:tr>
+      <w:tr>
+        <w:tblPrEx>
+          <w:tblBorders>
+            <w:top w:val="single" w:color="auto" w:sz="4" w:space="0"/>
+            <w:left w:val="single" w:color="auto" w:sz="4" w:space="0"/>
+            <w:bottom w:val="single" w:color="auto" w:sz="4" w:space="0"/>
+            <w:right w:val="single" w:color="auto" w:sz="4" w:space="0"/>
+            <w:insideH w:val="single" w:color="auto" w:sz="4" w:space="0"/>
+            <w:insideV w:val="single" w:color="auto" w:sz="4" w:space="0"/>
+          </w:tblBorders>
+          <w:tblCellMar>
+            <w:top w:w="0" w:type="dxa"/>
+            <w:left w:w="10" w:type="dxa"/>
+            <w:bottom w:w="0" w:type="dxa"/>
+            <w:right w:w="10" w:type="dxa"/>
+          </w:tblCellMar>
+        </w:tblPrEx>
+        <w:tc>
+          <w:tcPr>
+            <w:tcW w:w="1300" w:type="dxa"/>
+            <w:tcBorders>
+              <w:top w:val="single" w:color="CCCCCC" w:sz="0" w:space="0"/>
+              <w:left w:val="single" w:color="CCCCCC" w:sz="0" w:space="0"/>
+              <w:bottom w:val="single" w:color="CCCCCC" w:sz="0" w:space="0"/>
+              <w:right w:val="single" w:color="CCCCCC" w:sz="0" w:space="0"/>
+            </w:tcBorders>
+            <w:shd w:val="clear" w:color="auto" w:fill="EBF3FB"/>
+            <w:tcMar>
+              <w:top w:w="80" w:type="dxa"/>
+              <w:left w:w="150" w:type="dxa"/>
+              <w:bottom w:w="80" w:type="dxa"/>
+              <w:right w:w="150" w:type="dxa"/>
+            </w:tcMar>
+          </w:tcPr>
+          <w:p>
+            <w:pPr>
+              <w:jc w:val="center"/>
+            </w:pPr>
+            <w:r>
+              <w:rPr>
+                <w:rFonts w:ascii="Arial" w:hAnsi="Arial" w:eastAsia="Arial" w:cs="Arial"/>
+                <w:sz w:val="22"/>
+                <w:szCs w:val="22"/>
+              </w:rPr>
+              <w:t>7</w:t>
+            </w:r>
+          </w:p>
+        </w:tc>
+        <w:tc>
+          <w:tcPr>
+            <w:tcW w:w="1600" w:type="dxa"/>
+            <w:tcBorders>
+              <w:top w:val="single" w:color="CCCCCC" w:sz="0" w:space="0"/>
+              <w:left w:val="single" w:color="CCCCCC" w:sz="0" w:space="0"/>
+              <w:bottom w:val="single" w:color="CCCCCC" w:sz="0" w:space="0"/>
+              <w:right w:val="single" w:color="CCCCCC" w:sz="0" w:space="0"/>
+            </w:tcBorders>
+            <w:shd w:val="clear" w:color="auto" w:fill="EBF3FB"/>
+            <w:tcMar>
+              <w:top w:w="80" w:type="dxa"/>
+              <w:left w:w="150" w:type="dxa"/>
+              <w:bottom w:w="80" w:type="dxa"/>
+              <w:right w:w="150" w:type="dxa"/>
+            </w:tcMar>
+          </w:tcPr>
+          <w:p>
+            <w:pPr>
+              <w:jc w:val="center"/>
+            </w:pPr>
+            <w:r>
+              <w:t>1.2394</w:t>
+            </w:r>
+          </w:p>
+        </w:tc>
+        <w:tc>
+          <w:tcPr>
+            <w:tcW w:w="1600" w:type="dxa"/>
+            <w:tcBorders>
+              <w:top w:val="single" w:color="CCCCCC" w:sz="0" w:space="0"/>
+              <w:left w:val="single" w:color="CCCCCC" w:sz="0" w:space="0"/>
+              <w:bottom w:val="single" w:color="CCCCCC" w:sz="0" w:space="0"/>
+              <w:right w:val="single" w:color="CCCCCC" w:sz="0" w:space="0"/>
+            </w:tcBorders>
+            <w:shd w:val="clear" w:color="auto" w:fill="EBF3FB"/>
+            <w:tcMar>
+              <w:top w:w="80" w:type="dxa"/>
+              <w:left w:w="150" w:type="dxa"/>
+              <w:bottom w:w="80" w:type="dxa"/>
+              <w:right w:w="150" w:type="dxa"/>
+            </w:tcMar>
+          </w:tcPr>
+          <w:p>
+            <w:pPr>
+              <w:jc w:val="center"/>
+            </w:pPr>
+            <w:r>
+              <w:t>89.0%</w:t>
+            </w:r>
+          </w:p>
+        </w:tc>
+        <w:tc>
+          <w:tcPr>
+            <w:tcW w:w="1600" w:type="dxa"/>
+            <w:tcBorders>
+              <w:top w:val="single" w:color="CCCCCC" w:sz="0" w:space="0"/>
+              <w:left w:val="single" w:color="CCCCCC" w:sz="0" w:space="0"/>
+              <w:bottom w:val="single" w:color="CCCCCC" w:sz="0" w:space="0"/>
+              <w:right w:val="single" w:color="CCCCCC" w:sz="0" w:space="0"/>
+            </w:tcBorders>
+            <w:shd w:val="clear" w:color="auto" w:fill="EBF3FB"/>
+            <w:tcMar>
+              <w:top w:w="80" w:type="dxa"/>
+              <w:left w:w="150" w:type="dxa"/>
+              <w:bottom w:w="80" w:type="dxa"/>
+              <w:right w:w="150" w:type="dxa"/>
+            </w:tcMar>
+          </w:tcPr>
+          <w:p>
+            <w:pPr>
+              <w:jc w:val="center"/>
+            </w:pPr>
+            <w:r>
+              <w:rPr>
+                <w:rFonts w:ascii="Arial" w:hAnsi="Arial" w:eastAsia="Arial" w:cs="Arial"/>
+                <w:sz w:val="22"/>
+                <w:szCs w:val="22"/>
+              </w:rPr>
+              <w:t>82.</w:t>
+            </w:r>
+            <w:r>
+              <w:rPr>
+                <w:rFonts w:hint="default" w:cs="Arial"/>
+                <w:sz w:val="22"/>
+                <w:szCs w:val="22"/>
+                <w:lang w:val="en-IN"/>
+              </w:rPr>
+              <w:t>6</w:t>
+            </w:r>
+            <w:r>
+              <w:rPr>
+                <w:rFonts w:ascii="Arial" w:hAnsi="Arial" w:eastAsia="Arial" w:cs="Arial"/>
+                <w:sz w:val="22"/>
+                <w:szCs w:val="22"/>
+              </w:rPr>
+              <w:t>%</w:t>
+            </w:r>
+          </w:p>
+        </w:tc>
+        <w:tc>
+          <w:tcPr>
+            <w:tcW w:w="1260" w:type="dxa"/>
+            <w:tcBorders>
+              <w:top w:val="single" w:color="CCCCCC" w:sz="0" w:space="0"/>
+              <w:left w:val="single" w:color="CCCCCC" w:sz="0" w:space="0"/>
+              <w:bottom w:val="single" w:color="CCCCCC" w:sz="0" w:space="0"/>
+              <w:right w:val="single" w:color="CCCCCC" w:sz="0" w:space="0"/>
+            </w:tcBorders>
+            <w:shd w:val="clear" w:color="auto" w:fill="EBF3FB"/>
+            <w:tcMar>
+              <w:top w:w="80" w:type="dxa"/>
+              <w:left w:w="150" w:type="dxa"/>
+              <w:bottom w:w="80" w:type="dxa"/>
+              <w:right w:w="150" w:type="dxa"/>
+            </w:tcMar>
+          </w:tcPr>
+          <w:p>
+            <w:pPr>
+              <w:jc w:val="center"/>
+            </w:pPr>
+            <w:r>
+              <w:rPr>
+                <w:rFonts w:hint="default" w:cs="Arial"/>
+                <w:sz w:val="22"/>
+                <w:szCs w:val="22"/>
+                <w:lang w:val="en-IN"/>
+              </w:rPr>
+              <w:t>5</w:t>
+            </w:r>
+            <w:r>
+              <w:rPr>
+                <w:rFonts w:ascii="Arial" w:hAnsi="Arial" w:eastAsia="Arial" w:cs="Arial"/>
+                <w:sz w:val="22"/>
+                <w:szCs w:val="22"/>
+              </w:rPr>
+              <w:t>.</w:t>
+            </w:r>
+            <w:r>
+              <w:rPr>
+                <w:rFonts w:hint="default" w:cs="Arial"/>
+                <w:sz w:val="22"/>
+                <w:szCs w:val="22"/>
+                <w:lang w:val="en-IN"/>
+              </w:rPr>
+              <w:t>2</w:t>
+            </w:r>
+            <w:r>
+              <w:rPr>
+                <w:rFonts w:ascii="Arial" w:hAnsi="Arial" w:eastAsia="Arial" w:cs="Arial"/>
+                <w:sz w:val="22"/>
+                <w:szCs w:val="22"/>
+              </w:rPr>
+              <w:t>%</w:t>
+            </w:r>
+          </w:p>
+        </w:tc>
+      </w:tr>
+      <w:tr>
+        <w:tblPrEx>
+          <w:tblBorders>
+            <w:top w:val="single" w:color="auto" w:sz="4" w:space="0"/>
+            <w:left w:val="single" w:color="auto" w:sz="4" w:space="0"/>
+            <w:bottom w:val="single" w:color="auto" w:sz="4" w:space="0"/>
+            <w:right w:val="single" w:color="auto" w:sz="4" w:space="0"/>
+            <w:insideH w:val="single" w:color="auto" w:sz="4" w:space="0"/>
+            <w:insideV w:val="single" w:color="auto" w:sz="4" w:space="0"/>
+          </w:tblBorders>
+          <w:tblCellMar>
+            <w:top w:w="0" w:type="dxa"/>
+            <w:left w:w="10" w:type="dxa"/>
+            <w:bottom w:w="0" w:type="dxa"/>
+            <w:right w:w="10" w:type="dxa"/>
+          </w:tblCellMar>
+        </w:tblPrEx>
+        <w:tc>
+          <w:tcPr>
+            <w:tcW w:w="1300" w:type="dxa"/>
+            <w:tcBorders>
+              <w:top w:val="single" w:color="CCCCCC" w:sz="0" w:space="0"/>
+              <w:left w:val="single" w:color="CCCCCC" w:sz="0" w:space="0"/>
+              <w:bottom w:val="single" w:color="CCCCCC" w:sz="0" w:space="0"/>
+              <w:right w:val="single" w:color="CCCCCC" w:sz="0" w:space="0"/>
+            </w:tcBorders>
+            <w:shd w:val="clear" w:color="auto" w:fill="FFFFFF"/>
+            <w:tcMar>
+              <w:top w:w="80" w:type="dxa"/>
+              <w:left w:w="150" w:type="dxa"/>
+              <w:bottom w:w="80" w:type="dxa"/>
+              <w:right w:w="150" w:type="dxa"/>
+            </w:tcMar>
+          </w:tcPr>
+          <w:p>
+            <w:pPr>
+              <w:jc w:val="center"/>
+            </w:pPr>
+            <w:r>
+              <w:rPr>
+                <w:rFonts w:ascii="Arial" w:hAnsi="Arial" w:eastAsia="Arial" w:cs="Arial"/>
+                <w:sz w:val="22"/>
+                <w:szCs w:val="22"/>
+              </w:rPr>
+              <w:t>8</w:t>
+            </w:r>
+          </w:p>
+        </w:tc>
+        <w:tc>
+          <w:tcPr>
+            <w:tcW w:w="1600" w:type="dxa"/>
+            <w:tcBorders>
+              <w:top w:val="single" w:color="CCCCCC" w:sz="0" w:space="0"/>
+              <w:left w:val="single" w:color="CCCCCC" w:sz="0" w:space="0"/>
+              <w:bottom w:val="single" w:color="CCCCCC" w:sz="0" w:space="0"/>
+              <w:right w:val="single" w:color="CCCCCC" w:sz="0" w:space="0"/>
+            </w:tcBorders>
+            <w:shd w:val="clear" w:color="auto" w:fill="FFFFFF"/>
+            <w:tcMar>
+              <w:top w:w="80" w:type="dxa"/>
+              <w:left w:w="150" w:type="dxa"/>
+              <w:bottom w:w="80" w:type="dxa"/>
+              <w:right w:w="150" w:type="dxa"/>
+            </w:tcMar>
+          </w:tcPr>
+          <w:p>
+            <w:pPr>
+              <w:jc w:val="center"/>
+            </w:pPr>
+            <w:r>
+              <w:t>1.1617</w:t>
+            </w:r>
+          </w:p>
+        </w:tc>
+        <w:tc>
+          <w:tcPr>
+            <w:tcW w:w="1600" w:type="dxa"/>
+            <w:tcBorders>
+              <w:top w:val="single" w:color="CCCCCC" w:sz="0" w:space="0"/>
+              <w:left w:val="single" w:color="CCCCCC" w:sz="0" w:space="0"/>
+              <w:bottom w:val="single" w:color="CCCCCC" w:sz="0" w:space="0"/>
+              <w:right w:val="single" w:color="CCCCCC" w:sz="0" w:space="0"/>
+            </w:tcBorders>
+            <w:shd w:val="clear" w:color="auto" w:fill="FFFFFF"/>
+            <w:tcMar>
+              <w:top w:w="80" w:type="dxa"/>
+              <w:left w:w="150" w:type="dxa"/>
+              <w:bottom w:w="80" w:type="dxa"/>
+              <w:right w:w="150" w:type="dxa"/>
+            </w:tcMar>
+          </w:tcPr>
+          <w:p>
+            <w:pPr>
+              <w:jc w:val="center"/>
+            </w:pPr>
+            <w:r>
+              <w:t>91.1%</w:t>
+            </w:r>
+          </w:p>
+        </w:tc>
+        <w:tc>
+          <w:tcPr>
+            <w:tcW w:w="1600" w:type="dxa"/>
+            <w:tcBorders>
+              <w:top w:val="single" w:color="CCCCCC" w:sz="0" w:space="0"/>
+              <w:left w:val="single" w:color="CCCCCC" w:sz="0" w:space="0"/>
+              <w:bottom w:val="single" w:color="CCCCCC" w:sz="0" w:space="0"/>
+              <w:right w:val="single" w:color="CCCCCC" w:sz="0" w:space="0"/>
+            </w:tcBorders>
+            <w:shd w:val="clear" w:color="auto" w:fill="FFFFFF"/>
+            <w:tcMar>
+              <w:top w:w="80" w:type="dxa"/>
+              <w:left w:w="150" w:type="dxa"/>
+              <w:bottom w:w="80" w:type="dxa"/>
+              <w:right w:w="150" w:type="dxa"/>
+            </w:tcMar>
+          </w:tcPr>
+          <w:p>
+            <w:pPr>
+              <w:jc w:val="center"/>
+            </w:pPr>
+            <w:r>
+              <w:rPr>
+                <w:rFonts w:ascii="Arial" w:hAnsi="Arial" w:eastAsia="Arial" w:cs="Arial"/>
+                <w:sz w:val="22"/>
+                <w:szCs w:val="22"/>
+              </w:rPr>
+              <w:t>82.</w:t>
+            </w:r>
+            <w:r>
+              <w:rPr>
+                <w:rFonts w:hint="default" w:cs="Arial"/>
+                <w:sz w:val="22"/>
+                <w:szCs w:val="22"/>
+                <w:lang w:val="en-IN"/>
+              </w:rPr>
+              <w:t>9</w:t>
+            </w:r>
+            <w:r>
+              <w:rPr>
+                <w:rFonts w:ascii="Arial" w:hAnsi="Arial" w:eastAsia="Arial" w:cs="Arial"/>
+                <w:sz w:val="22"/>
+                <w:szCs w:val="22"/>
+              </w:rPr>
+              <w:t>%</w:t>
+            </w:r>
+          </w:p>
+        </w:tc>
+        <w:tc>
+          <w:tcPr>
+            <w:tcW w:w="1260" w:type="dxa"/>
+            <w:tcBorders>
+              <w:top w:val="single" w:color="CCCCCC" w:sz="0" w:space="0"/>
+              <w:left w:val="single" w:color="CCCCCC" w:sz="0" w:space="0"/>
+              <w:bottom w:val="single" w:color="CCCCCC" w:sz="0" w:space="0"/>
+              <w:right w:val="single" w:color="CCCCCC" w:sz="0" w:space="0"/>
+            </w:tcBorders>
+            <w:shd w:val="clear" w:color="auto" w:fill="FFFFFF"/>
+            <w:tcMar>
+              <w:top w:w="80" w:type="dxa"/>
+              <w:left w:w="150" w:type="dxa"/>
+              <w:bottom w:w="80" w:type="dxa"/>
+              <w:right w:w="150" w:type="dxa"/>
+            </w:tcMar>
+          </w:tcPr>
+          <w:p>
+            <w:pPr>
+              <w:jc w:val="center"/>
+            </w:pPr>
+            <w:r>
+              <w:rPr>
+                <w:rFonts w:hint="default" w:cs="Arial"/>
+                <w:sz w:val="22"/>
+                <w:szCs w:val="22"/>
+                <w:lang w:val="en-IN"/>
+              </w:rPr>
+              <w:t>6</w:t>
+            </w:r>
+            <w:r>
+              <w:rPr>
+                <w:rFonts w:ascii="Arial" w:hAnsi="Arial" w:eastAsia="Arial" w:cs="Arial"/>
+                <w:sz w:val="22"/>
+                <w:szCs w:val="22"/>
+              </w:rPr>
+              <w:t>.2%</w:t>
+            </w:r>
+          </w:p>
+        </w:tc>
+      </w:tr>
+    </w:tbl>
+    <w:p>
+      <w:pPr>
+        <w:spacing w:before="60" w:after="60"/>
+      </w:pPr>
+    </w:p>
+    <w:p>
+      <w:pPr>
+        <w:spacing w:before="60" w:after="60"/>
+      </w:pPr>
+    </w:p>
+    <w:p>
+      <w:pPr>
+        <w:spacing w:before="80" w:after="80"/>
+      </w:pPr>
+      <w:r>
+        <w:rPr>
+          <w:rFonts w:ascii="Arial" w:hAnsi="Arial" w:eastAsia="Arial" w:cs="Arial"/>
+          <w:b/>
+          <w:bCs/>
+          <w:sz w:val="22"/>
+          <w:szCs w:val="22"/>
+        </w:rPr>
+        <w:t xml:space="preserve">Lambda = </w:t>
+      </w:r>
+      <w:r>
+        <w:rPr>
+          <w:rFonts w:hint="default" w:cs="Arial"/>
+          <w:b/>
+          <w:bCs/>
+          <w:sz w:val="22"/>
+          <w:szCs w:val="22"/>
+          <w:lang w:val="en-IN"/>
+        </w:rPr>
+        <w:t xml:space="preserve">5e-05 </w:t>
+      </w:r>
+      <w:r>
+        <w:rPr>
+          <w:rFonts w:ascii="Arial" w:hAnsi="Arial" w:eastAsia="Arial" w:cs="Arial"/>
+          <w:b/>
+          <w:bCs/>
+          <w:sz w:val="22"/>
+          <w:szCs w:val="22"/>
+        </w:rPr>
+        <w:t>(Medium sparsity pressure)</w:t>
       </w:r>
     </w:p>
     <w:tbl>
@@ -2439,12 +4617,7 @@
               <w:jc w:val="center"/>
             </w:pPr>
             <w:r>
-              <w:rPr>
-                <w:rFonts w:ascii="Arial" w:hAnsi="Arial" w:eastAsia="Arial" w:cs="Arial"/>
-                <w:sz w:val="22"/>
-                <w:szCs w:val="22"/>
-              </w:rPr>
-              <w:t>21.6198</w:t>
+              <w:t>21.5878</w:t>
             </w:r>
           </w:p>
         </w:tc>
@@ -2475,7 +4648,24 @@
                 <w:sz w:val="22"/>
                 <w:szCs w:val="22"/>
               </w:rPr>
-              <w:t>58.3%</w:t>
+              <w:t>57.</w:t>
+            </w:r>
+            <w:r>
+              <w:rPr>
+                <w:rFonts w:hint="default" w:cs="Arial"/>
+                <w:sz w:val="22"/>
+                <w:szCs w:val="22"/>
+                <w:lang w:val="en-IN"/>
+              </w:rPr>
+              <w:t>8</w:t>
+            </w:r>
+            <w:r>
+              <w:rPr>
+                <w:rFonts w:ascii="Arial" w:hAnsi="Arial" w:eastAsia="Arial" w:cs="Arial"/>
+                <w:sz w:val="22"/>
+                <w:szCs w:val="22"/>
+              </w:rPr>
+              <w:t>%</w:t>
             </w:r>
           </w:p>
         </w:tc>
@@ -2506,7 +4696,41 @@
                 <w:sz w:val="22"/>
                 <w:szCs w:val="22"/>
               </w:rPr>
-              <w:t>69.6%</w:t>
+              <w:t>6</w:t>
+            </w:r>
+            <w:r>
+              <w:rPr>
+                <w:rFonts w:hint="default" w:cs="Arial"/>
+                <w:sz w:val="22"/>
+                <w:szCs w:val="22"/>
+                <w:lang w:val="en-IN"/>
+              </w:rPr>
+              <w:t>6</w:t>
+            </w:r>
+            <w:r>
+              <w:rPr>
+                <w:rFonts w:ascii="Arial" w:hAnsi="Arial" w:eastAsia="Arial" w:cs="Arial"/>
+                <w:sz w:val="22"/>
+                <w:szCs w:val="22"/>
+              </w:rPr>
+              <w:t>.</w:t>
+            </w:r>
+            <w:r>
+              <w:rPr>
+                <w:rFonts w:hint="default" w:cs="Arial"/>
+                <w:sz w:val="22"/>
+                <w:szCs w:val="22"/>
+                <w:lang w:val="en-IN"/>
+              </w:rPr>
+              <w:t>6</w:t>
+            </w:r>
+            <w:r>
+              <w:rPr>
+                <w:rFonts w:ascii="Arial" w:hAnsi="Arial" w:eastAsia="Arial" w:cs="Arial"/>
+                <w:sz w:val="22"/>
+                <w:szCs w:val="22"/>
+              </w:rPr>
+              <w:t>%</w:t>
             </w:r>
           </w:p>
         </w:tc>
@@ -2612,12 +4836,7 @@
               <w:jc w:val="center"/>
             </w:pPr>
             <w:r>
-              <w:rPr>
-                <w:rFonts w:ascii="Arial" w:hAnsi="Arial" w:eastAsia="Arial" w:cs="Arial"/>
-                <w:sz w:val="22"/>
-                <w:szCs w:val="22"/>
-              </w:rPr>
-              <w:t>6.8449</w:t>
+              <w:t>6.7875</w:t>
             </w:r>
           </w:p>
         </w:tc>
@@ -2644,11 +4863,20 @@
             </w:pPr>
             <w:r>
               <w:rPr>
-                <w:rFonts w:ascii="Arial" w:hAnsi="Arial" w:eastAsia="Arial" w:cs="Arial"/>
-                <w:sz w:val="22"/>
-                <w:szCs w:val="22"/>
-              </w:rPr>
-              <w:t>70.1%</w:t>
+                <w:rFonts w:hint="default" w:cs="Arial"/>
+                <w:sz w:val="22"/>
+                <w:szCs w:val="22"/>
+                <w:lang w:val="en-IN"/>
+              </w:rPr>
+              <w:t>70.1</w:t>
+            </w:r>
+            <w:r>
+              <w:rPr>
+                <w:rFonts w:ascii="Arial" w:hAnsi="Arial" w:eastAsia="Arial" w:cs="Arial"/>
+                <w:sz w:val="22"/>
+                <w:szCs w:val="22"/>
+              </w:rPr>
+              <w:t>%</w:t>
             </w:r>
           </w:p>
         </w:tc>
@@ -2675,11 +4903,37 @@
             </w:pPr>
             <w:r>
               <w:rPr>
-                <w:rFonts w:ascii="Arial" w:hAnsi="Arial" w:eastAsia="Arial" w:cs="Arial"/>
-                <w:sz w:val="22"/>
-                <w:szCs w:val="22"/>
-              </w:rPr>
-              <w:t>72.6%</w:t>
+                <w:rFonts w:hint="default" w:cs="Arial"/>
+                <w:sz w:val="22"/>
+                <w:szCs w:val="22"/>
+                <w:lang w:val="en-IN"/>
+              </w:rPr>
+              <w:t>73</w:t>
+            </w:r>
+            <w:r>
+              <w:rPr>
+                <w:rFonts w:ascii="Arial" w:hAnsi="Arial" w:eastAsia="Arial" w:cs="Arial"/>
+                <w:sz w:val="22"/>
+                <w:szCs w:val="22"/>
+              </w:rPr>
+              <w:t>.</w:t>
+            </w:r>
+            <w:r>
+              <w:rPr>
+                <w:rFonts w:hint="default" w:cs="Arial"/>
+                <w:sz w:val="22"/>
+                <w:szCs w:val="22"/>
+                <w:lang w:val="en-IN"/>
+              </w:rPr>
+              <w:t>0</w:t>
+            </w:r>
+            <w:r>
+              <w:rPr>
+                <w:rFonts w:ascii="Arial" w:hAnsi="Arial" w:eastAsia="Arial" w:cs="Arial"/>
+                <w:sz w:val="22"/>
+                <w:szCs w:val="22"/>
+              </w:rPr>
+              <w:t>%</w:t>
             </w:r>
           </w:p>
         </w:tc>
@@ -2785,12 +5039,7 @@
               <w:jc w:val="center"/>
             </w:pPr>
             <w:r>
-              <w:rPr>
-                <w:rFonts w:ascii="Arial" w:hAnsi="Arial" w:eastAsia="Arial" w:cs="Arial"/>
-                <w:sz w:val="22"/>
-                <w:szCs w:val="22"/>
-              </w:rPr>
-              <w:t>3.8030</w:t>
+              <w:t>3.7584</w:t>
             </w:r>
           </w:p>
         </w:tc>
@@ -2821,7 +5070,24 @@
                 <w:sz w:val="22"/>
                 <w:szCs w:val="22"/>
               </w:rPr>
-              <w:t>74.6%</w:t>
+              <w:t>74.</w:t>
+            </w:r>
+            <w:r>
+              <w:rPr>
+                <w:rFonts w:hint="default" w:cs="Arial"/>
+                <w:sz w:val="22"/>
+                <w:szCs w:val="22"/>
+                <w:lang w:val="en-IN"/>
+              </w:rPr>
+              <w:t>7</w:t>
+            </w:r>
+            <w:r>
+              <w:rPr>
+                <w:rFonts w:ascii="Arial" w:hAnsi="Arial" w:eastAsia="Arial" w:cs="Arial"/>
+                <w:sz w:val="22"/>
+                <w:szCs w:val="22"/>
+              </w:rPr>
+              <w:t>%</w:t>
             </w:r>
           </w:p>
         </w:tc>
@@ -2852,7 +5118,41 @@
                 <w:sz w:val="22"/>
                 <w:szCs w:val="22"/>
               </w:rPr>
-              <w:t>75.3%</w:t>
+              <w:t>7</w:t>
+            </w:r>
+            <w:r>
+              <w:rPr>
+                <w:rFonts w:hint="default" w:cs="Arial"/>
+                <w:sz w:val="22"/>
+                <w:szCs w:val="22"/>
+                <w:lang w:val="en-IN"/>
+              </w:rPr>
+              <w:t>3</w:t>
+            </w:r>
+            <w:r>
+              <w:rPr>
+                <w:rFonts w:ascii="Arial" w:hAnsi="Arial" w:eastAsia="Arial" w:cs="Arial"/>
+                <w:sz w:val="22"/>
+                <w:szCs w:val="22"/>
+              </w:rPr>
+              <w:t>.</w:t>
+            </w:r>
+            <w:r>
+              <w:rPr>
+                <w:rFonts w:hint="default" w:cs="Arial"/>
+                <w:sz w:val="22"/>
+                <w:szCs w:val="22"/>
+                <w:lang w:val="en-IN"/>
+              </w:rPr>
+              <w:t>3</w:t>
+            </w:r>
+            <w:r>
+              <w:rPr>
+                <w:rFonts w:ascii="Arial" w:hAnsi="Arial" w:eastAsia="Arial" w:cs="Arial"/>
+                <w:sz w:val="22"/>
+                <w:szCs w:val="22"/>
+              </w:rPr>
+              <w:t>%</w:t>
             </w:r>
           </w:p>
         </w:tc>
@@ -2958,12 +5258,7 @@
               <w:jc w:val="center"/>
             </w:pPr>
             <w:r>
-              <w:rPr>
-                <w:rFonts w:ascii="Arial" w:hAnsi="Arial" w:eastAsia="Arial" w:cs="Arial"/>
-                <w:sz w:val="22"/>
-                <w:szCs w:val="22"/>
-              </w:rPr>
-              <w:t>2.7296</w:t>
+              <w:t>2.6948</w:t>
             </w:r>
           </w:p>
         </w:tc>
@@ -2994,7 +5289,24 @@
                 <w:sz w:val="22"/>
                 <w:szCs w:val="22"/>
               </w:rPr>
-              <w:t>78.1%</w:t>
+              <w:t>78.</w:t>
+            </w:r>
+            <w:r>
+              <w:rPr>
+                <w:rFonts w:hint="default" w:cs="Arial"/>
+                <w:sz w:val="22"/>
+                <w:szCs w:val="22"/>
+                <w:lang w:val="en-IN"/>
+              </w:rPr>
+              <w:t>2</w:t>
+            </w:r>
+            <w:r>
+              <w:rPr>
+                <w:rFonts w:ascii="Arial" w:hAnsi="Arial" w:eastAsia="Arial" w:cs="Arial"/>
+                <w:sz w:val="22"/>
+                <w:szCs w:val="22"/>
+              </w:rPr>
+              <w:t>%</w:t>
             </w:r>
           </w:p>
         </w:tc>
@@ -3025,7 +5337,41 @@
                 <w:sz w:val="22"/>
                 <w:szCs w:val="22"/>
               </w:rPr>
-              <w:t>78.6%</w:t>
+              <w:t>7</w:t>
+            </w:r>
+            <w:r>
+              <w:rPr>
+                <w:rFonts w:hint="default" w:cs="Arial"/>
+                <w:sz w:val="22"/>
+                <w:szCs w:val="22"/>
+                <w:lang w:val="en-IN"/>
+              </w:rPr>
+              <w:t>8</w:t>
+            </w:r>
+            <w:r>
+              <w:rPr>
+                <w:rFonts w:ascii="Arial" w:hAnsi="Arial" w:eastAsia="Arial" w:cs="Arial"/>
+                <w:sz w:val="22"/>
+                <w:szCs w:val="22"/>
+              </w:rPr>
+              <w:t>.</w:t>
+            </w:r>
+            <w:r>
+              <w:rPr>
+                <w:rFonts w:hint="default" w:cs="Arial"/>
+                <w:sz w:val="22"/>
+                <w:szCs w:val="22"/>
+                <w:lang w:val="en-IN"/>
+              </w:rPr>
+              <w:t>5</w:t>
+            </w:r>
+            <w:r>
+              <w:rPr>
+                <w:rFonts w:ascii="Arial" w:hAnsi="Arial" w:eastAsia="Arial" w:cs="Arial"/>
+                <w:sz w:val="22"/>
+                <w:szCs w:val="22"/>
+              </w:rPr>
+              <w:t>%</w:t>
             </w:r>
           </w:p>
         </w:tc>
@@ -3131,12 +5477,7 @@
               <w:jc w:val="center"/>
             </w:pPr>
             <w:r>
-              <w:rPr>
-                <w:rFonts w:ascii="Arial" w:hAnsi="Arial" w:eastAsia="Arial" w:cs="Arial"/>
-                <w:sz w:val="22"/>
-                <w:szCs w:val="22"/>
-              </w:rPr>
-              <w:t>2.1868</w:t>
+              <w:t>2.1615</w:t>
             </w:r>
           </w:p>
         </w:tc>
@@ -3167,7 +5508,41 @@
                 <w:sz w:val="22"/>
                 <w:szCs w:val="22"/>
               </w:rPr>
-              <w:t>82.0%</w:t>
+              <w:t>8</w:t>
+            </w:r>
+            <w:r>
+              <w:rPr>
+                <w:rFonts w:hint="default" w:cs="Arial"/>
+                <w:sz w:val="22"/>
+                <w:szCs w:val="22"/>
+                <w:lang w:val="en-IN"/>
+              </w:rPr>
+              <w:t>1</w:t>
+            </w:r>
+            <w:r>
+              <w:rPr>
+                <w:rFonts w:ascii="Arial" w:hAnsi="Arial" w:eastAsia="Arial" w:cs="Arial"/>
+                <w:sz w:val="22"/>
+                <w:szCs w:val="22"/>
+              </w:rPr>
+              <w:t>.</w:t>
+            </w:r>
+            <w:r>
+              <w:rPr>
+                <w:rFonts w:hint="default" w:cs="Arial"/>
+                <w:sz w:val="22"/>
+                <w:szCs w:val="22"/>
+                <w:lang w:val="en-IN"/>
+              </w:rPr>
+              <w:t>8</w:t>
+            </w:r>
+            <w:r>
+              <w:rPr>
+                <w:rFonts w:ascii="Arial" w:hAnsi="Arial" w:eastAsia="Arial" w:cs="Arial"/>
+                <w:sz w:val="22"/>
+                <w:szCs w:val="22"/>
+              </w:rPr>
+              <w:t>%</w:t>
             </w:r>
           </w:p>
         </w:tc>
@@ -3198,7 +5573,24 @@
                 <w:sz w:val="22"/>
                 <w:szCs w:val="22"/>
               </w:rPr>
-              <w:t>79.5%</w:t>
+              <w:t>79.</w:t>
+            </w:r>
+            <w:r>
+              <w:rPr>
+                <w:rFonts w:hint="default" w:cs="Arial"/>
+                <w:sz w:val="22"/>
+                <w:szCs w:val="22"/>
+                <w:lang w:val="en-IN"/>
+              </w:rPr>
+              <w:t>6</w:t>
+            </w:r>
+            <w:r>
+              <w:rPr>
+                <w:rFonts w:ascii="Arial" w:hAnsi="Arial" w:eastAsia="Arial" w:cs="Arial"/>
+                <w:sz w:val="22"/>
+                <w:szCs w:val="22"/>
+              </w:rPr>
+              <w:t>%</w:t>
             </w:r>
           </w:p>
         </w:tc>
@@ -3225,11 +5617,20 @@
             </w:pPr>
             <w:r>
               <w:rPr>
-                <w:rFonts w:ascii="Arial" w:hAnsi="Arial" w:eastAsia="Arial" w:cs="Arial"/>
-                <w:sz w:val="22"/>
-                <w:szCs w:val="22"/>
-              </w:rPr>
-              <w:t>4.1%</w:t>
+                <w:rFonts w:hint="default" w:cs="Arial"/>
+                <w:sz w:val="22"/>
+                <w:szCs w:val="22"/>
+                <w:lang w:val="en-IN"/>
+              </w:rPr>
+              <w:t>4.8</w:t>
+            </w:r>
+            <w:r>
+              <w:rPr>
+                <w:rFonts w:ascii="Arial" w:hAnsi="Arial" w:eastAsia="Arial" w:cs="Arial"/>
+                <w:sz w:val="22"/>
+                <w:szCs w:val="22"/>
+              </w:rPr>
+              <w:t>%</w:t>
             </w:r>
           </w:p>
         </w:tc>
@@ -3304,12 +5705,7 @@
               <w:jc w:val="center"/>
             </w:pPr>
             <w:r>
-              <w:rPr>
-                <w:rFonts w:ascii="Arial" w:hAnsi="Arial" w:eastAsia="Arial" w:cs="Arial"/>
-                <w:sz w:val="22"/>
-                <w:szCs w:val="22"/>
-              </w:rPr>
-              <w:t>1.8710</w:t>
+              <w:t>1.6473</w:t>
             </w:r>
           </w:p>
         </w:tc>
@@ -3340,7 +5736,41 @@
                 <w:sz w:val="22"/>
                 <w:szCs w:val="22"/>
               </w:rPr>
-              <w:t>85.2%</w:t>
+              <w:t>8</w:t>
+            </w:r>
+            <w:r>
+              <w:rPr>
+                <w:rFonts w:hint="default" w:cs="Arial"/>
+                <w:sz w:val="22"/>
+                <w:szCs w:val="22"/>
+                <w:lang w:val="en-IN"/>
+              </w:rPr>
+              <w:t>5</w:t>
+            </w:r>
+            <w:r>
+              <w:rPr>
+                <w:rFonts w:ascii="Arial" w:hAnsi="Arial" w:eastAsia="Arial" w:cs="Arial"/>
+                <w:sz w:val="22"/>
+                <w:szCs w:val="22"/>
+              </w:rPr>
+              <w:t>.</w:t>
+            </w:r>
+            <w:r>
+              <w:rPr>
+                <w:rFonts w:hint="default" w:cs="Arial"/>
+                <w:sz w:val="22"/>
+                <w:szCs w:val="22"/>
+                <w:lang w:val="en-IN"/>
+              </w:rPr>
+              <w:t>2</w:t>
+            </w:r>
+            <w:r>
+              <w:rPr>
+                <w:rFonts w:ascii="Arial" w:hAnsi="Arial" w:eastAsia="Arial" w:cs="Arial"/>
+                <w:sz w:val="22"/>
+                <w:szCs w:val="22"/>
+              </w:rPr>
+              <w:t>%</w:t>
             </w:r>
           </w:p>
         </w:tc>
@@ -3371,7 +5801,24 @@
                 <w:sz w:val="22"/>
                 <w:szCs w:val="22"/>
               </w:rPr>
-              <w:t>80.5%</w:t>
+              <w:t>81.</w:t>
+            </w:r>
+            <w:r>
+              <w:rPr>
+                <w:rFonts w:hint="default" w:cs="Arial"/>
+                <w:sz w:val="22"/>
+                <w:szCs w:val="22"/>
+                <w:lang w:val="en-IN"/>
+              </w:rPr>
+              <w:t>3</w:t>
+            </w:r>
+            <w:r>
+              <w:rPr>
+                <w:rFonts w:ascii="Arial" w:hAnsi="Arial" w:eastAsia="Arial" w:cs="Arial"/>
+                <w:sz w:val="22"/>
+                <w:szCs w:val="22"/>
+              </w:rPr>
+              <w:t>%</w:t>
             </w:r>
           </w:p>
         </w:tc>
@@ -3398,11 +5845,20 @@
             </w:pPr>
             <w:r>
               <w:rPr>
-                <w:rFonts w:ascii="Arial" w:hAnsi="Arial" w:eastAsia="Arial" w:cs="Arial"/>
-                <w:sz w:val="22"/>
-                <w:szCs w:val="22"/>
-              </w:rPr>
-              <w:t>25.2%</w:t>
+                <w:rFonts w:hint="default" w:cs="Arial"/>
+                <w:sz w:val="22"/>
+                <w:szCs w:val="22"/>
+                <w:lang w:val="en-IN"/>
+              </w:rPr>
+              <w:t>27.3</w:t>
+            </w:r>
+            <w:r>
+              <w:rPr>
+                <w:rFonts w:ascii="Arial" w:hAnsi="Arial" w:eastAsia="Arial" w:cs="Arial"/>
+                <w:sz w:val="22"/>
+                <w:szCs w:val="22"/>
+              </w:rPr>
+              <w:t>%</w:t>
             </w:r>
           </w:p>
         </w:tc>
@@ -3477,12 +5933,7 @@
               <w:jc w:val="center"/>
             </w:pPr>
             <w:r>
-              <w:rPr>
-                <w:rFonts w:ascii="Arial" w:hAnsi="Arial" w:eastAsia="Arial" w:cs="Arial"/>
-                <w:sz w:val="22"/>
-                <w:szCs w:val="22"/>
-              </w:rPr>
-              <w:t>1.6722</w:t>
+              <w:t>1.6473</w:t>
             </w:r>
           </w:p>
         </w:tc>
@@ -3513,7 +5964,41 @@
                 <w:sz w:val="22"/>
                 <w:szCs w:val="22"/>
               </w:rPr>
-              <w:t>88.6%</w:t>
+              <w:t>8</w:t>
+            </w:r>
+            <w:r>
+              <w:rPr>
+                <w:rFonts w:hint="default" w:cs="Arial"/>
+                <w:sz w:val="22"/>
+                <w:szCs w:val="22"/>
+                <w:lang w:val="en-IN"/>
+              </w:rPr>
+              <w:t>8</w:t>
+            </w:r>
+            <w:r>
+              <w:rPr>
+                <w:rFonts w:ascii="Arial" w:hAnsi="Arial" w:eastAsia="Arial" w:cs="Arial"/>
+                <w:sz w:val="22"/>
+                <w:szCs w:val="22"/>
+              </w:rPr>
+              <w:t>.</w:t>
+            </w:r>
+            <w:r>
+              <w:rPr>
+                <w:rFonts w:hint="default" w:cs="Arial"/>
+                <w:sz w:val="22"/>
+                <w:szCs w:val="22"/>
+                <w:lang w:val="en-IN"/>
+              </w:rPr>
+              <w:t>5</w:t>
+            </w:r>
+            <w:r>
+              <w:rPr>
+                <w:rFonts w:ascii="Arial" w:hAnsi="Arial" w:eastAsia="Arial" w:cs="Arial"/>
+                <w:sz w:val="22"/>
+                <w:szCs w:val="22"/>
+              </w:rPr>
+              <w:t>%</w:t>
             </w:r>
           </w:p>
         </w:tc>
@@ -3544,7 +6029,41 @@
                 <w:sz w:val="22"/>
                 <w:szCs w:val="22"/>
               </w:rPr>
-              <w:t>82.2%</w:t>
+              <w:t>8</w:t>
+            </w:r>
+            <w:r>
+              <w:rPr>
+                <w:rFonts w:hint="default" w:cs="Arial"/>
+                <w:sz w:val="22"/>
+                <w:szCs w:val="22"/>
+                <w:lang w:val="en-IN"/>
+              </w:rPr>
+              <w:t>2</w:t>
+            </w:r>
+            <w:r>
+              <w:rPr>
+                <w:rFonts w:ascii="Arial" w:hAnsi="Arial" w:eastAsia="Arial" w:cs="Arial"/>
+                <w:sz w:val="22"/>
+                <w:szCs w:val="22"/>
+              </w:rPr>
+              <w:t>.</w:t>
+            </w:r>
+            <w:r>
+              <w:rPr>
+                <w:rFonts w:hint="default" w:cs="Arial"/>
+                <w:sz w:val="22"/>
+                <w:szCs w:val="22"/>
+                <w:lang w:val="en-IN"/>
+              </w:rPr>
+              <w:t>9</w:t>
+            </w:r>
+            <w:r>
+              <w:rPr>
+                <w:rFonts w:ascii="Arial" w:hAnsi="Arial" w:eastAsia="Arial" w:cs="Arial"/>
+                <w:sz w:val="22"/>
+                <w:szCs w:val="22"/>
+              </w:rPr>
+              <w:t>%</w:t>
             </w:r>
           </w:p>
         </w:tc>
@@ -3571,11 +6090,20 @@
             </w:pPr>
             <w:r>
               <w:rPr>
-                <w:rFonts w:ascii="Arial" w:hAnsi="Arial" w:eastAsia="Arial" w:cs="Arial"/>
-                <w:sz w:val="22"/>
-                <w:szCs w:val="22"/>
-              </w:rPr>
-              <w:t>33.1%</w:t>
+                <w:rFonts w:hint="default" w:cs="Arial"/>
+                <w:sz w:val="22"/>
+                <w:szCs w:val="22"/>
+                <w:lang w:val="en-IN"/>
+              </w:rPr>
+              <w:t>35.2</w:t>
+            </w:r>
+            <w:r>
+              <w:rPr>
+                <w:rFonts w:ascii="Arial" w:hAnsi="Arial" w:eastAsia="Arial" w:cs="Arial"/>
+                <w:sz w:val="22"/>
+                <w:szCs w:val="22"/>
+              </w:rPr>
+              <w:t>%</w:t>
             </w:r>
           </w:p>
         </w:tc>
@@ -3650,12 +6178,7 @@
               <w:jc w:val="center"/>
             </w:pPr>
             <w:r>
-              <w:rPr>
-                <w:rFonts w:ascii="Arial" w:hAnsi="Arial" w:eastAsia="Arial" w:cs="Arial"/>
-                <w:sz w:val="22"/>
-                <w:szCs w:val="22"/>
-              </w:rPr>
-              <w:t>1.5634</w:t>
+              <w:t>1.5427</w:t>
             </w:r>
           </w:p>
         </w:tc>
@@ -3686,7 +6209,41 @@
                 <w:sz w:val="22"/>
                 <w:szCs w:val="22"/>
               </w:rPr>
-              <w:t>91.0%</w:t>
+              <w:t>9</w:t>
+            </w:r>
+            <w:r>
+              <w:rPr>
+                <w:rFonts w:hint="default" w:cs="Arial"/>
+                <w:sz w:val="22"/>
+                <w:szCs w:val="22"/>
+                <w:lang w:val="en-IN"/>
+              </w:rPr>
+              <w:t>0</w:t>
+            </w:r>
+            <w:r>
+              <w:rPr>
+                <w:rFonts w:ascii="Arial" w:hAnsi="Arial" w:eastAsia="Arial" w:cs="Arial"/>
+                <w:sz w:val="22"/>
+                <w:szCs w:val="22"/>
+              </w:rPr>
+              <w:t>.</w:t>
+            </w:r>
+            <w:r>
+              <w:rPr>
+                <w:rFonts w:hint="default" w:cs="Arial"/>
+                <w:sz w:val="22"/>
+                <w:szCs w:val="22"/>
+                <w:lang w:val="en-IN"/>
+              </w:rPr>
+              <w:t>9</w:t>
+            </w:r>
+            <w:r>
+              <w:rPr>
+                <w:rFonts w:ascii="Arial" w:hAnsi="Arial" w:eastAsia="Arial" w:cs="Arial"/>
+                <w:sz w:val="22"/>
+                <w:szCs w:val="22"/>
+              </w:rPr>
+              <w:t>%</w:t>
             </w:r>
           </w:p>
         </w:tc>
@@ -3717,7 +6274,41 @@
                 <w:sz w:val="22"/>
                 <w:szCs w:val="22"/>
               </w:rPr>
-              <w:t>82.7%</w:t>
+              <w:t>8</w:t>
+            </w:r>
+            <w:r>
+              <w:rPr>
+                <w:rFonts w:hint="default" w:cs="Arial"/>
+                <w:sz w:val="22"/>
+                <w:szCs w:val="22"/>
+                <w:lang w:val="en-IN"/>
+              </w:rPr>
+              <w:t>2</w:t>
+            </w:r>
+            <w:r>
+              <w:rPr>
+                <w:rFonts w:ascii="Arial" w:hAnsi="Arial" w:eastAsia="Arial" w:cs="Arial"/>
+                <w:sz w:val="22"/>
+                <w:szCs w:val="22"/>
+              </w:rPr>
+              <w:t>.</w:t>
+            </w:r>
+            <w:r>
+              <w:rPr>
+                <w:rFonts w:hint="default" w:cs="Arial"/>
+                <w:sz w:val="22"/>
+                <w:szCs w:val="22"/>
+                <w:lang w:val="en-IN"/>
+              </w:rPr>
+              <w:t>9</w:t>
+            </w:r>
+            <w:r>
+              <w:rPr>
+                <w:rFonts w:ascii="Arial" w:hAnsi="Arial" w:eastAsia="Arial" w:cs="Arial"/>
+                <w:sz w:val="22"/>
+                <w:szCs w:val="22"/>
+              </w:rPr>
+              <w:t>%</w:t>
             </w:r>
           </w:p>
         </w:tc>
@@ -3744,11 +6335,20 @@
             </w:pPr>
             <w:r>
               <w:rPr>
-                <w:rFonts w:ascii="Arial" w:hAnsi="Arial" w:eastAsia="Arial" w:cs="Arial"/>
-                <w:sz w:val="22"/>
-                <w:szCs w:val="22"/>
-              </w:rPr>
-              <w:t>35.2%</w:t>
+                <w:rFonts w:hint="default" w:cs="Arial"/>
+                <w:sz w:val="22"/>
+                <w:szCs w:val="22"/>
+                <w:lang w:val="en-IN"/>
+              </w:rPr>
+              <w:t>37.2</w:t>
+            </w:r>
+            <w:r>
+              <w:rPr>
+                <w:rFonts w:ascii="Arial" w:hAnsi="Arial" w:eastAsia="Arial" w:cs="Arial"/>
+                <w:sz w:val="22"/>
+                <w:szCs w:val="22"/>
+              </w:rPr>
+              <w:t>%</w:t>
             </w:r>
           </w:p>
         </w:tc>
@@ -3776,7 +6376,28 @@
           <w:sz w:val="22"/>
           <w:szCs w:val="22"/>
         </w:rPr>
-        <w:t>Lambda = 0.0002 (Medium sparsity pressure)</w:t>
+        <w:t>Lambda = 0.000</w:t>
+      </w:r>
+      <w:r>
+        <w:rPr>
+          <w:rFonts w:hint="default" w:cs="Arial"/>
+          <w:b/>
+          <w:bCs/>
+          <w:sz w:val="22"/>
+          <w:szCs w:val="22"/>
+          <w:lang w:val="en-IN"/>
+        </w:rPr>
+        <w:t>1</w:t>
+      </w:r>
+      <w:r>
+        <w:rPr>
+          <w:rFonts w:ascii="Arial" w:hAnsi="Arial" w:eastAsia="Arial" w:cs="Arial"/>
+          <w:b/>
+          <w:bCs/>
+          <w:sz w:val="22"/>
+          <w:szCs w:val="22"/>
+        </w:rPr>
+        <w:t xml:space="preserve"> (High sparsity pressure)</w:t>
       </w:r>
     </w:p>
     <w:tbl>
@@ -4068,12 +6689,7 @@
               <w:jc w:val="center"/>
             </w:pPr>
             <w:r>
-              <w:rPr>
-                <w:rFonts w:ascii="Arial" w:hAnsi="Arial" w:eastAsia="Arial" w:cs="Arial"/>
-                <w:sz w:val="22"/>
-                <w:szCs w:val="22"/>
-              </w:rPr>
-              <w:t>78.6237</w:t>
+              <w:t>40.5602</w:t>
             </w:r>
           </w:p>
         </w:tc>
@@ -4104,7 +6720,24 @@
                 <w:sz w:val="22"/>
                 <w:szCs w:val="22"/>
               </w:rPr>
-              <w:t>57.0%</w:t>
+              <w:t>57.</w:t>
+            </w:r>
+            <w:r>
+              <w:rPr>
+                <w:rFonts w:hint="default" w:cs="Arial"/>
+                <w:sz w:val="22"/>
+                <w:szCs w:val="22"/>
+                <w:lang w:val="en-IN"/>
+              </w:rPr>
+              <w:t>8</w:t>
+            </w:r>
+            <w:r>
+              <w:rPr>
+                <w:rFonts w:ascii="Arial" w:hAnsi="Arial" w:eastAsia="Arial" w:cs="Arial"/>
+                <w:sz w:val="22"/>
+                <w:szCs w:val="22"/>
+              </w:rPr>
+              <w:t>%</w:t>
             </w:r>
           </w:p>
         </w:tc>
@@ -4135,7 +6768,41 @@
                 <w:sz w:val="22"/>
                 <w:szCs w:val="22"/>
               </w:rPr>
-              <w:t>63.8%</w:t>
+              <w:t>6</w:t>
+            </w:r>
+            <w:r>
+              <w:rPr>
+                <w:rFonts w:hint="default" w:cs="Arial"/>
+                <w:sz w:val="22"/>
+                <w:szCs w:val="22"/>
+                <w:lang w:val="en-IN"/>
+              </w:rPr>
+              <w:t>6</w:t>
+            </w:r>
+            <w:r>
+              <w:rPr>
+                <w:rFonts w:ascii="Arial" w:hAnsi="Arial" w:eastAsia="Arial" w:cs="Arial"/>
+                <w:sz w:val="22"/>
+                <w:szCs w:val="22"/>
+              </w:rPr>
+              <w:t>.</w:t>
+            </w:r>
+            <w:r>
+              <w:rPr>
+                <w:rFonts w:hint="default" w:cs="Arial"/>
+                <w:sz w:val="22"/>
+                <w:szCs w:val="22"/>
+                <w:lang w:val="en-IN"/>
+              </w:rPr>
+              <w:t>3</w:t>
+            </w:r>
+            <w:r>
+              <w:rPr>
+                <w:rFonts w:ascii="Arial" w:hAnsi="Arial" w:eastAsia="Arial" w:cs="Arial"/>
+                <w:sz w:val="22"/>
+                <w:szCs w:val="22"/>
+              </w:rPr>
+              <w:t>%</w:t>
             </w:r>
           </w:p>
         </w:tc>
@@ -4241,12 +6908,7 @@
               <w:jc w:val="center"/>
             </w:pPr>
             <w:r>
-              <w:rPr>
-                <w:rFonts w:ascii="Arial" w:hAnsi="Arial" w:eastAsia="Arial" w:cs="Arial"/>
-                <w:sz w:val="22"/>
-                <w:szCs w:val="22"/>
-              </w:rPr>
-              <w:t>19.5577</w:t>
+              <w:t>11.0048</w:t>
             </w:r>
           </w:p>
         </w:tc>
@@ -4273,11 +6935,20 @@
             </w:pPr>
             <w:r>
               <w:rPr>
-                <w:rFonts w:ascii="Arial" w:hAnsi="Arial" w:eastAsia="Arial" w:cs="Arial"/>
-                <w:sz w:val="22"/>
-                <w:szCs w:val="22"/>
-              </w:rPr>
-              <w:t>69.7%</w:t>
+                <w:rFonts w:hint="default" w:cs="Arial"/>
+                <w:sz w:val="22"/>
+                <w:szCs w:val="22"/>
+                <w:lang w:val="en-IN"/>
+              </w:rPr>
+              <w:t>70.0</w:t>
+            </w:r>
+            <w:r>
+              <w:rPr>
+                <w:rFonts w:ascii="Arial" w:hAnsi="Arial" w:eastAsia="Arial" w:cs="Arial"/>
+                <w:sz w:val="22"/>
+                <w:szCs w:val="22"/>
+              </w:rPr>
+              <w:t>%</w:t>
             </w:r>
           </w:p>
         </w:tc>
@@ -4304,11 +6975,37 @@
             </w:pPr>
             <w:r>
               <w:rPr>
-                <w:rFonts w:ascii="Arial" w:hAnsi="Arial" w:eastAsia="Arial" w:cs="Arial"/>
-                <w:sz w:val="22"/>
-                <w:szCs w:val="22"/>
-              </w:rPr>
-              <w:t>68.8%</w:t>
+                <w:rFonts w:hint="default" w:cs="Arial"/>
+                <w:sz w:val="22"/>
+                <w:szCs w:val="22"/>
+                <w:lang w:val="en-IN"/>
+              </w:rPr>
+              <w:t>66</w:t>
+            </w:r>
+            <w:r>
+              <w:rPr>
+                <w:rFonts w:ascii="Arial" w:hAnsi="Arial" w:eastAsia="Arial" w:cs="Arial"/>
+                <w:sz w:val="22"/>
+                <w:szCs w:val="22"/>
+              </w:rPr>
+              <w:t>.</w:t>
+            </w:r>
+            <w:r>
+              <w:rPr>
+                <w:rFonts w:hint="default" w:cs="Arial"/>
+                <w:sz w:val="22"/>
+                <w:szCs w:val="22"/>
+                <w:lang w:val="en-IN"/>
+              </w:rPr>
+              <w:t>9</w:t>
+            </w:r>
+            <w:r>
+              <w:rPr>
+                <w:rFonts w:ascii="Arial" w:hAnsi="Arial" w:eastAsia="Arial" w:cs="Arial"/>
+                <w:sz w:val="22"/>
+                <w:szCs w:val="22"/>
+              </w:rPr>
+              <w:t>%</w:t>
             </w:r>
           </w:p>
         </w:tc>
@@ -4414,12 +7111,7 @@
               <w:jc w:val="center"/>
             </w:pPr>
             <w:r>
-              <w:rPr>
-                <w:rFonts w:ascii="Arial" w:hAnsi="Arial" w:eastAsia="Arial" w:cs="Arial"/>
-                <w:sz w:val="22"/>
-                <w:szCs w:val="22"/>
-              </w:rPr>
-              <w:t>8.8593</w:t>
+              <w:t>5.4644</w:t>
             </w:r>
           </w:p>
         </w:tc>
@@ -4450,7 +7142,24 @@
                 <w:sz w:val="22"/>
                 <w:szCs w:val="22"/>
               </w:rPr>
-              <w:t>74.6%</w:t>
+              <w:t>74.</w:t>
+            </w:r>
+            <w:r>
+              <w:rPr>
+                <w:rFonts w:hint="default" w:cs="Arial"/>
+                <w:sz w:val="22"/>
+                <w:szCs w:val="22"/>
+                <w:lang w:val="en-IN"/>
+              </w:rPr>
+              <w:t>8</w:t>
+            </w:r>
+            <w:r>
+              <w:rPr>
+                <w:rFonts w:ascii="Arial" w:hAnsi="Arial" w:eastAsia="Arial" w:cs="Arial"/>
+                <w:sz w:val="22"/>
+                <w:szCs w:val="22"/>
+              </w:rPr>
+              <w:t>%</w:t>
             </w:r>
           </w:p>
         </w:tc>
@@ -4481,7 +7190,41 @@
                 <w:sz w:val="22"/>
                 <w:szCs w:val="22"/>
               </w:rPr>
-              <w:t>75.2%</w:t>
+              <w:t>7</w:t>
+            </w:r>
+            <w:r>
+              <w:rPr>
+                <w:rFonts w:hint="default" w:cs="Arial"/>
+                <w:sz w:val="22"/>
+                <w:szCs w:val="22"/>
+                <w:lang w:val="en-IN"/>
+              </w:rPr>
+              <w:t>5</w:t>
+            </w:r>
+            <w:r>
+              <w:rPr>
+                <w:rFonts w:ascii="Arial" w:hAnsi="Arial" w:eastAsia="Arial" w:cs="Arial"/>
+                <w:sz w:val="22"/>
+                <w:szCs w:val="22"/>
+              </w:rPr>
+              <w:t>.</w:t>
+            </w:r>
+            <w:r>
+              <w:rPr>
+                <w:rFonts w:hint="default" w:cs="Arial"/>
+                <w:sz w:val="22"/>
+                <w:szCs w:val="22"/>
+                <w:lang w:val="en-IN"/>
+              </w:rPr>
+              <w:t>7</w:t>
+            </w:r>
+            <w:r>
+              <w:rPr>
+                <w:rFonts w:ascii="Arial" w:hAnsi="Arial" w:eastAsia="Arial" w:cs="Arial"/>
+                <w:sz w:val="22"/>
+                <w:szCs w:val="22"/>
+              </w:rPr>
+              <w:t>%</w:t>
             </w:r>
           </w:p>
         </w:tc>
@@ -4587,12 +7330,7 @@
               <w:jc w:val="center"/>
             </w:pPr>
             <w:r>
-              <w:rPr>
-                <w:rFonts w:ascii="Arial" w:hAnsi="Arial" w:eastAsia="Arial" w:cs="Arial"/>
-                <w:sz w:val="22"/>
-                <w:szCs w:val="22"/>
-              </w:rPr>
-              <w:t>5.5413</w:t>
+              <w:t>3.6647</w:t>
             </w:r>
           </w:p>
         </w:tc>
@@ -4623,7 +7361,24 @@
                 <w:sz w:val="22"/>
                 <w:szCs w:val="22"/>
               </w:rPr>
-              <w:t>78.4%</w:t>
+              <w:t>78.</w:t>
+            </w:r>
+            <w:r>
+              <w:rPr>
+                <w:rFonts w:hint="default" w:cs="Arial"/>
+                <w:sz w:val="22"/>
+                <w:szCs w:val="22"/>
+                <w:lang w:val="en-IN"/>
+              </w:rPr>
+              <w:t>6</w:t>
+            </w:r>
+            <w:r>
+              <w:rPr>
+                <w:rFonts w:ascii="Arial" w:hAnsi="Arial" w:eastAsia="Arial" w:cs="Arial"/>
+                <w:sz w:val="22"/>
+                <w:szCs w:val="22"/>
+              </w:rPr>
+              <w:t>%</w:t>
             </w:r>
           </w:p>
         </w:tc>
@@ -4654,7 +7409,7 @@
                 <w:sz w:val="22"/>
                 <w:szCs w:val="22"/>
               </w:rPr>
-              <w:t>76.9%</w:t>
+              <w:t>77.9%</w:t>
             </w:r>
           </w:p>
         </w:tc>
@@ -4760,12 +7515,7 @@
               <w:jc w:val="center"/>
             </w:pPr>
             <w:r>
-              <w:rPr>
-                <w:rFonts w:ascii="Arial" w:hAnsi="Arial" w:eastAsia="Arial" w:cs="Arial"/>
-                <w:sz w:val="22"/>
-                <w:szCs w:val="22"/>
-              </w:rPr>
-              <w:t>4.0985</w:t>
+              <w:t>2.8360</w:t>
             </w:r>
           </w:p>
         </w:tc>
@@ -4796,7 +7546,41 @@
                 <w:sz w:val="22"/>
                 <w:szCs w:val="22"/>
               </w:rPr>
-              <w:t>82.0%</w:t>
+              <w:t>8</w:t>
+            </w:r>
+            <w:r>
+              <w:rPr>
+                <w:rFonts w:hint="default" w:cs="Arial"/>
+                <w:sz w:val="22"/>
+                <w:szCs w:val="22"/>
+                <w:lang w:val="en-IN"/>
+              </w:rPr>
+              <w:t>2</w:t>
+            </w:r>
+            <w:r>
+              <w:rPr>
+                <w:rFonts w:ascii="Arial" w:hAnsi="Arial" w:eastAsia="Arial" w:cs="Arial"/>
+                <w:sz w:val="22"/>
+                <w:szCs w:val="22"/>
+              </w:rPr>
+              <w:t>.</w:t>
+            </w:r>
+            <w:r>
+              <w:rPr>
+                <w:rFonts w:hint="default" w:cs="Arial"/>
+                <w:sz w:val="22"/>
+                <w:szCs w:val="22"/>
+                <w:lang w:val="en-IN"/>
+              </w:rPr>
+              <w:t>2</w:t>
+            </w:r>
+            <w:r>
+              <w:rPr>
+                <w:rFonts w:ascii="Arial" w:hAnsi="Arial" w:eastAsia="Arial" w:cs="Arial"/>
+                <w:sz w:val="22"/>
+                <w:szCs w:val="22"/>
+              </w:rPr>
+              <w:t>%</w:t>
             </w:r>
           </w:p>
         </w:tc>
@@ -4827,7 +7611,24 @@
                 <w:sz w:val="22"/>
                 <w:szCs w:val="22"/>
               </w:rPr>
-              <w:t>79.0%</w:t>
+              <w:t>79.</w:t>
+            </w:r>
+            <w:r>
+              <w:rPr>
+                <w:rFonts w:hint="default" w:cs="Arial"/>
+                <w:sz w:val="22"/>
+                <w:szCs w:val="22"/>
+                <w:lang w:val="en-IN"/>
+              </w:rPr>
+              <w:t>4</w:t>
+            </w:r>
+            <w:r>
+              <w:rPr>
+                <w:rFonts w:ascii="Arial" w:hAnsi="Arial" w:eastAsia="Arial" w:cs="Arial"/>
+                <w:sz w:val="22"/>
+                <w:szCs w:val="22"/>
+              </w:rPr>
+              <w:t>%</w:t>
             </w:r>
           </w:p>
         </w:tc>
@@ -4854,11 +7655,20 @@
             </w:pPr>
             <w:r>
               <w:rPr>
-                <w:rFonts w:ascii="Arial" w:hAnsi="Arial" w:eastAsia="Arial" w:cs="Arial"/>
-                <w:sz w:val="22"/>
-                <w:szCs w:val="22"/>
-              </w:rPr>
-              <w:t>33.7%</w:t>
+                <w:rFonts w:hint="default" w:cs="Arial"/>
+                <w:sz w:val="22"/>
+                <w:szCs w:val="22"/>
+                <w:lang w:val="en-IN"/>
+              </w:rPr>
+              <w:t>14.3</w:t>
+            </w:r>
+            <w:r>
+              <w:rPr>
+                <w:rFonts w:ascii="Arial" w:hAnsi="Arial" w:eastAsia="Arial" w:cs="Arial"/>
+                <w:sz w:val="22"/>
+                <w:szCs w:val="22"/>
+              </w:rPr>
+              <w:t>%</w:t>
             </w:r>
           </w:p>
         </w:tc>
@@ -4933,12 +7743,7 @@
               <w:jc w:val="center"/>
             </w:pPr>
             <w:r>
-              <w:rPr>
-                <w:rFonts w:ascii="Arial" w:hAnsi="Arial" w:eastAsia="Arial" w:cs="Arial"/>
-                <w:sz w:val="22"/>
-                <w:szCs w:val="22"/>
-              </w:rPr>
-              <w:t>3.3446</w:t>
+              <w:t>2.3754</w:t>
             </w:r>
           </w:p>
         </w:tc>
@@ -4969,7 +7774,24 @@
                 <w:sz w:val="22"/>
                 <w:szCs w:val="22"/>
               </w:rPr>
-              <w:t>86.1%</w:t>
+              <w:t>86.</w:t>
+            </w:r>
+            <w:r>
+              <w:rPr>
+                <w:rFonts w:hint="default" w:cs="Arial"/>
+                <w:sz w:val="22"/>
+                <w:szCs w:val="22"/>
+                <w:lang w:val="en-IN"/>
+              </w:rPr>
+              <w:t>0</w:t>
+            </w:r>
+            <w:r>
+              <w:rPr>
+                <w:rFonts w:ascii="Arial" w:hAnsi="Arial" w:eastAsia="Arial" w:cs="Arial"/>
+                <w:sz w:val="22"/>
+                <w:szCs w:val="22"/>
+              </w:rPr>
+              <w:t>%</w:t>
             </w:r>
           </w:p>
         </w:tc>
@@ -5000,7 +7822,41 @@
                 <w:sz w:val="22"/>
                 <w:szCs w:val="22"/>
               </w:rPr>
-              <w:t>81.4%</w:t>
+              <w:t>8</w:t>
+            </w:r>
+            <w:r>
+              <w:rPr>
+                <w:rFonts w:hint="default" w:cs="Arial"/>
+                <w:sz w:val="22"/>
+                <w:szCs w:val="22"/>
+                <w:lang w:val="en-IN"/>
+              </w:rPr>
+              <w:t>0</w:t>
+            </w:r>
+            <w:r>
+              <w:rPr>
+                <w:rFonts w:ascii="Arial" w:hAnsi="Arial" w:eastAsia="Arial" w:cs="Arial"/>
+                <w:sz w:val="22"/>
+                <w:szCs w:val="22"/>
+              </w:rPr>
+              <w:t>.</w:t>
+            </w:r>
+            <w:r>
+              <w:rPr>
+                <w:rFonts w:hint="default" w:cs="Arial"/>
+                <w:sz w:val="22"/>
+                <w:szCs w:val="22"/>
+                <w:lang w:val="en-IN"/>
+              </w:rPr>
+              <w:t>2</w:t>
+            </w:r>
+            <w:r>
+              <w:rPr>
+                <w:rFonts w:ascii="Arial" w:hAnsi="Arial" w:eastAsia="Arial" w:cs="Arial"/>
+                <w:sz w:val="22"/>
+                <w:szCs w:val="22"/>
+              </w:rPr>
+              <w:t>%</w:t>
             </w:r>
           </w:p>
         </w:tc>
@@ -5027,11 +7883,20 @@
             </w:pPr>
             <w:r>
               <w:rPr>
-                <w:rFonts w:ascii="Arial" w:hAnsi="Arial" w:eastAsia="Arial" w:cs="Arial"/>
-                <w:sz w:val="22"/>
-                <w:szCs w:val="22"/>
-              </w:rPr>
-              <w:t>64.5%</w:t>
+                <w:rFonts w:hint="default" w:cs="Arial"/>
+                <w:sz w:val="22"/>
+                <w:szCs w:val="22"/>
+                <w:lang w:val="en-IN"/>
+              </w:rPr>
+              <w:t>43.1</w:t>
+            </w:r>
+            <w:r>
+              <w:rPr>
+                <w:rFonts w:ascii="Arial" w:hAnsi="Arial" w:eastAsia="Arial" w:cs="Arial"/>
+                <w:sz w:val="22"/>
+                <w:szCs w:val="22"/>
+              </w:rPr>
+              <w:t>%</w:t>
             </w:r>
           </w:p>
         </w:tc>
@@ -5106,12 +7971,7 @@
               <w:jc w:val="center"/>
             </w:pPr>
             <w:r>
-              <w:rPr>
-                <w:rFonts w:ascii="Arial" w:hAnsi="Arial" w:eastAsia="Arial" w:cs="Arial"/>
-                <w:sz w:val="22"/>
-                <w:szCs w:val="22"/>
-              </w:rPr>
-              <w:t>2.9380</w:t>
+              <w:t>2.1107</w:t>
             </w:r>
           </w:p>
         </w:tc>
@@ -5138,11 +7998,20 @@
             </w:pPr>
             <w:r>
               <w:rPr>
-                <w:rFonts w:ascii="Arial" w:hAnsi="Arial" w:eastAsia="Arial" w:cs="Arial"/>
-                <w:sz w:val="22"/>
-                <w:szCs w:val="22"/>
-              </w:rPr>
-              <w:t>89.6%</w:t>
+                <w:rFonts w:hint="default" w:cs="Arial"/>
+                <w:sz w:val="22"/>
+                <w:szCs w:val="22"/>
+                <w:lang w:val="en-IN"/>
+              </w:rPr>
+              <w:t>89.4</w:t>
+            </w:r>
+            <w:r>
+              <w:rPr>
+                <w:rFonts w:ascii="Arial" w:hAnsi="Arial" w:eastAsia="Arial" w:cs="Arial"/>
+                <w:sz w:val="22"/>
+                <w:szCs w:val="22"/>
+              </w:rPr>
+              <w:t>%</w:t>
             </w:r>
           </w:p>
         </w:tc>
@@ -5173,7 +8042,24 @@
                 <w:sz w:val="22"/>
                 <w:szCs w:val="22"/>
               </w:rPr>
-              <w:t>83.2%</w:t>
+              <w:t>82.</w:t>
+            </w:r>
+            <w:r>
+              <w:rPr>
+                <w:rFonts w:hint="default" w:cs="Arial"/>
+                <w:sz w:val="22"/>
+                <w:szCs w:val="22"/>
+                <w:lang w:val="en-IN"/>
+              </w:rPr>
+              <w:t>0</w:t>
+            </w:r>
+            <w:r>
+              <w:rPr>
+                <w:rFonts w:ascii="Arial" w:hAnsi="Arial" w:eastAsia="Arial" w:cs="Arial"/>
+                <w:sz w:val="22"/>
+                <w:szCs w:val="22"/>
+              </w:rPr>
+              <w:t>%</w:t>
             </w:r>
           </w:p>
         </w:tc>
@@ -5200,11 +8086,20 @@
             </w:pPr>
             <w:r>
               <w:rPr>
-                <w:rFonts w:ascii="Arial" w:hAnsi="Arial" w:eastAsia="Arial" w:cs="Arial"/>
-                <w:sz w:val="22"/>
-                <w:szCs w:val="22"/>
-              </w:rPr>
-              <w:t>70.8%</w:t>
+                <w:rFonts w:hint="default" w:cs="Arial"/>
+                <w:sz w:val="22"/>
+                <w:szCs w:val="22"/>
+                <w:lang w:val="en-IN"/>
+              </w:rPr>
+              <w:t>51.1</w:t>
+            </w:r>
+            <w:r>
+              <w:rPr>
+                <w:rFonts w:ascii="Arial" w:hAnsi="Arial" w:eastAsia="Arial" w:cs="Arial"/>
+                <w:sz w:val="22"/>
+                <w:szCs w:val="22"/>
+              </w:rPr>
+              <w:t>%</w:t>
             </w:r>
           </w:p>
         </w:tc>
@@ -5279,12 +8174,7 @@
               <w:jc w:val="center"/>
             </w:pPr>
             <w:r>
-              <w:rPr>
-                <w:rFonts w:ascii="Arial" w:hAnsi="Arial" w:eastAsia="Arial" w:cs="Arial"/>
-                <w:sz w:val="22"/>
-                <w:szCs w:val="22"/>
-              </w:rPr>
-              <w:t>2.7459</w:t>
+              <w:t>1.9760</w:t>
             </w:r>
           </w:p>
         </w:tc>
@@ -5315,7 +8205,41 @@
                 <w:sz w:val="22"/>
                 <w:szCs w:val="22"/>
               </w:rPr>
-              <w:t>92.4%</w:t>
+              <w:t>9</w:t>
+            </w:r>
+            <w:r>
+              <w:rPr>
+                <w:rFonts w:hint="default" w:cs="Arial"/>
+                <w:sz w:val="22"/>
+                <w:szCs w:val="22"/>
+                <w:lang w:val="en-IN"/>
+              </w:rPr>
+              <w:t>1</w:t>
+            </w:r>
+            <w:r>
+              <w:rPr>
+                <w:rFonts w:ascii="Arial" w:hAnsi="Arial" w:eastAsia="Arial" w:cs="Arial"/>
+                <w:sz w:val="22"/>
+                <w:szCs w:val="22"/>
+              </w:rPr>
+              <w:t>.</w:t>
+            </w:r>
+            <w:r>
+              <w:rPr>
+                <w:rFonts w:hint="default" w:cs="Arial"/>
+                <w:sz w:val="22"/>
+                <w:szCs w:val="22"/>
+                <w:lang w:val="en-IN"/>
+              </w:rPr>
+              <w:t>8</w:t>
+            </w:r>
+            <w:r>
+              <w:rPr>
+                <w:rFonts w:ascii="Arial" w:hAnsi="Arial" w:eastAsia="Arial" w:cs="Arial"/>
+                <w:sz w:val="22"/>
+                <w:szCs w:val="22"/>
+              </w:rPr>
+              <w:t>%</w:t>
             </w:r>
           </w:p>
         </w:tc>
@@ -5346,7 +8270,41 @@
                 <w:sz w:val="22"/>
                 <w:szCs w:val="22"/>
               </w:rPr>
-              <w:t>83.5%</w:t>
+              <w:t>8</w:t>
+            </w:r>
+            <w:r>
+              <w:rPr>
+                <w:rFonts w:hint="default" w:cs="Arial"/>
+                <w:sz w:val="22"/>
+                <w:szCs w:val="22"/>
+                <w:lang w:val="en-IN"/>
+              </w:rPr>
+              <w:t>2</w:t>
+            </w:r>
+            <w:r>
+              <w:rPr>
+                <w:rFonts w:ascii="Arial" w:hAnsi="Arial" w:eastAsia="Arial" w:cs="Arial"/>
+                <w:sz w:val="22"/>
+                <w:szCs w:val="22"/>
+              </w:rPr>
+              <w:t>.</w:t>
+            </w:r>
+            <w:r>
+              <w:rPr>
+                <w:rFonts w:hint="default" w:cs="Arial"/>
+                <w:sz w:val="22"/>
+                <w:szCs w:val="22"/>
+                <w:lang w:val="en-IN"/>
+              </w:rPr>
+              <w:t>8</w:t>
+            </w:r>
+            <w:r>
+              <w:rPr>
+                <w:rFonts w:ascii="Arial" w:hAnsi="Arial" w:eastAsia="Arial" w:cs="Arial"/>
+                <w:sz w:val="22"/>
+                <w:szCs w:val="22"/>
+              </w:rPr>
+              <w:t>%</w:t>
             </w:r>
           </w:p>
         </w:tc>
@@ -5373,1640 +8331,20 @@
             </w:pPr>
             <w:r>
               <w:rPr>
-                <w:rFonts w:ascii="Arial" w:hAnsi="Arial" w:eastAsia="Arial" w:cs="Arial"/>
-                <w:sz w:val="22"/>
-                <w:szCs w:val="22"/>
-              </w:rPr>
-              <w:t>72.2%</w:t>
-            </w:r>
-          </w:p>
-        </w:tc>
-      </w:tr>
-    </w:tbl>
-    <w:p>
-      <w:pPr>
-        <w:spacing w:before="60" w:after="60"/>
-      </w:pPr>
-    </w:p>
-    <w:p>
-      <w:pPr>
-        <w:spacing w:before="60" w:after="60"/>
-      </w:pPr>
-    </w:p>
-    <w:p>
-      <w:pPr>
-        <w:spacing w:before="80" w:after="80"/>
-      </w:pPr>
-      <w:r>
-        <w:rPr>
-          <w:rFonts w:ascii="Arial" w:hAnsi="Arial" w:eastAsia="Arial" w:cs="Arial"/>
-          <w:b/>
-          <w:bCs/>
-          <w:sz w:val="22"/>
-          <w:szCs w:val="22"/>
-        </w:rPr>
-        <w:t>Lambda = 0.0006 (High sparsity pressure)</w:t>
-      </w:r>
-    </w:p>
-    <w:tbl>
-      <w:tblPr>
-        <w:tblStyle w:val="9"/>
-        <w:tblW w:w="7360" w:type="dxa"/>
-        <w:tblInd w:w="0" w:type="dxa"/>
-        <w:tblBorders>
-          <w:top w:val="single" w:color="auto" w:sz="4" w:space="0"/>
-          <w:left w:val="single" w:color="auto" w:sz="4" w:space="0"/>
-          <w:bottom w:val="single" w:color="auto" w:sz="4" w:space="0"/>
-          <w:right w:val="single" w:color="auto" w:sz="4" w:space="0"/>
-          <w:insideH w:val="single" w:color="auto" w:sz="4" w:space="0"/>
-          <w:insideV w:val="single" w:color="auto" w:sz="4" w:space="0"/>
-        </w:tblBorders>
-        <w:tblLayout w:type="autofit"/>
-        <w:tblCellMar>
-          <w:top w:w="0" w:type="dxa"/>
-          <w:left w:w="10" w:type="dxa"/>
-          <w:bottom w:w="0" w:type="dxa"/>
-          <w:right w:w="10" w:type="dxa"/>
-        </w:tblCellMar>
-      </w:tblPr>
-      <w:tblGrid>
-        <w:gridCol w:w="1300"/>
-        <w:gridCol w:w="1600"/>
-        <w:gridCol w:w="1600"/>
-        <w:gridCol w:w="1600"/>
-        <w:gridCol w:w="1260"/>
-      </w:tblGrid>
-      <w:tr>
-        <w:tblPrEx>
-          <w:tblBorders>
-            <w:top w:val="single" w:color="auto" w:sz="4" w:space="0"/>
-            <w:left w:val="single" w:color="auto" w:sz="4" w:space="0"/>
-            <w:bottom w:val="single" w:color="auto" w:sz="4" w:space="0"/>
-            <w:right w:val="single" w:color="auto" w:sz="4" w:space="0"/>
-            <w:insideH w:val="single" w:color="auto" w:sz="4" w:space="0"/>
-            <w:insideV w:val="single" w:color="auto" w:sz="4" w:space="0"/>
-          </w:tblBorders>
-          <w:tblCellMar>
-            <w:top w:w="0" w:type="dxa"/>
-            <w:left w:w="10" w:type="dxa"/>
-            <w:bottom w:w="0" w:type="dxa"/>
-            <w:right w:w="10" w:type="dxa"/>
-          </w:tblCellMar>
-        </w:tblPrEx>
-        <w:trPr>
-          <w:tblHeader/>
-        </w:trPr>
-        <w:tc>
-          <w:tcPr>
-            <w:tcW w:w="1300" w:type="dxa"/>
-            <w:tcBorders>
-              <w:top w:val="single" w:color="2E75B6" w:sz="0" w:space="0"/>
-              <w:left w:val="single" w:color="2E75B6" w:sz="0" w:space="0"/>
-              <w:bottom w:val="single" w:color="2E75B6" w:sz="0" w:space="0"/>
-              <w:right w:val="single" w:color="2E75B6" w:sz="0" w:space="0"/>
-            </w:tcBorders>
-            <w:shd w:val="clear" w:color="auto" w:fill="1F3864"/>
-            <w:tcMar>
-              <w:top w:w="100" w:type="dxa"/>
-              <w:left w:w="150" w:type="dxa"/>
-              <w:bottom w:w="100" w:type="dxa"/>
-              <w:right w:w="150" w:type="dxa"/>
-            </w:tcMar>
-          </w:tcPr>
-          <w:p>
-            <w:pPr>
-              <w:jc w:val="center"/>
-            </w:pPr>
-            <w:r>
-              <w:rPr>
-                <w:rFonts w:ascii="Arial" w:hAnsi="Arial" w:eastAsia="Arial" w:cs="Arial"/>
-                <w:b/>
-                <w:bCs/>
-                <w:color w:val="FFFFFF"/>
-                <w:sz w:val="22"/>
-                <w:szCs w:val="22"/>
-              </w:rPr>
-              <w:t>Epoch</w:t>
-            </w:r>
-          </w:p>
-        </w:tc>
-        <w:tc>
-          <w:tcPr>
-            <w:tcW w:w="1600" w:type="dxa"/>
-            <w:tcBorders>
-              <w:top w:val="single" w:color="2E75B6" w:sz="0" w:space="0"/>
-              <w:left w:val="single" w:color="2E75B6" w:sz="0" w:space="0"/>
-              <w:bottom w:val="single" w:color="2E75B6" w:sz="0" w:space="0"/>
-              <w:right w:val="single" w:color="2E75B6" w:sz="0" w:space="0"/>
-            </w:tcBorders>
-            <w:shd w:val="clear" w:color="auto" w:fill="1F3864"/>
-            <w:tcMar>
-              <w:top w:w="100" w:type="dxa"/>
-              <w:left w:w="150" w:type="dxa"/>
-              <w:bottom w:w="100" w:type="dxa"/>
-              <w:right w:w="150" w:type="dxa"/>
-            </w:tcMar>
-          </w:tcPr>
-          <w:p>
-            <w:pPr>
-              <w:jc w:val="center"/>
-            </w:pPr>
-            <w:r>
-              <w:rPr>
-                <w:rFonts w:ascii="Arial" w:hAnsi="Arial" w:eastAsia="Arial" w:cs="Arial"/>
-                <w:b/>
-                <w:bCs/>
-                <w:color w:val="FFFFFF"/>
-                <w:sz w:val="22"/>
-                <w:szCs w:val="22"/>
-              </w:rPr>
-              <w:t>Loss</w:t>
-            </w:r>
-          </w:p>
-        </w:tc>
-        <w:tc>
-          <w:tcPr>
-            <w:tcW w:w="1600" w:type="dxa"/>
-            <w:tcBorders>
-              <w:top w:val="single" w:color="2E75B6" w:sz="0" w:space="0"/>
-              <w:left w:val="single" w:color="2E75B6" w:sz="0" w:space="0"/>
-              <w:bottom w:val="single" w:color="2E75B6" w:sz="0" w:space="0"/>
-              <w:right w:val="single" w:color="2E75B6" w:sz="0" w:space="0"/>
-            </w:tcBorders>
-            <w:shd w:val="clear" w:color="auto" w:fill="1F3864"/>
-            <w:tcMar>
-              <w:top w:w="100" w:type="dxa"/>
-              <w:left w:w="150" w:type="dxa"/>
-              <w:bottom w:w="100" w:type="dxa"/>
-              <w:right w:w="150" w:type="dxa"/>
-            </w:tcMar>
-          </w:tcPr>
-          <w:p>
-            <w:pPr>
-              <w:jc w:val="center"/>
-            </w:pPr>
-            <w:r>
-              <w:rPr>
-                <w:rFonts w:ascii="Arial" w:hAnsi="Arial" w:eastAsia="Arial" w:cs="Arial"/>
-                <w:b/>
-                <w:bCs/>
-                <w:color w:val="FFFFFF"/>
-                <w:sz w:val="22"/>
-                <w:szCs w:val="22"/>
-              </w:rPr>
-              <w:t>Train Acc</w:t>
-            </w:r>
-          </w:p>
-        </w:tc>
-        <w:tc>
-          <w:tcPr>
-            <w:tcW w:w="1600" w:type="dxa"/>
-            <w:tcBorders>
-              <w:top w:val="single" w:color="2E75B6" w:sz="0" w:space="0"/>
-              <w:left w:val="single" w:color="2E75B6" w:sz="0" w:space="0"/>
-              <w:bottom w:val="single" w:color="2E75B6" w:sz="0" w:space="0"/>
-              <w:right w:val="single" w:color="2E75B6" w:sz="0" w:space="0"/>
-            </w:tcBorders>
-            <w:shd w:val="clear" w:color="auto" w:fill="1F3864"/>
-            <w:tcMar>
-              <w:top w:w="100" w:type="dxa"/>
-              <w:left w:w="150" w:type="dxa"/>
-              <w:bottom w:w="100" w:type="dxa"/>
-              <w:right w:w="150" w:type="dxa"/>
-            </w:tcMar>
-          </w:tcPr>
-          <w:p>
-            <w:pPr>
-              <w:jc w:val="center"/>
-            </w:pPr>
-            <w:r>
-              <w:rPr>
-                <w:rFonts w:ascii="Arial" w:hAnsi="Arial" w:eastAsia="Arial" w:cs="Arial"/>
-                <w:b/>
-                <w:bCs/>
-                <w:color w:val="FFFFFF"/>
-                <w:sz w:val="22"/>
-                <w:szCs w:val="22"/>
-              </w:rPr>
-              <w:t>Test Acc</w:t>
-            </w:r>
-          </w:p>
-        </w:tc>
-        <w:tc>
-          <w:tcPr>
-            <w:tcW w:w="1260" w:type="dxa"/>
-            <w:tcBorders>
-              <w:top w:val="single" w:color="2E75B6" w:sz="0" w:space="0"/>
-              <w:left w:val="single" w:color="2E75B6" w:sz="0" w:space="0"/>
-              <w:bottom w:val="single" w:color="2E75B6" w:sz="0" w:space="0"/>
-              <w:right w:val="single" w:color="2E75B6" w:sz="0" w:space="0"/>
-            </w:tcBorders>
-            <w:shd w:val="clear" w:color="auto" w:fill="1F3864"/>
-            <w:tcMar>
-              <w:top w:w="100" w:type="dxa"/>
-              <w:left w:w="150" w:type="dxa"/>
-              <w:bottom w:w="100" w:type="dxa"/>
-              <w:right w:w="150" w:type="dxa"/>
-            </w:tcMar>
-          </w:tcPr>
-          <w:p>
-            <w:pPr>
-              <w:jc w:val="center"/>
-            </w:pPr>
-            <w:r>
-              <w:rPr>
-                <w:rFonts w:ascii="Arial" w:hAnsi="Arial" w:eastAsia="Arial" w:cs="Arial"/>
-                <w:b/>
-                <w:bCs/>
-                <w:color w:val="FFFFFF"/>
-                <w:sz w:val="22"/>
-                <w:szCs w:val="22"/>
-              </w:rPr>
-              <w:t>Sparsity</w:t>
-            </w:r>
-          </w:p>
-        </w:tc>
-      </w:tr>
-      <w:tr>
-        <w:tblPrEx>
-          <w:tblBorders>
-            <w:top w:val="single" w:color="auto" w:sz="4" w:space="0"/>
-            <w:left w:val="single" w:color="auto" w:sz="4" w:space="0"/>
-            <w:bottom w:val="single" w:color="auto" w:sz="4" w:space="0"/>
-            <w:right w:val="single" w:color="auto" w:sz="4" w:space="0"/>
-            <w:insideH w:val="single" w:color="auto" w:sz="4" w:space="0"/>
-            <w:insideV w:val="single" w:color="auto" w:sz="4" w:space="0"/>
-          </w:tblBorders>
-          <w:tblCellMar>
-            <w:top w:w="0" w:type="dxa"/>
-            <w:left w:w="10" w:type="dxa"/>
-            <w:bottom w:w="0" w:type="dxa"/>
-            <w:right w:w="10" w:type="dxa"/>
-          </w:tblCellMar>
-        </w:tblPrEx>
-        <w:tc>
-          <w:tcPr>
-            <w:tcW w:w="1300" w:type="dxa"/>
-            <w:tcBorders>
-              <w:top w:val="single" w:color="CCCCCC" w:sz="0" w:space="0"/>
-              <w:left w:val="single" w:color="CCCCCC" w:sz="0" w:space="0"/>
-              <w:bottom w:val="single" w:color="CCCCCC" w:sz="0" w:space="0"/>
-              <w:right w:val="single" w:color="CCCCCC" w:sz="0" w:space="0"/>
-            </w:tcBorders>
-            <w:shd w:val="clear" w:color="auto" w:fill="EBF3FB"/>
-            <w:tcMar>
-              <w:top w:w="80" w:type="dxa"/>
-              <w:left w:w="150" w:type="dxa"/>
-              <w:bottom w:w="80" w:type="dxa"/>
-              <w:right w:w="150" w:type="dxa"/>
-            </w:tcMar>
-          </w:tcPr>
-          <w:p>
-            <w:pPr>
-              <w:jc w:val="center"/>
-            </w:pPr>
-            <w:r>
-              <w:rPr>
-                <w:rFonts w:ascii="Arial" w:hAnsi="Arial" w:eastAsia="Arial" w:cs="Arial"/>
-                <w:sz w:val="22"/>
-                <w:szCs w:val="22"/>
-              </w:rPr>
-              <w:t>1</w:t>
-            </w:r>
-          </w:p>
-        </w:tc>
-        <w:tc>
-          <w:tcPr>
-            <w:tcW w:w="1600" w:type="dxa"/>
-            <w:tcBorders>
-              <w:top w:val="single" w:color="CCCCCC" w:sz="0" w:space="0"/>
-              <w:left w:val="single" w:color="CCCCCC" w:sz="0" w:space="0"/>
-              <w:bottom w:val="single" w:color="CCCCCC" w:sz="0" w:space="0"/>
-              <w:right w:val="single" w:color="CCCCCC" w:sz="0" w:space="0"/>
-            </w:tcBorders>
-            <w:shd w:val="clear" w:color="auto" w:fill="EBF3FB"/>
-            <w:tcMar>
-              <w:top w:w="80" w:type="dxa"/>
-              <w:left w:w="150" w:type="dxa"/>
-              <w:bottom w:w="80" w:type="dxa"/>
-              <w:right w:w="150" w:type="dxa"/>
-            </w:tcMar>
-          </w:tcPr>
-          <w:p>
-            <w:pPr>
-              <w:jc w:val="center"/>
-            </w:pPr>
-            <w:r>
-              <w:rPr>
-                <w:rFonts w:ascii="Arial" w:hAnsi="Arial" w:eastAsia="Arial" w:cs="Arial"/>
-                <w:sz w:val="22"/>
-                <w:szCs w:val="22"/>
-              </w:rPr>
-              <w:t>231.6992</w:t>
-            </w:r>
-          </w:p>
-        </w:tc>
-        <w:tc>
-          <w:tcPr>
-            <w:tcW w:w="1600" w:type="dxa"/>
-            <w:tcBorders>
-              <w:top w:val="single" w:color="CCCCCC" w:sz="0" w:space="0"/>
-              <w:left w:val="single" w:color="CCCCCC" w:sz="0" w:space="0"/>
-              <w:bottom w:val="single" w:color="CCCCCC" w:sz="0" w:space="0"/>
-              <w:right w:val="single" w:color="CCCCCC" w:sz="0" w:space="0"/>
-            </w:tcBorders>
-            <w:shd w:val="clear" w:color="auto" w:fill="EBF3FB"/>
-            <w:tcMar>
-              <w:top w:w="80" w:type="dxa"/>
-              <w:left w:w="150" w:type="dxa"/>
-              <w:bottom w:w="80" w:type="dxa"/>
-              <w:right w:w="150" w:type="dxa"/>
-            </w:tcMar>
-          </w:tcPr>
-          <w:p>
-            <w:pPr>
-              <w:jc w:val="center"/>
-            </w:pPr>
-            <w:r>
-              <w:rPr>
-                <w:rFonts w:ascii="Arial" w:hAnsi="Arial" w:eastAsia="Arial" w:cs="Arial"/>
-                <w:sz w:val="22"/>
-                <w:szCs w:val="22"/>
-              </w:rPr>
-              <w:t>57.3%</w:t>
-            </w:r>
-          </w:p>
-        </w:tc>
-        <w:tc>
-          <w:tcPr>
-            <w:tcW w:w="1600" w:type="dxa"/>
-            <w:tcBorders>
-              <w:top w:val="single" w:color="CCCCCC" w:sz="0" w:space="0"/>
-              <w:left w:val="single" w:color="CCCCCC" w:sz="0" w:space="0"/>
-              <w:bottom w:val="single" w:color="CCCCCC" w:sz="0" w:space="0"/>
-              <w:right w:val="single" w:color="CCCCCC" w:sz="0" w:space="0"/>
-            </w:tcBorders>
-            <w:shd w:val="clear" w:color="auto" w:fill="EBF3FB"/>
-            <w:tcMar>
-              <w:top w:w="80" w:type="dxa"/>
-              <w:left w:w="150" w:type="dxa"/>
-              <w:bottom w:w="80" w:type="dxa"/>
-              <w:right w:w="150" w:type="dxa"/>
-            </w:tcMar>
-          </w:tcPr>
-          <w:p>
-            <w:pPr>
-              <w:jc w:val="center"/>
-            </w:pPr>
-            <w:r>
-              <w:rPr>
-                <w:rFonts w:ascii="Arial" w:hAnsi="Arial" w:eastAsia="Arial" w:cs="Arial"/>
-                <w:sz w:val="22"/>
-                <w:szCs w:val="22"/>
-              </w:rPr>
-              <w:t>63.7%</w:t>
-            </w:r>
-          </w:p>
-        </w:tc>
-        <w:tc>
-          <w:tcPr>
-            <w:tcW w:w="1260" w:type="dxa"/>
-            <w:tcBorders>
-              <w:top w:val="single" w:color="CCCCCC" w:sz="0" w:space="0"/>
-              <w:left w:val="single" w:color="CCCCCC" w:sz="0" w:space="0"/>
-              <w:bottom w:val="single" w:color="CCCCCC" w:sz="0" w:space="0"/>
-              <w:right w:val="single" w:color="CCCCCC" w:sz="0" w:space="0"/>
-            </w:tcBorders>
-            <w:shd w:val="clear" w:color="auto" w:fill="EBF3FB"/>
-            <w:tcMar>
-              <w:top w:w="80" w:type="dxa"/>
-              <w:left w:w="150" w:type="dxa"/>
-              <w:bottom w:w="80" w:type="dxa"/>
-              <w:right w:w="150" w:type="dxa"/>
-            </w:tcMar>
-          </w:tcPr>
-          <w:p>
-            <w:pPr>
-              <w:jc w:val="center"/>
-            </w:pPr>
-            <w:r>
-              <w:rPr>
-                <w:rFonts w:ascii="Arial" w:hAnsi="Arial" w:eastAsia="Arial" w:cs="Arial"/>
-                <w:sz w:val="22"/>
-                <w:szCs w:val="22"/>
-              </w:rPr>
-              <w:t>0.0%</w:t>
-            </w:r>
-          </w:p>
-        </w:tc>
-      </w:tr>
-      <w:tr>
-        <w:tblPrEx>
-          <w:tblBorders>
-            <w:top w:val="single" w:color="auto" w:sz="4" w:space="0"/>
-            <w:left w:val="single" w:color="auto" w:sz="4" w:space="0"/>
-            <w:bottom w:val="single" w:color="auto" w:sz="4" w:space="0"/>
-            <w:right w:val="single" w:color="auto" w:sz="4" w:space="0"/>
-            <w:insideH w:val="single" w:color="auto" w:sz="4" w:space="0"/>
-            <w:insideV w:val="single" w:color="auto" w:sz="4" w:space="0"/>
-          </w:tblBorders>
-          <w:tblCellMar>
-            <w:top w:w="0" w:type="dxa"/>
-            <w:left w:w="10" w:type="dxa"/>
-            <w:bottom w:w="0" w:type="dxa"/>
-            <w:right w:w="10" w:type="dxa"/>
-          </w:tblCellMar>
-        </w:tblPrEx>
-        <w:tc>
-          <w:tcPr>
-            <w:tcW w:w="1300" w:type="dxa"/>
-            <w:tcBorders>
-              <w:top w:val="single" w:color="CCCCCC" w:sz="0" w:space="0"/>
-              <w:left w:val="single" w:color="CCCCCC" w:sz="0" w:space="0"/>
-              <w:bottom w:val="single" w:color="CCCCCC" w:sz="0" w:space="0"/>
-              <w:right w:val="single" w:color="CCCCCC" w:sz="0" w:space="0"/>
-            </w:tcBorders>
-            <w:shd w:val="clear" w:color="auto" w:fill="FFFFFF"/>
-            <w:tcMar>
-              <w:top w:w="80" w:type="dxa"/>
-              <w:left w:w="150" w:type="dxa"/>
-              <w:bottom w:w="80" w:type="dxa"/>
-              <w:right w:w="150" w:type="dxa"/>
-            </w:tcMar>
-          </w:tcPr>
-          <w:p>
-            <w:pPr>
-              <w:jc w:val="center"/>
-            </w:pPr>
-            <w:r>
-              <w:rPr>
-                <w:rFonts w:ascii="Arial" w:hAnsi="Arial" w:eastAsia="Arial" w:cs="Arial"/>
-                <w:sz w:val="22"/>
-                <w:szCs w:val="22"/>
-              </w:rPr>
-              <w:t>2</w:t>
-            </w:r>
-          </w:p>
-        </w:tc>
-        <w:tc>
-          <w:tcPr>
-            <w:tcW w:w="1600" w:type="dxa"/>
-            <w:tcBorders>
-              <w:top w:val="single" w:color="CCCCCC" w:sz="0" w:space="0"/>
-              <w:left w:val="single" w:color="CCCCCC" w:sz="0" w:space="0"/>
-              <w:bottom w:val="single" w:color="CCCCCC" w:sz="0" w:space="0"/>
-              <w:right w:val="single" w:color="CCCCCC" w:sz="0" w:space="0"/>
-            </w:tcBorders>
-            <w:shd w:val="clear" w:color="auto" w:fill="FFFFFF"/>
-            <w:tcMar>
-              <w:top w:w="80" w:type="dxa"/>
-              <w:left w:w="150" w:type="dxa"/>
-              <w:bottom w:w="80" w:type="dxa"/>
-              <w:right w:w="150" w:type="dxa"/>
-            </w:tcMar>
-          </w:tcPr>
-          <w:p>
-            <w:pPr>
-              <w:jc w:val="center"/>
-            </w:pPr>
-            <w:r>
-              <w:rPr>
-                <w:rFonts w:ascii="Arial" w:hAnsi="Arial" w:eastAsia="Arial" w:cs="Arial"/>
-                <w:sz w:val="22"/>
-                <w:szCs w:val="22"/>
-              </w:rPr>
-              <w:t>54.6184</w:t>
-            </w:r>
-          </w:p>
-        </w:tc>
-        <w:tc>
-          <w:tcPr>
-            <w:tcW w:w="1600" w:type="dxa"/>
-            <w:tcBorders>
-              <w:top w:val="single" w:color="CCCCCC" w:sz="0" w:space="0"/>
-              <w:left w:val="single" w:color="CCCCCC" w:sz="0" w:space="0"/>
-              <w:bottom w:val="single" w:color="CCCCCC" w:sz="0" w:space="0"/>
-              <w:right w:val="single" w:color="CCCCCC" w:sz="0" w:space="0"/>
-            </w:tcBorders>
-            <w:shd w:val="clear" w:color="auto" w:fill="FFFFFF"/>
-            <w:tcMar>
-              <w:top w:w="80" w:type="dxa"/>
-              <w:left w:w="150" w:type="dxa"/>
-              <w:bottom w:w="80" w:type="dxa"/>
-              <w:right w:w="150" w:type="dxa"/>
-            </w:tcMar>
-          </w:tcPr>
-          <w:p>
-            <w:pPr>
-              <w:jc w:val="center"/>
-            </w:pPr>
-            <w:r>
-              <w:rPr>
-                <w:rFonts w:ascii="Arial" w:hAnsi="Arial" w:eastAsia="Arial" w:cs="Arial"/>
-                <w:sz w:val="22"/>
-                <w:szCs w:val="22"/>
-              </w:rPr>
-              <w:t>69.7%</w:t>
-            </w:r>
-          </w:p>
-        </w:tc>
-        <w:tc>
-          <w:tcPr>
-            <w:tcW w:w="1600" w:type="dxa"/>
-            <w:tcBorders>
-              <w:top w:val="single" w:color="CCCCCC" w:sz="0" w:space="0"/>
-              <w:left w:val="single" w:color="CCCCCC" w:sz="0" w:space="0"/>
-              <w:bottom w:val="single" w:color="CCCCCC" w:sz="0" w:space="0"/>
-              <w:right w:val="single" w:color="CCCCCC" w:sz="0" w:space="0"/>
-            </w:tcBorders>
-            <w:shd w:val="clear" w:color="auto" w:fill="FFFFFF"/>
-            <w:tcMar>
-              <w:top w:w="80" w:type="dxa"/>
-              <w:left w:w="150" w:type="dxa"/>
-              <w:bottom w:w="80" w:type="dxa"/>
-              <w:right w:w="150" w:type="dxa"/>
-            </w:tcMar>
-          </w:tcPr>
-          <w:p>
-            <w:pPr>
-              <w:jc w:val="center"/>
-            </w:pPr>
-            <w:r>
-              <w:rPr>
-                <w:rFonts w:ascii="Arial" w:hAnsi="Arial" w:eastAsia="Arial" w:cs="Arial"/>
-                <w:sz w:val="22"/>
-                <w:szCs w:val="22"/>
-              </w:rPr>
-              <w:t>72.2%</w:t>
-            </w:r>
-          </w:p>
-        </w:tc>
-        <w:tc>
-          <w:tcPr>
-            <w:tcW w:w="1260" w:type="dxa"/>
-            <w:tcBorders>
-              <w:top w:val="single" w:color="CCCCCC" w:sz="0" w:space="0"/>
-              <w:left w:val="single" w:color="CCCCCC" w:sz="0" w:space="0"/>
-              <w:bottom w:val="single" w:color="CCCCCC" w:sz="0" w:space="0"/>
-              <w:right w:val="single" w:color="CCCCCC" w:sz="0" w:space="0"/>
-            </w:tcBorders>
-            <w:shd w:val="clear" w:color="auto" w:fill="FFFFFF"/>
-            <w:tcMar>
-              <w:top w:w="80" w:type="dxa"/>
-              <w:left w:w="150" w:type="dxa"/>
-              <w:bottom w:w="80" w:type="dxa"/>
-              <w:right w:w="150" w:type="dxa"/>
-            </w:tcMar>
-          </w:tcPr>
-          <w:p>
-            <w:pPr>
-              <w:jc w:val="center"/>
-            </w:pPr>
-            <w:r>
-              <w:rPr>
-                <w:rFonts w:ascii="Arial" w:hAnsi="Arial" w:eastAsia="Arial" w:cs="Arial"/>
-                <w:sz w:val="22"/>
-                <w:szCs w:val="22"/>
-              </w:rPr>
-              <w:t>0.0%</w:t>
-            </w:r>
-          </w:p>
-        </w:tc>
-      </w:tr>
-      <w:tr>
-        <w:tblPrEx>
-          <w:tblBorders>
-            <w:top w:val="single" w:color="auto" w:sz="4" w:space="0"/>
-            <w:left w:val="single" w:color="auto" w:sz="4" w:space="0"/>
-            <w:bottom w:val="single" w:color="auto" w:sz="4" w:space="0"/>
-            <w:right w:val="single" w:color="auto" w:sz="4" w:space="0"/>
-            <w:insideH w:val="single" w:color="auto" w:sz="4" w:space="0"/>
-            <w:insideV w:val="single" w:color="auto" w:sz="4" w:space="0"/>
-          </w:tblBorders>
-          <w:tblCellMar>
-            <w:top w:w="0" w:type="dxa"/>
-            <w:left w:w="10" w:type="dxa"/>
-            <w:bottom w:w="0" w:type="dxa"/>
-            <w:right w:w="10" w:type="dxa"/>
-          </w:tblCellMar>
-        </w:tblPrEx>
-        <w:tc>
-          <w:tcPr>
-            <w:tcW w:w="1300" w:type="dxa"/>
-            <w:tcBorders>
-              <w:top w:val="single" w:color="CCCCCC" w:sz="0" w:space="0"/>
-              <w:left w:val="single" w:color="CCCCCC" w:sz="0" w:space="0"/>
-              <w:bottom w:val="single" w:color="CCCCCC" w:sz="0" w:space="0"/>
-              <w:right w:val="single" w:color="CCCCCC" w:sz="0" w:space="0"/>
-            </w:tcBorders>
-            <w:shd w:val="clear" w:color="auto" w:fill="EBF3FB"/>
-            <w:tcMar>
-              <w:top w:w="80" w:type="dxa"/>
-              <w:left w:w="150" w:type="dxa"/>
-              <w:bottom w:w="80" w:type="dxa"/>
-              <w:right w:w="150" w:type="dxa"/>
-            </w:tcMar>
-          </w:tcPr>
-          <w:p>
-            <w:pPr>
-              <w:jc w:val="center"/>
-            </w:pPr>
-            <w:r>
-              <w:rPr>
-                <w:rFonts w:ascii="Arial" w:hAnsi="Arial" w:eastAsia="Arial" w:cs="Arial"/>
-                <w:sz w:val="22"/>
-                <w:szCs w:val="22"/>
-              </w:rPr>
-              <w:t>3</w:t>
-            </w:r>
-          </w:p>
-        </w:tc>
-        <w:tc>
-          <w:tcPr>
-            <w:tcW w:w="1600" w:type="dxa"/>
-            <w:tcBorders>
-              <w:top w:val="single" w:color="CCCCCC" w:sz="0" w:space="0"/>
-              <w:left w:val="single" w:color="CCCCCC" w:sz="0" w:space="0"/>
-              <w:bottom w:val="single" w:color="CCCCCC" w:sz="0" w:space="0"/>
-              <w:right w:val="single" w:color="CCCCCC" w:sz="0" w:space="0"/>
-            </w:tcBorders>
-            <w:shd w:val="clear" w:color="auto" w:fill="EBF3FB"/>
-            <w:tcMar>
-              <w:top w:w="80" w:type="dxa"/>
-              <w:left w:w="150" w:type="dxa"/>
-              <w:bottom w:w="80" w:type="dxa"/>
-              <w:right w:w="150" w:type="dxa"/>
-            </w:tcMar>
-          </w:tcPr>
-          <w:p>
-            <w:pPr>
-              <w:jc w:val="center"/>
-            </w:pPr>
-            <w:r>
-              <w:rPr>
-                <w:rFonts w:ascii="Arial" w:hAnsi="Arial" w:eastAsia="Arial" w:cs="Arial"/>
-                <w:sz w:val="22"/>
-                <w:szCs w:val="22"/>
-              </w:rPr>
-              <w:t>22.9186</w:t>
-            </w:r>
-          </w:p>
-        </w:tc>
-        <w:tc>
-          <w:tcPr>
-            <w:tcW w:w="1600" w:type="dxa"/>
-            <w:tcBorders>
-              <w:top w:val="single" w:color="CCCCCC" w:sz="0" w:space="0"/>
-              <w:left w:val="single" w:color="CCCCCC" w:sz="0" w:space="0"/>
-              <w:bottom w:val="single" w:color="CCCCCC" w:sz="0" w:space="0"/>
-              <w:right w:val="single" w:color="CCCCCC" w:sz="0" w:space="0"/>
-            </w:tcBorders>
-            <w:shd w:val="clear" w:color="auto" w:fill="EBF3FB"/>
-            <w:tcMar>
-              <w:top w:w="80" w:type="dxa"/>
-              <w:left w:w="150" w:type="dxa"/>
-              <w:bottom w:w="80" w:type="dxa"/>
-              <w:right w:w="150" w:type="dxa"/>
-            </w:tcMar>
-          </w:tcPr>
-          <w:p>
-            <w:pPr>
-              <w:jc w:val="center"/>
-            </w:pPr>
-            <w:r>
-              <w:rPr>
-                <w:rFonts w:ascii="Arial" w:hAnsi="Arial" w:eastAsia="Arial" w:cs="Arial"/>
-                <w:sz w:val="22"/>
-                <w:szCs w:val="22"/>
-              </w:rPr>
-              <w:t>74.1%</w:t>
-            </w:r>
-          </w:p>
-        </w:tc>
-        <w:tc>
-          <w:tcPr>
-            <w:tcW w:w="1600" w:type="dxa"/>
-            <w:tcBorders>
-              <w:top w:val="single" w:color="CCCCCC" w:sz="0" w:space="0"/>
-              <w:left w:val="single" w:color="CCCCCC" w:sz="0" w:space="0"/>
-              <w:bottom w:val="single" w:color="CCCCCC" w:sz="0" w:space="0"/>
-              <w:right w:val="single" w:color="CCCCCC" w:sz="0" w:space="0"/>
-            </w:tcBorders>
-            <w:shd w:val="clear" w:color="auto" w:fill="EBF3FB"/>
-            <w:tcMar>
-              <w:top w:w="80" w:type="dxa"/>
-              <w:left w:w="150" w:type="dxa"/>
-              <w:bottom w:w="80" w:type="dxa"/>
-              <w:right w:w="150" w:type="dxa"/>
-            </w:tcMar>
-          </w:tcPr>
-          <w:p>
-            <w:pPr>
-              <w:jc w:val="center"/>
-            </w:pPr>
-            <w:r>
-              <w:rPr>
-                <w:rFonts w:ascii="Arial" w:hAnsi="Arial" w:eastAsia="Arial" w:cs="Arial"/>
-                <w:sz w:val="22"/>
-                <w:szCs w:val="22"/>
-              </w:rPr>
-              <w:t>74.9%</w:t>
-            </w:r>
-          </w:p>
-        </w:tc>
-        <w:tc>
-          <w:tcPr>
-            <w:tcW w:w="1260" w:type="dxa"/>
-            <w:tcBorders>
-              <w:top w:val="single" w:color="CCCCCC" w:sz="0" w:space="0"/>
-              <w:left w:val="single" w:color="CCCCCC" w:sz="0" w:space="0"/>
-              <w:bottom w:val="single" w:color="CCCCCC" w:sz="0" w:space="0"/>
-              <w:right w:val="single" w:color="CCCCCC" w:sz="0" w:space="0"/>
-            </w:tcBorders>
-            <w:shd w:val="clear" w:color="auto" w:fill="EBF3FB"/>
-            <w:tcMar>
-              <w:top w:w="80" w:type="dxa"/>
-              <w:left w:w="150" w:type="dxa"/>
-              <w:bottom w:w="80" w:type="dxa"/>
-              <w:right w:w="150" w:type="dxa"/>
-            </w:tcMar>
-          </w:tcPr>
-          <w:p>
-            <w:pPr>
-              <w:jc w:val="center"/>
-            </w:pPr>
-            <w:r>
-              <w:rPr>
-                <w:rFonts w:ascii="Arial" w:hAnsi="Arial" w:eastAsia="Arial" w:cs="Arial"/>
-                <w:sz w:val="22"/>
-                <w:szCs w:val="22"/>
-              </w:rPr>
-              <w:t>0.0%</w:t>
-            </w:r>
-          </w:p>
-        </w:tc>
-      </w:tr>
-      <w:tr>
-        <w:tblPrEx>
-          <w:tblBorders>
-            <w:top w:val="single" w:color="auto" w:sz="4" w:space="0"/>
-            <w:left w:val="single" w:color="auto" w:sz="4" w:space="0"/>
-            <w:bottom w:val="single" w:color="auto" w:sz="4" w:space="0"/>
-            <w:right w:val="single" w:color="auto" w:sz="4" w:space="0"/>
-            <w:insideH w:val="single" w:color="auto" w:sz="4" w:space="0"/>
-            <w:insideV w:val="single" w:color="auto" w:sz="4" w:space="0"/>
-          </w:tblBorders>
-          <w:tblCellMar>
-            <w:top w:w="0" w:type="dxa"/>
-            <w:left w:w="10" w:type="dxa"/>
-            <w:bottom w:w="0" w:type="dxa"/>
-            <w:right w:w="10" w:type="dxa"/>
-          </w:tblCellMar>
-        </w:tblPrEx>
-        <w:tc>
-          <w:tcPr>
-            <w:tcW w:w="1300" w:type="dxa"/>
-            <w:tcBorders>
-              <w:top w:val="single" w:color="CCCCCC" w:sz="0" w:space="0"/>
-              <w:left w:val="single" w:color="CCCCCC" w:sz="0" w:space="0"/>
-              <w:bottom w:val="single" w:color="CCCCCC" w:sz="0" w:space="0"/>
-              <w:right w:val="single" w:color="CCCCCC" w:sz="0" w:space="0"/>
-            </w:tcBorders>
-            <w:shd w:val="clear" w:color="auto" w:fill="FFFFFF"/>
-            <w:tcMar>
-              <w:top w:w="80" w:type="dxa"/>
-              <w:left w:w="150" w:type="dxa"/>
-              <w:bottom w:w="80" w:type="dxa"/>
-              <w:right w:w="150" w:type="dxa"/>
-            </w:tcMar>
-          </w:tcPr>
-          <w:p>
-            <w:pPr>
-              <w:jc w:val="center"/>
-            </w:pPr>
-            <w:r>
-              <w:rPr>
-                <w:rFonts w:ascii="Arial" w:hAnsi="Arial" w:eastAsia="Arial" w:cs="Arial"/>
-                <w:sz w:val="22"/>
-                <w:szCs w:val="22"/>
-              </w:rPr>
-              <w:t>4</w:t>
-            </w:r>
-          </w:p>
-        </w:tc>
-        <w:tc>
-          <w:tcPr>
-            <w:tcW w:w="1600" w:type="dxa"/>
-            <w:tcBorders>
-              <w:top w:val="single" w:color="CCCCCC" w:sz="0" w:space="0"/>
-              <w:left w:val="single" w:color="CCCCCC" w:sz="0" w:space="0"/>
-              <w:bottom w:val="single" w:color="CCCCCC" w:sz="0" w:space="0"/>
-              <w:right w:val="single" w:color="CCCCCC" w:sz="0" w:space="0"/>
-            </w:tcBorders>
-            <w:shd w:val="clear" w:color="auto" w:fill="FFFFFF"/>
-            <w:tcMar>
-              <w:top w:w="80" w:type="dxa"/>
-              <w:left w:w="150" w:type="dxa"/>
-              <w:bottom w:w="80" w:type="dxa"/>
-              <w:right w:w="150" w:type="dxa"/>
-            </w:tcMar>
-          </w:tcPr>
-          <w:p>
-            <w:pPr>
-              <w:jc w:val="center"/>
-            </w:pPr>
-            <w:r>
-              <w:rPr>
-                <w:rFonts w:ascii="Arial" w:hAnsi="Arial" w:eastAsia="Arial" w:cs="Arial"/>
-                <w:sz w:val="22"/>
-                <w:szCs w:val="22"/>
-              </w:rPr>
-              <w:t>13.2585</w:t>
-            </w:r>
-          </w:p>
-        </w:tc>
-        <w:tc>
-          <w:tcPr>
-            <w:tcW w:w="1600" w:type="dxa"/>
-            <w:tcBorders>
-              <w:top w:val="single" w:color="CCCCCC" w:sz="0" w:space="0"/>
-              <w:left w:val="single" w:color="CCCCCC" w:sz="0" w:space="0"/>
-              <w:bottom w:val="single" w:color="CCCCCC" w:sz="0" w:space="0"/>
-              <w:right w:val="single" w:color="CCCCCC" w:sz="0" w:space="0"/>
-            </w:tcBorders>
-            <w:shd w:val="clear" w:color="auto" w:fill="FFFFFF"/>
-            <w:tcMar>
-              <w:top w:w="80" w:type="dxa"/>
-              <w:left w:w="150" w:type="dxa"/>
-              <w:bottom w:w="80" w:type="dxa"/>
-              <w:right w:w="150" w:type="dxa"/>
-            </w:tcMar>
-          </w:tcPr>
-          <w:p>
-            <w:pPr>
-              <w:jc w:val="center"/>
-            </w:pPr>
-            <w:r>
-              <w:rPr>
-                <w:rFonts w:ascii="Arial" w:hAnsi="Arial" w:eastAsia="Arial" w:cs="Arial"/>
-                <w:sz w:val="22"/>
-                <w:szCs w:val="22"/>
-              </w:rPr>
-              <w:t>78.2%</w:t>
-            </w:r>
-          </w:p>
-        </w:tc>
-        <w:tc>
-          <w:tcPr>
-            <w:tcW w:w="1600" w:type="dxa"/>
-            <w:tcBorders>
-              <w:top w:val="single" w:color="CCCCCC" w:sz="0" w:space="0"/>
-              <w:left w:val="single" w:color="CCCCCC" w:sz="0" w:space="0"/>
-              <w:bottom w:val="single" w:color="CCCCCC" w:sz="0" w:space="0"/>
-              <w:right w:val="single" w:color="CCCCCC" w:sz="0" w:space="0"/>
-            </w:tcBorders>
-            <w:shd w:val="clear" w:color="auto" w:fill="FFFFFF"/>
-            <w:tcMar>
-              <w:top w:w="80" w:type="dxa"/>
-              <w:left w:w="150" w:type="dxa"/>
-              <w:bottom w:w="80" w:type="dxa"/>
-              <w:right w:w="150" w:type="dxa"/>
-            </w:tcMar>
-          </w:tcPr>
-          <w:p>
-            <w:pPr>
-              <w:jc w:val="center"/>
-            </w:pPr>
-            <w:r>
-              <w:rPr>
-                <w:rFonts w:ascii="Arial" w:hAnsi="Arial" w:eastAsia="Arial" w:cs="Arial"/>
-                <w:sz w:val="22"/>
-                <w:szCs w:val="22"/>
-              </w:rPr>
-              <w:t>77.9%</w:t>
-            </w:r>
-          </w:p>
-        </w:tc>
-        <w:tc>
-          <w:tcPr>
-            <w:tcW w:w="1260" w:type="dxa"/>
-            <w:tcBorders>
-              <w:top w:val="single" w:color="CCCCCC" w:sz="0" w:space="0"/>
-              <w:left w:val="single" w:color="CCCCCC" w:sz="0" w:space="0"/>
-              <w:bottom w:val="single" w:color="CCCCCC" w:sz="0" w:space="0"/>
-              <w:right w:val="single" w:color="CCCCCC" w:sz="0" w:space="0"/>
-            </w:tcBorders>
-            <w:shd w:val="clear" w:color="auto" w:fill="FFFFFF"/>
-            <w:tcMar>
-              <w:top w:w="80" w:type="dxa"/>
-              <w:left w:w="150" w:type="dxa"/>
-              <w:bottom w:w="80" w:type="dxa"/>
-              <w:right w:w="150" w:type="dxa"/>
-            </w:tcMar>
-          </w:tcPr>
-          <w:p>
-            <w:pPr>
-              <w:jc w:val="center"/>
-            </w:pPr>
-            <w:r>
-              <w:rPr>
-                <w:rFonts w:ascii="Arial" w:hAnsi="Arial" w:eastAsia="Arial" w:cs="Arial"/>
-                <w:sz w:val="22"/>
-                <w:szCs w:val="22"/>
-              </w:rPr>
-              <w:t>0.0%</w:t>
-            </w:r>
-          </w:p>
-        </w:tc>
-      </w:tr>
-      <w:tr>
-        <w:tblPrEx>
-          <w:tblBorders>
-            <w:top w:val="single" w:color="auto" w:sz="4" w:space="0"/>
-            <w:left w:val="single" w:color="auto" w:sz="4" w:space="0"/>
-            <w:bottom w:val="single" w:color="auto" w:sz="4" w:space="0"/>
-            <w:right w:val="single" w:color="auto" w:sz="4" w:space="0"/>
-            <w:insideH w:val="single" w:color="auto" w:sz="4" w:space="0"/>
-            <w:insideV w:val="single" w:color="auto" w:sz="4" w:space="0"/>
-          </w:tblBorders>
-          <w:tblCellMar>
-            <w:top w:w="0" w:type="dxa"/>
-            <w:left w:w="10" w:type="dxa"/>
-            <w:bottom w:w="0" w:type="dxa"/>
-            <w:right w:w="10" w:type="dxa"/>
-          </w:tblCellMar>
-        </w:tblPrEx>
-        <w:tc>
-          <w:tcPr>
-            <w:tcW w:w="1300" w:type="dxa"/>
-            <w:tcBorders>
-              <w:top w:val="single" w:color="CCCCCC" w:sz="0" w:space="0"/>
-              <w:left w:val="single" w:color="CCCCCC" w:sz="0" w:space="0"/>
-              <w:bottom w:val="single" w:color="CCCCCC" w:sz="0" w:space="0"/>
-              <w:right w:val="single" w:color="CCCCCC" w:sz="0" w:space="0"/>
-            </w:tcBorders>
-            <w:shd w:val="clear" w:color="auto" w:fill="EBF3FB"/>
-            <w:tcMar>
-              <w:top w:w="80" w:type="dxa"/>
-              <w:left w:w="150" w:type="dxa"/>
-              <w:bottom w:w="80" w:type="dxa"/>
-              <w:right w:w="150" w:type="dxa"/>
-            </w:tcMar>
-          </w:tcPr>
-          <w:p>
-            <w:pPr>
-              <w:jc w:val="center"/>
-            </w:pPr>
-            <w:r>
-              <w:rPr>
-                <w:rFonts w:ascii="Arial" w:hAnsi="Arial" w:eastAsia="Arial" w:cs="Arial"/>
-                <w:sz w:val="22"/>
-                <w:szCs w:val="22"/>
-              </w:rPr>
-              <w:t>5</w:t>
-            </w:r>
-          </w:p>
-        </w:tc>
-        <w:tc>
-          <w:tcPr>
-            <w:tcW w:w="1600" w:type="dxa"/>
-            <w:tcBorders>
-              <w:top w:val="single" w:color="CCCCCC" w:sz="0" w:space="0"/>
-              <w:left w:val="single" w:color="CCCCCC" w:sz="0" w:space="0"/>
-              <w:bottom w:val="single" w:color="CCCCCC" w:sz="0" w:space="0"/>
-              <w:right w:val="single" w:color="CCCCCC" w:sz="0" w:space="0"/>
-            </w:tcBorders>
-            <w:shd w:val="clear" w:color="auto" w:fill="EBF3FB"/>
-            <w:tcMar>
-              <w:top w:w="80" w:type="dxa"/>
-              <w:left w:w="150" w:type="dxa"/>
-              <w:bottom w:w="80" w:type="dxa"/>
-              <w:right w:w="150" w:type="dxa"/>
-            </w:tcMar>
-          </w:tcPr>
-          <w:p>
-            <w:pPr>
-              <w:jc w:val="center"/>
-            </w:pPr>
-            <w:r>
-              <w:rPr>
-                <w:rFonts w:ascii="Arial" w:hAnsi="Arial" w:eastAsia="Arial" w:cs="Arial"/>
-                <w:sz w:val="22"/>
-                <w:szCs w:val="22"/>
-              </w:rPr>
-              <w:t>9.1679</w:t>
-            </w:r>
-          </w:p>
-        </w:tc>
-        <w:tc>
-          <w:tcPr>
-            <w:tcW w:w="1600" w:type="dxa"/>
-            <w:tcBorders>
-              <w:top w:val="single" w:color="CCCCCC" w:sz="0" w:space="0"/>
-              <w:left w:val="single" w:color="CCCCCC" w:sz="0" w:space="0"/>
-              <w:bottom w:val="single" w:color="CCCCCC" w:sz="0" w:space="0"/>
-              <w:right w:val="single" w:color="CCCCCC" w:sz="0" w:space="0"/>
-            </w:tcBorders>
-            <w:shd w:val="clear" w:color="auto" w:fill="EBF3FB"/>
-            <w:tcMar>
-              <w:top w:w="80" w:type="dxa"/>
-              <w:left w:w="150" w:type="dxa"/>
-              <w:bottom w:w="80" w:type="dxa"/>
-              <w:right w:w="150" w:type="dxa"/>
-            </w:tcMar>
-          </w:tcPr>
-          <w:p>
-            <w:pPr>
-              <w:jc w:val="center"/>
-            </w:pPr>
-            <w:r>
-              <w:rPr>
-                <w:rFonts w:ascii="Arial" w:hAnsi="Arial" w:eastAsia="Arial" w:cs="Arial"/>
-                <w:sz w:val="22"/>
-                <w:szCs w:val="22"/>
-              </w:rPr>
-              <w:t>81.9%</w:t>
-            </w:r>
-          </w:p>
-        </w:tc>
-        <w:tc>
-          <w:tcPr>
-            <w:tcW w:w="1600" w:type="dxa"/>
-            <w:tcBorders>
-              <w:top w:val="single" w:color="CCCCCC" w:sz="0" w:space="0"/>
-              <w:left w:val="single" w:color="CCCCCC" w:sz="0" w:space="0"/>
-              <w:bottom w:val="single" w:color="CCCCCC" w:sz="0" w:space="0"/>
-              <w:right w:val="single" w:color="CCCCCC" w:sz="0" w:space="0"/>
-            </w:tcBorders>
-            <w:shd w:val="clear" w:color="auto" w:fill="EBF3FB"/>
-            <w:tcMar>
-              <w:top w:w="80" w:type="dxa"/>
-              <w:left w:w="150" w:type="dxa"/>
-              <w:bottom w:w="80" w:type="dxa"/>
-              <w:right w:w="150" w:type="dxa"/>
-            </w:tcMar>
-          </w:tcPr>
-          <w:p>
-            <w:pPr>
-              <w:jc w:val="center"/>
-            </w:pPr>
-            <w:r>
-              <w:rPr>
-                <w:rFonts w:ascii="Arial" w:hAnsi="Arial" w:eastAsia="Arial" w:cs="Arial"/>
-                <w:sz w:val="22"/>
-                <w:szCs w:val="22"/>
-              </w:rPr>
-              <w:t>79.6%</w:t>
-            </w:r>
-          </w:p>
-        </w:tc>
-        <w:tc>
-          <w:tcPr>
-            <w:tcW w:w="1260" w:type="dxa"/>
-            <w:tcBorders>
-              <w:top w:val="single" w:color="CCCCCC" w:sz="0" w:space="0"/>
-              <w:left w:val="single" w:color="CCCCCC" w:sz="0" w:space="0"/>
-              <w:bottom w:val="single" w:color="CCCCCC" w:sz="0" w:space="0"/>
-              <w:right w:val="single" w:color="CCCCCC" w:sz="0" w:space="0"/>
-            </w:tcBorders>
-            <w:shd w:val="clear" w:color="auto" w:fill="EBF3FB"/>
-            <w:tcMar>
-              <w:top w:w="80" w:type="dxa"/>
-              <w:left w:w="150" w:type="dxa"/>
-              <w:bottom w:w="80" w:type="dxa"/>
-              <w:right w:w="150" w:type="dxa"/>
-            </w:tcMar>
-          </w:tcPr>
-          <w:p>
-            <w:pPr>
-              <w:jc w:val="center"/>
-            </w:pPr>
-            <w:r>
-              <w:rPr>
-                <w:rFonts w:ascii="Arial" w:hAnsi="Arial" w:eastAsia="Arial" w:cs="Arial"/>
-                <w:sz w:val="22"/>
-                <w:szCs w:val="22"/>
-              </w:rPr>
-              <w:t>70.2%</w:t>
-            </w:r>
-          </w:p>
-        </w:tc>
-      </w:tr>
-      <w:tr>
-        <w:tblPrEx>
-          <w:tblBorders>
-            <w:top w:val="single" w:color="auto" w:sz="4" w:space="0"/>
-            <w:left w:val="single" w:color="auto" w:sz="4" w:space="0"/>
-            <w:bottom w:val="single" w:color="auto" w:sz="4" w:space="0"/>
-            <w:right w:val="single" w:color="auto" w:sz="4" w:space="0"/>
-            <w:insideH w:val="single" w:color="auto" w:sz="4" w:space="0"/>
-            <w:insideV w:val="single" w:color="auto" w:sz="4" w:space="0"/>
-          </w:tblBorders>
-          <w:tblCellMar>
-            <w:top w:w="0" w:type="dxa"/>
-            <w:left w:w="10" w:type="dxa"/>
-            <w:bottom w:w="0" w:type="dxa"/>
-            <w:right w:w="10" w:type="dxa"/>
-          </w:tblCellMar>
-        </w:tblPrEx>
-        <w:tc>
-          <w:tcPr>
-            <w:tcW w:w="1300" w:type="dxa"/>
-            <w:tcBorders>
-              <w:top w:val="single" w:color="CCCCCC" w:sz="0" w:space="0"/>
-              <w:left w:val="single" w:color="CCCCCC" w:sz="0" w:space="0"/>
-              <w:bottom w:val="single" w:color="CCCCCC" w:sz="0" w:space="0"/>
-              <w:right w:val="single" w:color="CCCCCC" w:sz="0" w:space="0"/>
-            </w:tcBorders>
-            <w:shd w:val="clear" w:color="auto" w:fill="FFFFFF"/>
-            <w:tcMar>
-              <w:top w:w="80" w:type="dxa"/>
-              <w:left w:w="150" w:type="dxa"/>
-              <w:bottom w:w="80" w:type="dxa"/>
-              <w:right w:w="150" w:type="dxa"/>
-            </w:tcMar>
-          </w:tcPr>
-          <w:p>
-            <w:pPr>
-              <w:jc w:val="center"/>
-            </w:pPr>
-            <w:r>
-              <w:rPr>
-                <w:rFonts w:ascii="Arial" w:hAnsi="Arial" w:eastAsia="Arial" w:cs="Arial"/>
-                <w:sz w:val="22"/>
-                <w:szCs w:val="22"/>
-              </w:rPr>
-              <w:t>6</w:t>
-            </w:r>
-          </w:p>
-        </w:tc>
-        <w:tc>
-          <w:tcPr>
-            <w:tcW w:w="1600" w:type="dxa"/>
-            <w:tcBorders>
-              <w:top w:val="single" w:color="CCCCCC" w:sz="0" w:space="0"/>
-              <w:left w:val="single" w:color="CCCCCC" w:sz="0" w:space="0"/>
-              <w:bottom w:val="single" w:color="CCCCCC" w:sz="0" w:space="0"/>
-              <w:right w:val="single" w:color="CCCCCC" w:sz="0" w:space="0"/>
-            </w:tcBorders>
-            <w:shd w:val="clear" w:color="auto" w:fill="FFFFFF"/>
-            <w:tcMar>
-              <w:top w:w="80" w:type="dxa"/>
-              <w:left w:w="150" w:type="dxa"/>
-              <w:bottom w:w="80" w:type="dxa"/>
-              <w:right w:w="150" w:type="dxa"/>
-            </w:tcMar>
-          </w:tcPr>
-          <w:p>
-            <w:pPr>
-              <w:jc w:val="center"/>
-            </w:pPr>
-            <w:r>
-              <w:rPr>
-                <w:rFonts w:ascii="Arial" w:hAnsi="Arial" w:eastAsia="Arial" w:cs="Arial"/>
-                <w:sz w:val="22"/>
-                <w:szCs w:val="22"/>
-              </w:rPr>
-              <w:t>7.1471</w:t>
-            </w:r>
-          </w:p>
-        </w:tc>
-        <w:tc>
-          <w:tcPr>
-            <w:tcW w:w="1600" w:type="dxa"/>
-            <w:tcBorders>
-              <w:top w:val="single" w:color="CCCCCC" w:sz="0" w:space="0"/>
-              <w:left w:val="single" w:color="CCCCCC" w:sz="0" w:space="0"/>
-              <w:bottom w:val="single" w:color="CCCCCC" w:sz="0" w:space="0"/>
-              <w:right w:val="single" w:color="CCCCCC" w:sz="0" w:space="0"/>
-            </w:tcBorders>
-            <w:shd w:val="clear" w:color="auto" w:fill="FFFFFF"/>
-            <w:tcMar>
-              <w:top w:w="80" w:type="dxa"/>
-              <w:left w:w="150" w:type="dxa"/>
-              <w:bottom w:w="80" w:type="dxa"/>
-              <w:right w:w="150" w:type="dxa"/>
-            </w:tcMar>
-          </w:tcPr>
-          <w:p>
-            <w:pPr>
-              <w:jc w:val="center"/>
-            </w:pPr>
-            <w:r>
-              <w:rPr>
-                <w:rFonts w:ascii="Arial" w:hAnsi="Arial" w:eastAsia="Arial" w:cs="Arial"/>
-                <w:sz w:val="22"/>
-                <w:szCs w:val="22"/>
-              </w:rPr>
-              <w:t>86.4%</w:t>
-            </w:r>
-          </w:p>
-        </w:tc>
-        <w:tc>
-          <w:tcPr>
-            <w:tcW w:w="1600" w:type="dxa"/>
-            <w:tcBorders>
-              <w:top w:val="single" w:color="CCCCCC" w:sz="0" w:space="0"/>
-              <w:left w:val="single" w:color="CCCCCC" w:sz="0" w:space="0"/>
-              <w:bottom w:val="single" w:color="CCCCCC" w:sz="0" w:space="0"/>
-              <w:right w:val="single" w:color="CCCCCC" w:sz="0" w:space="0"/>
-            </w:tcBorders>
-            <w:shd w:val="clear" w:color="auto" w:fill="FFFFFF"/>
-            <w:tcMar>
-              <w:top w:w="80" w:type="dxa"/>
-              <w:left w:w="150" w:type="dxa"/>
-              <w:bottom w:w="80" w:type="dxa"/>
-              <w:right w:w="150" w:type="dxa"/>
-            </w:tcMar>
-          </w:tcPr>
-          <w:p>
-            <w:pPr>
-              <w:jc w:val="center"/>
-            </w:pPr>
-            <w:r>
-              <w:rPr>
-                <w:rFonts w:ascii="Arial" w:hAnsi="Arial" w:eastAsia="Arial" w:cs="Arial"/>
-                <w:sz w:val="22"/>
-                <w:szCs w:val="22"/>
-              </w:rPr>
-              <w:t>81.3%</w:t>
-            </w:r>
-          </w:p>
-        </w:tc>
-        <w:tc>
-          <w:tcPr>
-            <w:tcW w:w="1260" w:type="dxa"/>
-            <w:tcBorders>
-              <w:top w:val="single" w:color="CCCCCC" w:sz="0" w:space="0"/>
-              <w:left w:val="single" w:color="CCCCCC" w:sz="0" w:space="0"/>
-              <w:bottom w:val="single" w:color="CCCCCC" w:sz="0" w:space="0"/>
-              <w:right w:val="single" w:color="CCCCCC" w:sz="0" w:space="0"/>
-            </w:tcBorders>
-            <w:shd w:val="clear" w:color="auto" w:fill="FFFFFF"/>
-            <w:tcMar>
-              <w:top w:w="80" w:type="dxa"/>
-              <w:left w:w="150" w:type="dxa"/>
-              <w:bottom w:w="80" w:type="dxa"/>
-              <w:right w:w="150" w:type="dxa"/>
-            </w:tcMar>
-          </w:tcPr>
-          <w:p>
-            <w:pPr>
-              <w:jc w:val="center"/>
-            </w:pPr>
-            <w:r>
-              <w:rPr>
-                <w:rFonts w:ascii="Arial" w:hAnsi="Arial" w:eastAsia="Arial" w:cs="Arial"/>
-                <w:sz w:val="22"/>
-                <w:szCs w:val="22"/>
-              </w:rPr>
-              <w:t>89.1%</w:t>
-            </w:r>
-          </w:p>
-        </w:tc>
-      </w:tr>
-      <w:tr>
-        <w:tblPrEx>
-          <w:tblBorders>
-            <w:top w:val="single" w:color="auto" w:sz="4" w:space="0"/>
-            <w:left w:val="single" w:color="auto" w:sz="4" w:space="0"/>
-            <w:bottom w:val="single" w:color="auto" w:sz="4" w:space="0"/>
-            <w:right w:val="single" w:color="auto" w:sz="4" w:space="0"/>
-            <w:insideH w:val="single" w:color="auto" w:sz="4" w:space="0"/>
-            <w:insideV w:val="single" w:color="auto" w:sz="4" w:space="0"/>
-          </w:tblBorders>
-          <w:tblCellMar>
-            <w:top w:w="0" w:type="dxa"/>
-            <w:left w:w="10" w:type="dxa"/>
-            <w:bottom w:w="0" w:type="dxa"/>
-            <w:right w:w="10" w:type="dxa"/>
-          </w:tblCellMar>
-        </w:tblPrEx>
-        <w:tc>
-          <w:tcPr>
-            <w:tcW w:w="1300" w:type="dxa"/>
-            <w:tcBorders>
-              <w:top w:val="single" w:color="CCCCCC" w:sz="0" w:space="0"/>
-              <w:left w:val="single" w:color="CCCCCC" w:sz="0" w:space="0"/>
-              <w:bottom w:val="single" w:color="CCCCCC" w:sz="0" w:space="0"/>
-              <w:right w:val="single" w:color="CCCCCC" w:sz="0" w:space="0"/>
-            </w:tcBorders>
-            <w:shd w:val="clear" w:color="auto" w:fill="EBF3FB"/>
-            <w:tcMar>
-              <w:top w:w="80" w:type="dxa"/>
-              <w:left w:w="150" w:type="dxa"/>
-              <w:bottom w:w="80" w:type="dxa"/>
-              <w:right w:w="150" w:type="dxa"/>
-            </w:tcMar>
-          </w:tcPr>
-          <w:p>
-            <w:pPr>
-              <w:jc w:val="center"/>
-            </w:pPr>
-            <w:r>
-              <w:rPr>
-                <w:rFonts w:ascii="Arial" w:hAnsi="Arial" w:eastAsia="Arial" w:cs="Arial"/>
-                <w:sz w:val="22"/>
-                <w:szCs w:val="22"/>
-              </w:rPr>
-              <w:t>7</w:t>
-            </w:r>
-          </w:p>
-        </w:tc>
-        <w:tc>
-          <w:tcPr>
-            <w:tcW w:w="1600" w:type="dxa"/>
-            <w:tcBorders>
-              <w:top w:val="single" w:color="CCCCCC" w:sz="0" w:space="0"/>
-              <w:left w:val="single" w:color="CCCCCC" w:sz="0" w:space="0"/>
-              <w:bottom w:val="single" w:color="CCCCCC" w:sz="0" w:space="0"/>
-              <w:right w:val="single" w:color="CCCCCC" w:sz="0" w:space="0"/>
-            </w:tcBorders>
-            <w:shd w:val="clear" w:color="auto" w:fill="EBF3FB"/>
-            <w:tcMar>
-              <w:top w:w="80" w:type="dxa"/>
-              <w:left w:w="150" w:type="dxa"/>
-              <w:bottom w:w="80" w:type="dxa"/>
-              <w:right w:w="150" w:type="dxa"/>
-            </w:tcMar>
-          </w:tcPr>
-          <w:p>
-            <w:pPr>
-              <w:jc w:val="center"/>
-            </w:pPr>
-            <w:r>
-              <w:rPr>
-                <w:rFonts w:ascii="Arial" w:hAnsi="Arial" w:eastAsia="Arial" w:cs="Arial"/>
-                <w:sz w:val="22"/>
-                <w:szCs w:val="22"/>
-              </w:rPr>
-              <w:t>6.1295</w:t>
-            </w:r>
-          </w:p>
-        </w:tc>
-        <w:tc>
-          <w:tcPr>
-            <w:tcW w:w="1600" w:type="dxa"/>
-            <w:tcBorders>
-              <w:top w:val="single" w:color="CCCCCC" w:sz="0" w:space="0"/>
-              <w:left w:val="single" w:color="CCCCCC" w:sz="0" w:space="0"/>
-              <w:bottom w:val="single" w:color="CCCCCC" w:sz="0" w:space="0"/>
-              <w:right w:val="single" w:color="CCCCCC" w:sz="0" w:space="0"/>
-            </w:tcBorders>
-            <w:shd w:val="clear" w:color="auto" w:fill="EBF3FB"/>
-            <w:tcMar>
-              <w:top w:w="80" w:type="dxa"/>
-              <w:left w:w="150" w:type="dxa"/>
-              <w:bottom w:w="80" w:type="dxa"/>
-              <w:right w:w="150" w:type="dxa"/>
-            </w:tcMar>
-          </w:tcPr>
-          <w:p>
-            <w:pPr>
-              <w:jc w:val="center"/>
-            </w:pPr>
-            <w:r>
-              <w:rPr>
-                <w:rFonts w:ascii="Arial" w:hAnsi="Arial" w:eastAsia="Arial" w:cs="Arial"/>
-                <w:sz w:val="22"/>
-                <w:szCs w:val="22"/>
-              </w:rPr>
-              <w:t>90.2%</w:t>
-            </w:r>
-          </w:p>
-        </w:tc>
-        <w:tc>
-          <w:tcPr>
-            <w:tcW w:w="1600" w:type="dxa"/>
-            <w:tcBorders>
-              <w:top w:val="single" w:color="CCCCCC" w:sz="0" w:space="0"/>
-              <w:left w:val="single" w:color="CCCCCC" w:sz="0" w:space="0"/>
-              <w:bottom w:val="single" w:color="CCCCCC" w:sz="0" w:space="0"/>
-              <w:right w:val="single" w:color="CCCCCC" w:sz="0" w:space="0"/>
-            </w:tcBorders>
-            <w:shd w:val="clear" w:color="auto" w:fill="EBF3FB"/>
-            <w:tcMar>
-              <w:top w:w="80" w:type="dxa"/>
-              <w:left w:w="150" w:type="dxa"/>
-              <w:bottom w:w="80" w:type="dxa"/>
-              <w:right w:w="150" w:type="dxa"/>
-            </w:tcMar>
-          </w:tcPr>
-          <w:p>
-            <w:pPr>
-              <w:jc w:val="center"/>
-            </w:pPr>
-            <w:r>
-              <w:rPr>
-                <w:rFonts w:ascii="Arial" w:hAnsi="Arial" w:eastAsia="Arial" w:cs="Arial"/>
-                <w:sz w:val="22"/>
-                <w:szCs w:val="22"/>
-              </w:rPr>
-              <w:t>82.2%</w:t>
-            </w:r>
-          </w:p>
-        </w:tc>
-        <w:tc>
-          <w:tcPr>
-            <w:tcW w:w="1260" w:type="dxa"/>
-            <w:tcBorders>
-              <w:top w:val="single" w:color="CCCCCC" w:sz="0" w:space="0"/>
-              <w:left w:val="single" w:color="CCCCCC" w:sz="0" w:space="0"/>
-              <w:bottom w:val="single" w:color="CCCCCC" w:sz="0" w:space="0"/>
-              <w:right w:val="single" w:color="CCCCCC" w:sz="0" w:space="0"/>
-            </w:tcBorders>
-            <w:shd w:val="clear" w:color="auto" w:fill="EBF3FB"/>
-            <w:tcMar>
-              <w:top w:w="80" w:type="dxa"/>
-              <w:left w:w="150" w:type="dxa"/>
-              <w:bottom w:w="80" w:type="dxa"/>
-              <w:right w:w="150" w:type="dxa"/>
-            </w:tcMar>
-          </w:tcPr>
-          <w:p>
-            <w:pPr>
-              <w:jc w:val="center"/>
-            </w:pPr>
-            <w:r>
-              <w:rPr>
-                <w:rFonts w:ascii="Arial" w:hAnsi="Arial" w:eastAsia="Arial" w:cs="Arial"/>
-                <w:sz w:val="22"/>
-                <w:szCs w:val="22"/>
-              </w:rPr>
-              <w:t>91.7%</w:t>
-            </w:r>
-          </w:p>
-        </w:tc>
-      </w:tr>
-      <w:tr>
-        <w:tblPrEx>
-          <w:tblBorders>
-            <w:top w:val="single" w:color="auto" w:sz="4" w:space="0"/>
-            <w:left w:val="single" w:color="auto" w:sz="4" w:space="0"/>
-            <w:bottom w:val="single" w:color="auto" w:sz="4" w:space="0"/>
-            <w:right w:val="single" w:color="auto" w:sz="4" w:space="0"/>
-            <w:insideH w:val="single" w:color="auto" w:sz="4" w:space="0"/>
-            <w:insideV w:val="single" w:color="auto" w:sz="4" w:space="0"/>
-          </w:tblBorders>
-          <w:tblCellMar>
-            <w:top w:w="0" w:type="dxa"/>
-            <w:left w:w="10" w:type="dxa"/>
-            <w:bottom w:w="0" w:type="dxa"/>
-            <w:right w:w="10" w:type="dxa"/>
-          </w:tblCellMar>
-        </w:tblPrEx>
-        <w:tc>
-          <w:tcPr>
-            <w:tcW w:w="1300" w:type="dxa"/>
-            <w:tcBorders>
-              <w:top w:val="single" w:color="CCCCCC" w:sz="0" w:space="0"/>
-              <w:left w:val="single" w:color="CCCCCC" w:sz="0" w:space="0"/>
-              <w:bottom w:val="single" w:color="CCCCCC" w:sz="0" w:space="0"/>
-              <w:right w:val="single" w:color="CCCCCC" w:sz="0" w:space="0"/>
-            </w:tcBorders>
-            <w:shd w:val="clear" w:color="auto" w:fill="FFFFFF"/>
-            <w:tcMar>
-              <w:top w:w="80" w:type="dxa"/>
-              <w:left w:w="150" w:type="dxa"/>
-              <w:bottom w:w="80" w:type="dxa"/>
-              <w:right w:w="150" w:type="dxa"/>
-            </w:tcMar>
-          </w:tcPr>
-          <w:p>
-            <w:pPr>
-              <w:jc w:val="center"/>
-            </w:pPr>
-            <w:r>
-              <w:rPr>
-                <w:rFonts w:ascii="Arial" w:hAnsi="Arial" w:eastAsia="Arial" w:cs="Arial"/>
-                <w:sz w:val="22"/>
-                <w:szCs w:val="22"/>
-              </w:rPr>
-              <w:t>8</w:t>
-            </w:r>
-          </w:p>
-        </w:tc>
-        <w:tc>
-          <w:tcPr>
-            <w:tcW w:w="1600" w:type="dxa"/>
-            <w:tcBorders>
-              <w:top w:val="single" w:color="CCCCCC" w:sz="0" w:space="0"/>
-              <w:left w:val="single" w:color="CCCCCC" w:sz="0" w:space="0"/>
-              <w:bottom w:val="single" w:color="CCCCCC" w:sz="0" w:space="0"/>
-              <w:right w:val="single" w:color="CCCCCC" w:sz="0" w:space="0"/>
-            </w:tcBorders>
-            <w:shd w:val="clear" w:color="auto" w:fill="FFFFFF"/>
-            <w:tcMar>
-              <w:top w:w="80" w:type="dxa"/>
-              <w:left w:w="150" w:type="dxa"/>
-              <w:bottom w:w="80" w:type="dxa"/>
-              <w:right w:w="150" w:type="dxa"/>
-            </w:tcMar>
-          </w:tcPr>
-          <w:p>
-            <w:pPr>
-              <w:jc w:val="center"/>
-            </w:pPr>
-            <w:r>
-              <w:rPr>
-                <w:rFonts w:ascii="Arial" w:hAnsi="Arial" w:eastAsia="Arial" w:cs="Arial"/>
-                <w:sz w:val="22"/>
-                <w:szCs w:val="22"/>
-              </w:rPr>
-              <w:t>5.6933</w:t>
-            </w:r>
-          </w:p>
-        </w:tc>
-        <w:tc>
-          <w:tcPr>
-            <w:tcW w:w="1600" w:type="dxa"/>
-            <w:tcBorders>
-              <w:top w:val="single" w:color="CCCCCC" w:sz="0" w:space="0"/>
-              <w:left w:val="single" w:color="CCCCCC" w:sz="0" w:space="0"/>
-              <w:bottom w:val="single" w:color="CCCCCC" w:sz="0" w:space="0"/>
-              <w:right w:val="single" w:color="CCCCCC" w:sz="0" w:space="0"/>
-            </w:tcBorders>
-            <w:shd w:val="clear" w:color="auto" w:fill="FFFFFF"/>
-            <w:tcMar>
-              <w:top w:w="80" w:type="dxa"/>
-              <w:left w:w="150" w:type="dxa"/>
-              <w:bottom w:w="80" w:type="dxa"/>
-              <w:right w:w="150" w:type="dxa"/>
-            </w:tcMar>
-          </w:tcPr>
-          <w:p>
-            <w:pPr>
-              <w:jc w:val="center"/>
-            </w:pPr>
-            <w:r>
-              <w:rPr>
-                <w:rFonts w:ascii="Arial" w:hAnsi="Arial" w:eastAsia="Arial" w:cs="Arial"/>
-                <w:sz w:val="22"/>
-                <w:szCs w:val="22"/>
-              </w:rPr>
-              <w:t>92.9%</w:t>
-            </w:r>
-          </w:p>
-        </w:tc>
-        <w:tc>
-          <w:tcPr>
-            <w:tcW w:w="1600" w:type="dxa"/>
-            <w:tcBorders>
-              <w:top w:val="single" w:color="CCCCCC" w:sz="0" w:space="0"/>
-              <w:left w:val="single" w:color="CCCCCC" w:sz="0" w:space="0"/>
-              <w:bottom w:val="single" w:color="CCCCCC" w:sz="0" w:space="0"/>
-              <w:right w:val="single" w:color="CCCCCC" w:sz="0" w:space="0"/>
-            </w:tcBorders>
-            <w:shd w:val="clear" w:color="auto" w:fill="FFFFFF"/>
-            <w:tcMar>
-              <w:top w:w="80" w:type="dxa"/>
-              <w:left w:w="150" w:type="dxa"/>
-              <w:bottom w:w="80" w:type="dxa"/>
-              <w:right w:w="150" w:type="dxa"/>
-            </w:tcMar>
-          </w:tcPr>
-          <w:p>
-            <w:pPr>
-              <w:jc w:val="center"/>
-            </w:pPr>
-            <w:r>
-              <w:rPr>
-                <w:rFonts w:ascii="Arial" w:hAnsi="Arial" w:eastAsia="Arial" w:cs="Arial"/>
-                <w:sz w:val="22"/>
-                <w:szCs w:val="22"/>
-              </w:rPr>
-              <w:t>83.3%</w:t>
-            </w:r>
-          </w:p>
-        </w:tc>
-        <w:tc>
-          <w:tcPr>
-            <w:tcW w:w="1260" w:type="dxa"/>
-            <w:tcBorders>
-              <w:top w:val="single" w:color="CCCCCC" w:sz="0" w:space="0"/>
-              <w:left w:val="single" w:color="CCCCCC" w:sz="0" w:space="0"/>
-              <w:bottom w:val="single" w:color="CCCCCC" w:sz="0" w:space="0"/>
-              <w:right w:val="single" w:color="CCCCCC" w:sz="0" w:space="0"/>
-            </w:tcBorders>
-            <w:shd w:val="clear" w:color="auto" w:fill="FFFFFF"/>
-            <w:tcMar>
-              <w:top w:w="80" w:type="dxa"/>
-              <w:left w:w="150" w:type="dxa"/>
-              <w:bottom w:w="80" w:type="dxa"/>
-              <w:right w:w="150" w:type="dxa"/>
-            </w:tcMar>
-          </w:tcPr>
-          <w:p>
-            <w:pPr>
-              <w:jc w:val="center"/>
-            </w:pPr>
-            <w:r>
-              <w:rPr>
-                <w:rFonts w:ascii="Arial" w:hAnsi="Arial" w:eastAsia="Arial" w:cs="Arial"/>
-                <w:sz w:val="22"/>
-                <w:szCs w:val="22"/>
-              </w:rPr>
-              <w:t>92.2%</w:t>
+                <w:rFonts w:hint="default" w:cs="Arial"/>
+                <w:sz w:val="22"/>
+                <w:szCs w:val="22"/>
+                <w:lang w:val="en-IN"/>
+              </w:rPr>
+              <w:t>53.1</w:t>
+            </w:r>
+            <w:r>
+              <w:rPr>
+                <w:rFonts w:ascii="Arial" w:hAnsi="Arial" w:eastAsia="Arial" w:cs="Arial"/>
+                <w:sz w:val="22"/>
+                <w:szCs w:val="22"/>
+              </w:rPr>
+              <w:t>%</w:t>
             </w:r>
           </w:p>
         </w:tc>
@@ -7089,7 +8427,75 @@
           <w:sz w:val="22"/>
           <w:szCs w:val="22"/>
         </w:rPr>
-        <w:t>Low lambda (5e-05): Sparsity reaches 35.2% by epoch 8 with test accuracy of 82.66%. Pruning pressure is gentle — gates stay near 0 for the first 4 epochs before gradually collapsing.</w:t>
+        <w:t>Low lambda (</w:t>
+      </w:r>
+      <w:r>
+        <w:rPr>
+          <w:rFonts w:hint="default" w:cs="Arial"/>
+          <w:sz w:val="22"/>
+          <w:szCs w:val="22"/>
+          <w:lang w:val="en-IN"/>
+        </w:rPr>
+        <w:t>1</w:t>
+      </w:r>
+      <w:r>
+        <w:rPr>
+          <w:rFonts w:ascii="Arial" w:hAnsi="Arial" w:eastAsia="Arial" w:cs="Arial"/>
+          <w:sz w:val="22"/>
+          <w:szCs w:val="22"/>
+        </w:rPr>
+        <w:t xml:space="preserve">e-05): Sparsity reaches </w:t>
+      </w:r>
+      <w:r>
+        <w:rPr>
+          <w:rFonts w:hint="default" w:cs="Arial"/>
+          <w:sz w:val="22"/>
+          <w:szCs w:val="22"/>
+          <w:lang w:val="en-IN"/>
+        </w:rPr>
+        <w:t xml:space="preserve">6.15 </w:t>
+      </w:r>
+      <w:r>
+        <w:rPr>
+          <w:rFonts w:ascii="Arial" w:hAnsi="Arial" w:eastAsia="Arial" w:cs="Arial"/>
+          <w:sz w:val="22"/>
+          <w:szCs w:val="22"/>
+        </w:rPr>
+        <w:t>% by epoch 8 with test accuracy of 82.</w:t>
+      </w:r>
+      <w:r>
+        <w:rPr>
+          <w:rFonts w:hint="default" w:cs="Arial"/>
+          <w:sz w:val="22"/>
+          <w:szCs w:val="22"/>
+          <w:lang w:val="en-IN"/>
+        </w:rPr>
+        <w:t>89</w:t>
+      </w:r>
+      <w:r>
+        <w:rPr>
+          <w:rFonts w:ascii="Arial" w:hAnsi="Arial" w:eastAsia="Arial" w:cs="Arial"/>
+          <w:sz w:val="22"/>
+          <w:szCs w:val="22"/>
+        </w:rPr>
+        <w:t xml:space="preserve">%. Pruning pressure is gentle — gates stay near 0 for the first </w:t>
+      </w:r>
+      <w:r>
+        <w:rPr>
+          <w:rFonts w:hint="default" w:cs="Arial"/>
+          <w:sz w:val="22"/>
+          <w:szCs w:val="22"/>
+          <w:lang w:val="en-IN"/>
+        </w:rPr>
+        <w:t>5</w:t>
+      </w:r>
+      <w:r>
+        <w:rPr>
+          <w:rFonts w:ascii="Arial" w:hAnsi="Arial" w:eastAsia="Arial" w:cs="Arial"/>
+          <w:sz w:val="22"/>
+          <w:szCs w:val="22"/>
+        </w:rPr>
+        <w:t xml:space="preserve"> epochs before gradually collapsing.</w:t>
       </w:r>
     </w:p>
     <w:p>
@@ -7107,7 +8513,109 @@
           <w:sz w:val="22"/>
           <w:szCs w:val="22"/>
         </w:rPr>
-        <w:t>Medium lambda (0.0002): Best accuracy at 83.46% with 72.16% sparsity. The network achieves a strong balance — pruning over 853K weights while actually improving test accuracy over the low-lambda run.</w:t>
+        <w:t>Medium lambda (</w:t>
+      </w:r>
+      <w:r>
+        <w:rPr>
+          <w:rFonts w:hint="default" w:cs="Arial"/>
+          <w:sz w:val="22"/>
+          <w:szCs w:val="22"/>
+          <w:lang w:val="en-IN"/>
+        </w:rPr>
+        <w:t>5e-05</w:t>
+      </w:r>
+      <w:r>
+        <w:rPr>
+          <w:rFonts w:ascii="Arial" w:hAnsi="Arial" w:eastAsia="Arial" w:cs="Arial"/>
+          <w:sz w:val="22"/>
+          <w:szCs w:val="22"/>
+        </w:rPr>
+        <w:t>):  accuracy at 8</w:t>
+      </w:r>
+      <w:r>
+        <w:rPr>
+          <w:rFonts w:hint="default" w:cs="Arial"/>
+          <w:sz w:val="22"/>
+          <w:szCs w:val="22"/>
+          <w:lang w:val="en-IN"/>
+        </w:rPr>
+        <w:t>2</w:t>
+      </w:r>
+      <w:r>
+        <w:rPr>
+          <w:rFonts w:ascii="Arial" w:hAnsi="Arial" w:eastAsia="Arial" w:cs="Arial"/>
+          <w:sz w:val="22"/>
+          <w:szCs w:val="22"/>
+        </w:rPr>
+        <w:t>.</w:t>
+      </w:r>
+      <w:r>
+        <w:rPr>
+          <w:rFonts w:hint="default" w:cs="Arial"/>
+          <w:sz w:val="22"/>
+          <w:szCs w:val="22"/>
+          <w:lang w:val="en-IN"/>
+        </w:rPr>
+        <w:t>87</w:t>
+      </w:r>
+      <w:r>
+        <w:rPr>
+          <w:rFonts w:ascii="Arial" w:hAnsi="Arial" w:eastAsia="Arial" w:cs="Arial"/>
+          <w:sz w:val="22"/>
+          <w:szCs w:val="22"/>
+        </w:rPr>
+        <w:t xml:space="preserve">% with </w:t>
+      </w:r>
+      <w:r>
+        <w:rPr>
+          <w:rFonts w:hint="default" w:cs="Arial"/>
+          <w:sz w:val="22"/>
+          <w:szCs w:val="22"/>
+          <w:lang w:val="en-IN"/>
+        </w:rPr>
+        <w:t>3</w:t>
+      </w:r>
+      <w:r>
+        <w:rPr>
+          <w:rFonts w:ascii="Arial" w:hAnsi="Arial" w:eastAsia="Arial" w:cs="Arial"/>
+          <w:sz w:val="22"/>
+          <w:szCs w:val="22"/>
+        </w:rPr>
+        <w:t>7.</w:t>
+      </w:r>
+      <w:r>
+        <w:rPr>
+          <w:rFonts w:hint="default" w:cs="Arial"/>
+          <w:sz w:val="22"/>
+          <w:szCs w:val="22"/>
+          <w:lang w:val="en-IN"/>
+        </w:rPr>
+        <w:t>23</w:t>
+      </w:r>
+      <w:r>
+        <w:rPr>
+          <w:rFonts w:ascii="Arial" w:hAnsi="Arial" w:eastAsia="Arial" w:cs="Arial"/>
+          <w:sz w:val="22"/>
+          <w:szCs w:val="22"/>
+        </w:rPr>
+        <w:t xml:space="preserve">% sparsity. The network achieves a strong balance — pruning over </w:t>
+      </w:r>
+      <w:r>
+        <w:rPr>
+          <w:rFonts w:hint="default" w:cs="Arial"/>
+          <w:sz w:val="22"/>
+          <w:szCs w:val="22"/>
+          <w:lang w:val="en-IN"/>
+        </w:rPr>
+        <w:t>440</w:t>
+      </w:r>
+      <w:r>
+        <w:rPr>
+          <w:rFonts w:ascii="Arial" w:hAnsi="Arial" w:eastAsia="Arial" w:cs="Arial"/>
+          <w:sz w:val="22"/>
+          <w:szCs w:val="22"/>
+        </w:rPr>
+        <w:t>K weights while actually improving test accuracy over the low-lambda run.</w:t>
       </w:r>
     </w:p>
     <w:p>
@@ -7125,7 +8633,92 @@
           <w:sz w:val="22"/>
           <w:szCs w:val="22"/>
         </w:rPr>
-        <w:t>High lambda (0.0006): Maximum sparsity at 92.22% (1.09M of 1.18M weights pruned) with 83.27% accuracy. Surprisingly, accuracy remains competitive even with over 92% of gates closed.</w:t>
+        <w:t>High lambda (0.000</w:t>
+      </w:r>
+      <w:r>
+        <w:rPr>
+          <w:rFonts w:hint="default" w:cs="Arial"/>
+          <w:sz w:val="22"/>
+          <w:szCs w:val="22"/>
+          <w:lang w:val="en-IN"/>
+        </w:rPr>
+        <w:t>1</w:t>
+      </w:r>
+      <w:r>
+        <w:rPr>
+          <w:rFonts w:ascii="Arial" w:hAnsi="Arial" w:eastAsia="Arial" w:cs="Arial"/>
+          <w:sz w:val="22"/>
+          <w:szCs w:val="22"/>
+        </w:rPr>
+        <w:t xml:space="preserve">): Maximum sparsity at </w:t>
+      </w:r>
+      <w:r>
+        <w:rPr>
+          <w:rFonts w:hint="default" w:cs="Arial"/>
+          <w:sz w:val="22"/>
+          <w:szCs w:val="22"/>
+          <w:lang w:val="en-IN"/>
+        </w:rPr>
+        <w:t>53.07</w:t>
+      </w:r>
+      <w:r>
+        <w:rPr>
+          <w:rFonts w:ascii="Arial" w:hAnsi="Arial" w:eastAsia="Arial" w:cs="Arial"/>
+          <w:sz w:val="22"/>
+          <w:szCs w:val="22"/>
+        </w:rPr>
+        <w:t>% (</w:t>
+      </w:r>
+      <w:r>
+        <w:rPr>
+          <w:rFonts w:hint="default" w:cs="Arial"/>
+          <w:sz w:val="22"/>
+          <w:szCs w:val="22"/>
+          <w:lang w:val="en-IN"/>
+        </w:rPr>
+        <w:t>600k</w:t>
+      </w:r>
+      <w:r>
+        <w:rPr>
+          <w:rFonts w:ascii="Arial" w:hAnsi="Arial" w:eastAsia="Arial" w:cs="Arial"/>
+          <w:sz w:val="22"/>
+          <w:szCs w:val="22"/>
+        </w:rPr>
+        <w:t xml:space="preserve"> of 1.18M weights pruned) with 8</w:t>
+      </w:r>
+      <w:r>
+        <w:rPr>
+          <w:rFonts w:hint="default" w:cs="Arial"/>
+          <w:sz w:val="22"/>
+          <w:szCs w:val="22"/>
+          <w:lang w:val="en-IN"/>
+        </w:rPr>
+        <w:t>2</w:t>
+      </w:r>
+      <w:r>
+        <w:rPr>
+          <w:rFonts w:ascii="Arial" w:hAnsi="Arial" w:eastAsia="Arial" w:cs="Arial"/>
+          <w:sz w:val="22"/>
+          <w:szCs w:val="22"/>
+        </w:rPr>
+        <w:t>.</w:t>
+      </w:r>
+      <w:r>
+        <w:rPr>
+          <w:rFonts w:hint="default" w:cs="Arial"/>
+          <w:sz w:val="22"/>
+          <w:szCs w:val="22"/>
+          <w:lang w:val="en-IN"/>
+        </w:rPr>
+        <w:t>80</w:t>
+      </w:r>
+      <w:r>
+        <w:rPr>
+          <w:rFonts w:ascii="Arial" w:hAnsi="Arial" w:eastAsia="Arial" w:cs="Arial"/>
+          <w:sz w:val="22"/>
+          <w:szCs w:val="22"/>
+        </w:rPr>
+        <w:t xml:space="preserve">% accuracy. </w:t>
       </w:r>
     </w:p>
     <w:p>
@@ -7325,7 +8918,41 @@
           <w:sz w:val="22"/>
           <w:szCs w:val="22"/>
         </w:rPr>
-        <w:t>The L1 sparsity loss successfully drives gates to zero, with sparsity levels ranging from 35% to 92% depending on lambda.</w:t>
+        <w:t xml:space="preserve">The L1 sparsity loss successfully drives gates to zero, with sparsity levels ranging from </w:t>
+      </w:r>
+      <w:r>
+        <w:rPr>
+          <w:rFonts w:hint="default" w:cs="Arial"/>
+          <w:sz w:val="22"/>
+          <w:szCs w:val="22"/>
+          <w:lang w:val="en-IN"/>
+        </w:rPr>
+        <w:t>6</w:t>
+      </w:r>
+      <w:r>
+        <w:rPr>
+          <w:rFonts w:ascii="Arial" w:hAnsi="Arial" w:eastAsia="Arial" w:cs="Arial"/>
+          <w:sz w:val="22"/>
+          <w:szCs w:val="22"/>
+        </w:rPr>
+        <w:t xml:space="preserve">% to </w:t>
+      </w:r>
+      <w:r>
+        <w:rPr>
+          <w:rFonts w:hint="default" w:cs="Arial"/>
+          <w:sz w:val="22"/>
+          <w:szCs w:val="22"/>
+          <w:lang w:val="en-IN"/>
+        </w:rPr>
+        <w:t>53</w:t>
+      </w:r>
+      <w:r>
+        <w:rPr>
+          <w:rFonts w:ascii="Arial" w:hAnsi="Arial" w:eastAsia="Arial" w:cs="Arial"/>
+          <w:sz w:val="22"/>
+          <w:szCs w:val="22"/>
+        </w:rPr>
+        <w:t>% depending on lambda.</w:t>
       </w:r>
     </w:p>
     <w:p>
@@ -7343,25 +8970,58 @@
           <w:sz w:val="22"/>
           <w:szCs w:val="22"/>
         </w:rPr>
-        <w:t>Test accuracy remains stable (82.66% to 83.46%) across all lambda values, showing the network identifies genuinely redundant connections.</w:t>
-      </w:r>
-    </w:p>
-    <w:p>
-      <w:pPr>
-        <w:pStyle w:val="16"/>
-        <w:numPr>
-          <w:ilvl w:val="0"/>
-          <w:numId w:val="1"/>
-        </w:numPr>
-        <w:spacing w:before="60" w:after="60"/>
-      </w:pPr>
+        <w:t>Test accuracy remains stable (82.</w:t>
+      </w:r>
+      <w:r>
+        <w:rPr>
+          <w:rFonts w:hint="default" w:cs="Arial"/>
+          <w:sz w:val="22"/>
+          <w:szCs w:val="22"/>
+          <w:lang w:val="en-IN"/>
+        </w:rPr>
+        <w:t>80</w:t>
+      </w:r>
       <w:r>
         <w:rPr>
           <w:rFonts w:ascii="Arial" w:hAnsi="Arial" w:eastAsia="Arial" w:cs="Arial"/>
           <w:sz w:val="22"/>
           <w:szCs w:val="22"/>
         </w:rPr>
-        <w:t>The medium lambda (0.0002) offers the best balance: highest test accuracy (83.46%) with strong sparsity (72.16%).</w:t>
+        <w:t>% to 8</w:t>
+      </w:r>
+      <w:r>
+        <w:rPr>
+          <w:rFonts w:hint="default" w:cs="Arial"/>
+          <w:sz w:val="22"/>
+          <w:szCs w:val="22"/>
+          <w:lang w:val="en-IN"/>
+        </w:rPr>
+        <w:t>2</w:t>
+      </w:r>
+      <w:r>
+        <w:rPr>
+          <w:rFonts w:ascii="Arial" w:hAnsi="Arial" w:eastAsia="Arial" w:cs="Arial"/>
+          <w:sz w:val="22"/>
+          <w:szCs w:val="22"/>
+        </w:rPr>
+        <w:t>.</w:t>
+      </w:r>
+      <w:r>
+        <w:rPr>
+          <w:rFonts w:hint="default" w:cs="Arial"/>
+          <w:sz w:val="22"/>
+          <w:szCs w:val="22"/>
+          <w:lang w:val="en-IN"/>
+        </w:rPr>
+        <w:t>89</w:t>
+      </w:r>
+      <w:r>
+        <w:rPr>
+          <w:rFonts w:ascii="Arial" w:hAnsi="Arial" w:eastAsia="Arial" w:cs="Arial"/>
+          <w:sz w:val="22"/>
+          <w:szCs w:val="22"/>
+        </w:rPr>
+        <w:t>%) across all lambda values, showing the network identifies genuinely redundant connections.</w:t>
       </w:r>
     </w:p>
     <w:p>
@@ -7386,6 +9046,16 @@
         </w:rPr>
         <w:t>Note: Sparsity levels in the current run are higher than ideal due to gate hyperparameter tuning. Future iterations will calibrate lambda and gate initialization further to achieve a more gradual pruning curve.</w:t>
       </w:r>
+    </w:p>
+    <w:p>
+      <w:pPr>
+        <w:spacing w:before="80" w:after="80"/>
+        <w:rPr>
+          <w:rFonts w:ascii="Arial" w:hAnsi="Arial" w:eastAsia="Arial" w:cs="Arial"/>
+          <w:sz w:val="22"/>
+          <w:szCs w:val="22"/>
+        </w:rPr>
+      </w:pPr>
     </w:p>
     <w:p>
       <w:pPr>
@@ -7492,12 +9162,11 @@
         </w:rPr>
         <w:t>Self-Pruning Neural Network - Gate Value Analysis</w:t>
       </w:r>
-      <w:bookmarkStart w:id="0" w:name="_GoBack"/>
-      <w:bookmarkEnd w:id="0"/>
     </w:p>
     <w:p>
       <w:pPr>
         <w:numPr>
+          <w:ilvl w:val="0"/>
           <w:numId w:val="0"/>
         </w:numPr>
       </w:pPr>
@@ -7511,8 +9180,78 @@
       <w:r>
         <w:drawing>
           <wp:inline distT="0" distB="0" distL="114300" distR="114300">
-            <wp:extent cx="5290185" cy="3782060"/>
-            <wp:effectExtent l="0" t="0" r="5715" b="8890"/>
+            <wp:extent cx="5307330" cy="3526155"/>
+            <wp:effectExtent l="0" t="0" r="7620" b="17145"/>
+            <wp:docPr id="1" name="Picture 1"/>
+            <wp:cNvGraphicFramePr>
+              <a:graphicFrameLocks xmlns:a="http://schemas.openxmlformats.org/drawingml/2006/main" noChangeAspect="1"/>
+            </wp:cNvGraphicFramePr>
+            <a:graphic xmlns:a="http://schemas.openxmlformats.org/drawingml/2006/main">
+              <a:graphicData uri="http://schemas.openxmlformats.org/drawingml/2006/picture">
+                <pic:pic xmlns:pic="http://schemas.openxmlformats.org/drawingml/2006/picture">
+                  <pic:nvPicPr>
+                    <pic:cNvPr id="1" name="Picture 1"/>
+                    <pic:cNvPicPr>
+                      <a:picLocks noChangeAspect="1"/>
+                    </pic:cNvPicPr>
+                  </pic:nvPicPr>
+                  <pic:blipFill>
+                    <a:blip r:embed="rId4"/>
+                    <a:stretch>
+                      <a:fillRect/>
+                    </a:stretch>
+                  </pic:blipFill>
+                  <pic:spPr>
+                    <a:xfrm>
+                      <a:off x="0" y="0"/>
+                      <a:ext cx="5307330" cy="3526155"/>
+                    </a:xfrm>
+                    <a:prstGeom prst="rect">
+                      <a:avLst/>
+                    </a:prstGeom>
+                    <a:noFill/>
+                    <a:ln>
+                      <a:noFill/>
+                    </a:ln>
+                  </pic:spPr>
+                </pic:pic>
+              </a:graphicData>
+            </a:graphic>
+          </wp:inline>
+        </w:drawing>
+      </w:r>
+    </w:p>
+    <w:p>
+      <w:pPr>
+        <w:numPr>
+          <w:ilvl w:val="0"/>
+          <w:numId w:val="0"/>
+        </w:numPr>
+      </w:pPr>
+    </w:p>
+    <w:p>
+      <w:pPr>
+        <w:numPr>
+          <w:ilvl w:val="0"/>
+          <w:numId w:val="0"/>
+        </w:numPr>
+        <w:rPr>
+          <w:rFonts w:hint="default"/>
+          <w:lang w:val="en-IN"/>
+        </w:rPr>
+      </w:pPr>
+      <w:r>
+        <w:rPr>
+          <w:rFonts w:hint="default"/>
+          <w:lang w:val="en-IN"/>
+        </w:rPr>
+        <w:t xml:space="preserve">        </w:t>
+      </w:r>
+      <w:r>
+        <w:drawing>
+          <wp:inline distT="0" distB="0" distL="114300" distR="114300">
+            <wp:extent cx="5321300" cy="3557270"/>
+            <wp:effectExtent l="0" t="0" r="12700" b="5080"/>
             <wp:docPr id="2" name="Picture 2"/>
             <wp:cNvGraphicFramePr>
               <a:graphicFrameLocks xmlns:a="http://schemas.openxmlformats.org/drawingml/2006/main" noChangeAspect="1"/>
@@ -7527,7 +9266,7 @@
                     </pic:cNvPicPr>
                   </pic:nvPicPr>
                   <pic:blipFill>
-                    <a:blip r:embed="rId4"/>
+                    <a:blip r:embed="rId5"/>
                     <a:stretch>
                       <a:fillRect/>
                     </a:stretch>
@@ -7535,7 +9274,7 @@
                   <pic:spPr>
                     <a:xfrm>
                       <a:off x="0" y="0"/>
-                      <a:ext cx="5290185" cy="3782060"/>
+                      <a:ext cx="5321300" cy="3557270"/>
                     </a:xfrm>
                     <a:prstGeom prst="rect">
                       <a:avLst/>
@@ -7551,74 +9290,8 @@
           </wp:inline>
         </w:drawing>
       </w:r>
-    </w:p>
-    <w:p>
-      <w:pPr>
-        <w:numPr>
-          <w:numId w:val="0"/>
-        </w:numPr>
-      </w:pPr>
-    </w:p>
-    <w:p>
-      <w:pPr>
-        <w:numPr>
-          <w:numId w:val="0"/>
-        </w:numPr>
-        <w:rPr>
-          <w:rFonts w:hint="default"/>
-          <w:lang w:val="en-IN"/>
-        </w:rPr>
-      </w:pPr>
-      <w:r>
-        <w:rPr>
-          <w:rFonts w:hint="default"/>
-          <w:lang w:val="en-IN"/>
-        </w:rPr>
-        <w:t xml:space="preserve">        </w:t>
-      </w:r>
-      <w:r>
-        <w:drawing>
-          <wp:inline distT="0" distB="0" distL="114300" distR="114300">
-            <wp:extent cx="5294630" cy="3528695"/>
-            <wp:effectExtent l="0" t="0" r="1270" b="14605"/>
-            <wp:docPr id="3" name="Picture 3"/>
-            <wp:cNvGraphicFramePr>
-              <a:graphicFrameLocks xmlns:a="http://schemas.openxmlformats.org/drawingml/2006/main" noChangeAspect="1"/>
-            </wp:cNvGraphicFramePr>
-            <a:graphic xmlns:a="http://schemas.openxmlformats.org/drawingml/2006/main">
-              <a:graphicData uri="http://schemas.openxmlformats.org/drawingml/2006/picture">
-                <pic:pic xmlns:pic="http://schemas.openxmlformats.org/drawingml/2006/picture">
-                  <pic:nvPicPr>
-                    <pic:cNvPr id="3" name="Picture 3"/>
-                    <pic:cNvPicPr>
-                      <a:picLocks noChangeAspect="1"/>
-                    </pic:cNvPicPr>
-                  </pic:nvPicPr>
-                  <pic:blipFill>
-                    <a:blip r:embed="rId5"/>
-                    <a:stretch>
-                      <a:fillRect/>
-                    </a:stretch>
-                  </pic:blipFill>
-                  <pic:spPr>
-                    <a:xfrm>
-                      <a:off x="0" y="0"/>
-                      <a:ext cx="5294630" cy="3528695"/>
-                    </a:xfrm>
-                    <a:prstGeom prst="rect">
-                      <a:avLst/>
-                    </a:prstGeom>
-                    <a:noFill/>
-                    <a:ln>
-                      <a:noFill/>
-                    </a:ln>
-                  </pic:spPr>
-                </pic:pic>
-              </a:graphicData>
-            </a:graphic>
-          </wp:inline>
-        </w:drawing>
-      </w:r>
+      <w:bookmarkStart w:id="0" w:name="_GoBack"/>
+      <w:bookmarkEnd w:id="0"/>
     </w:p>
     <w:p>
       <w:pPr>
